--- a/docs/qpay/QPAY - Certification Evidence - cbq_gulf.docx
+++ b/docs/qpay/QPAY - Certification Evidence - cbq_gulf.docx
@@ -3082,6 +3082,232 @@
       <w:pPr>
         <w:spacing w:after="80"/>
       </w:pPr>
+    </w:p>
+    <w:p>
+      <w:pPr>
+        <w:keepNext/>
+        <w:spacing w:after="120"/>
+      </w:pPr>
+      <w:r>
+        <w:rPr>
+          <w:b/>
+          <w:bCs/>
+        </w:rPr>
+        <w:t xml:space="preserve">Screenshots of the result page</w:t>
+      </w:r>
+      <w:r>
+        <w:t xml:space="preserve"> (parent portal, live certification run on 21 Oct 2026, QAR 1.00 each):</w:t>
+      </w:r>
+    </w:p>
+    <w:tbl>
+      <w:tblPr>
+        <w:tblW w:type="dxa" w:w="9026"/>
+        <w:jc w:val="center"/>
+        <w:tblBorders>
+          <w:top w:val="nil"/>
+          <w:left w:val="nil"/>
+          <w:bottom w:val="nil"/>
+          <w:right w:val="nil"/>
+          <w:insideH w:val="nil"/>
+          <w:insideV w:val="nil"/>
+        </w:tblBorders>
+        <w:tblLayout w:type="fixed"/>
+        <w:tblLook w:val="0000" w:firstRow="0" w:lastRow="0" w:firstColumn="0" w:lastColumn="0" w:noHBand="1" w:noVBand="1"/>
+      </w:tblPr>
+      <w:tblGrid>
+        <w:gridCol w:w="4513"/>
+        <w:gridCol w:w="4513"/>
+      </w:tblGrid>
+      <w:tr>
+        <w:trPr>
+          <w:cantSplit/>
+        </w:trPr>
+        <w:tc>
+          <w:tcPr>
+            <w:tcW w:type="dxa" w:w="4513"/>
+          </w:tcPr>
+          <w:p>
+            <w:pPr>
+              <w:jc w:val="center"/>
+              <w:spacing w:after="80"/>
+            </w:pPr>
+            <w:r>
+              <w:drawing>
+                <wp:inline distT="0" distB="0" distL="0" distR="0">
+                  <wp:extent cx="2331720" cy="3305503"/>
+                  <wp:effectExtent l="0" t="0" r="0" b="0"/>
+                  <wp:docPr id="9001" name="Result page - payment successful" descr="Result page - payment successful"/>
+                  <wp:cNvGraphicFramePr>
+                    <a:graphicFrameLocks xmlns:a="http://schemas.openxmlformats.org/drawingml/2006/main" noChangeAspect="1"/>
+                  </wp:cNvGraphicFramePr>
+                  <a:graphic xmlns:a="http://schemas.openxmlformats.org/drawingml/2006/main">
+                    <a:graphicData uri="http://schemas.openxmlformats.org/drawingml/2006/picture">
+                      <pic:pic xmlns:pic="http://schemas.openxmlformats.org/drawingml/2006/picture">
+                        <pic:nvPicPr>
+                          <pic:cNvPr id="9001" name="Result page - payment successful"/>
+                          <pic:cNvPicPr/>
+                        </pic:nvPicPr>
+                        <pic:blipFill>
+                          <a:blip r:embed="rId100"/>
+                          <a:stretch>
+                            <a:fillRect/>
+                          </a:stretch>
+                        </pic:blipFill>
+                        <pic:spPr>
+                          <a:xfrm>
+                            <a:off x="0" y="0"/>
+                            <a:ext cx="2331720" cy="3305503"/>
+                          </a:xfrm>
+                          <a:prstGeom prst="rect">
+                            <a:avLst/>
+                          </a:prstGeom>
+                          <a:ln w="9525">
+                            <a:solidFill>
+                              <a:srgbClr val="D0D7DE"/>
+                            </a:solidFill>
+                          </a:ln>
+                        </pic:spPr>
+                      </pic:pic>
+                    </a:graphicData>
+                  </a:graphic>
+                </wp:inline>
+              </w:drawing>
+            </w:r>
+          </w:p>
+          <w:p>
+            <w:pPr>
+              <w:jc w:val="center"/>
+              <w:spacing w:after="0"/>
+            </w:pPr>
+            <w:r>
+              <w:rPr>
+                <w:b/>
+                <w:bCs/>
+                <w:color w:val="57606A"/>
+                <w:sz w:val="18"/>
+                <w:szCs w:val="18"/>
+              </w:rPr>
+              <w:t xml:space="preserve">Figure 1 — Successful payment</w:t>
+            </w:r>
+          </w:p>
+          <w:p>
+            <w:pPr>
+              <w:jc w:val="center"/>
+              <w:spacing w:after="0"/>
+            </w:pPr>
+            <w:r>
+              <w:rPr>
+                <w:i/>
+                <w:iCs/>
+                <w:color w:val="57606A"/>
+                <w:sz w:val="18"/>
+                <w:szCs w:val="18"/>
+              </w:rPr>
+              <w:t xml:space="preserve">KZ8D2FU9QFCF7DS7PGPM · 4:43 PM</w:t>
+            </w:r>
+          </w:p>
+        </w:tc>
+        <w:tc>
+          <w:tcPr>
+            <w:tcW w:type="dxa" w:w="4513"/>
+          </w:tcPr>
+          <w:p>
+            <w:pPr>
+              <w:jc w:val="center"/>
+              <w:spacing w:after="80"/>
+            </w:pPr>
+            <w:r>
+              <w:drawing>
+                <wp:inline distT="0" distB="0" distL="0" distR="0">
+                  <wp:extent cx="2331720" cy="3398203"/>
+                  <wp:effectExtent l="0" t="0" r="0" b="0"/>
+                  <wp:docPr id="9002" name="Result page - payment failed" descr="Result page - payment failed"/>
+                  <wp:cNvGraphicFramePr>
+                    <a:graphicFrameLocks xmlns:a="http://schemas.openxmlformats.org/drawingml/2006/main" noChangeAspect="1"/>
+                  </wp:cNvGraphicFramePr>
+                  <a:graphic xmlns:a="http://schemas.openxmlformats.org/drawingml/2006/main">
+                    <a:graphicData uri="http://schemas.openxmlformats.org/drawingml/2006/picture">
+                      <pic:pic xmlns:pic="http://schemas.openxmlformats.org/drawingml/2006/picture">
+                        <pic:nvPicPr>
+                          <pic:cNvPr id="9002" name="Result page - payment failed"/>
+                          <pic:cNvPicPr/>
+                        </pic:nvPicPr>
+                        <pic:blipFill>
+                          <a:blip r:embed="rId101"/>
+                          <a:stretch>
+                            <a:fillRect/>
+                          </a:stretch>
+                        </pic:blipFill>
+                        <pic:spPr>
+                          <a:xfrm>
+                            <a:off x="0" y="0"/>
+                            <a:ext cx="2331720" cy="3398203"/>
+                          </a:xfrm>
+                          <a:prstGeom prst="rect">
+                            <a:avLst/>
+                          </a:prstGeom>
+                          <a:ln w="9525">
+                            <a:solidFill>
+                              <a:srgbClr val="D0D7DE"/>
+                            </a:solidFill>
+                          </a:ln>
+                        </pic:spPr>
+                      </pic:pic>
+                    </a:graphicData>
+                  </a:graphic>
+                </wp:inline>
+              </w:drawing>
+            </w:r>
+          </w:p>
+          <w:p>
+            <w:pPr>
+              <w:jc w:val="center"/>
+              <w:spacing w:after="0"/>
+            </w:pPr>
+            <w:r>
+              <w:rPr>
+                <w:b/>
+                <w:bCs/>
+                <w:color w:val="57606A"/>
+                <w:sz w:val="18"/>
+                <w:szCs w:val="18"/>
+              </w:rPr>
+              <w:t xml:space="preserve">Figure 2 — Failed payment</w:t>
+            </w:r>
+          </w:p>
+          <w:p>
+            <w:pPr>
+              <w:jc w:val="center"/>
+              <w:spacing w:after="0"/>
+            </w:pPr>
+            <w:r>
+              <w:rPr>
+                <w:i/>
+                <w:iCs/>
+                <w:color w:val="57606A"/>
+                <w:sz w:val="18"/>
+                <w:szCs w:val="18"/>
+              </w:rPr>
+              <w:t xml:space="preserve">RUXWONSSXHR5L4RJITSK · 4:45 PM</w:t>
+            </w:r>
+          </w:p>
+        </w:tc>
+      </w:tr>
+    </w:tbl>
+    <w:p>
+      <w:pPr>
+        <w:spacing w:after="200" w:before="60"/>
+      </w:pPr>
+      <w:r>
+        <w:rPr>
+          <w:i/>
+          <w:iCs/>
+          <w:color w:val="57606A"/>
+          <w:sz w:val="18"/>
+          <w:szCs w:val="18"/>
+        </w:rPr>
+        <w:t xml:space="preserve">Both pages show the four required fields: payment reference (PUN), amount, status, and date &amp; time. They also show the payment method, the QPAY confirmation ID and the new card balance. The failed page shows “Try again”.</w:t>
+      </w:r>
     </w:p>
     <w:p>
       <w:pPr>

--- a/docs/qpay/QPAY - Certification Evidence - cbq_gulf.docx
+++ b/docs/qpay/QPAY - Certification Evidence - cbq_gulf.docx
@@ -3311,7 +3311,7 @@
     </w:p>
     <w:p>
       <w:pPr>
-        <w:spacing w:after="120"/>
+        <w:spacing w:before="0" w:after="120"/>
       </w:pPr>
       <w:r>
         <w:rPr>
@@ -3321,7 +3321,21 @@
         <w:t xml:space="preserve">Transactions from the certification test runs</w:t>
       </w:r>
       <w:r>
-        <w:t xml:space="preserve"> (times in Qatar time, AST):</w:t>
+        <w:t xml:space="preserve"> (merchant cbq_gulf, times in Qatar time, AST). All 29 top-up payments that reached a final status are listed: 11 successful and 18 failed. Each was shown on the result page with its PUN, amount, status and date &amp; time; successful payments as “Payment successful / Paid” with the card credited, failed payments as “Payment failed / Failed” with the card untouched. Note: the result page shows the time in the viewer’s own browser time zone; the screenshots above were taken on a browser set to UTC+5:30, which is why they read 4:43 PM and 4:45 PM for the payments recorded below at 14:13 and 14:15 AST.</w:t>
+      </w:r>
+    </w:p>
+    <w:p>
+      <w:pPr>
+        <w:keepNext/>
+        <w:spacing w:before="0" w:after="80"/>
+      </w:pPr>
+      <w:r>
+        <w:rPr>
+          <w:b/>
+          <w:bCs/>
+          <w:color w:val="1E7B34"/>
+        </w:rPr>
+        <w:t xml:space="preserve">Successful transactions (11)</w:t>
       </w:r>
     </w:p>
     <w:tbl>
@@ -3337,19 +3351,20 @@
         </w:tblBorders>
       </w:tblPr>
       <w:tblGrid>
-        <w:gridCol w:w="2500"/>
-        <w:gridCol w:w="1150"/>
-        <w:gridCol w:w="2400"/>
-        <w:gridCol w:w="1500"/>
-        <w:gridCol w:w="1476"/>
+        <w:gridCol w:w="2300"/>
+        <w:gridCol w:w="1000"/>
+        <w:gridCol w:w="1700"/>
+        <w:gridCol w:w="2580"/>
+        <w:gridCol w:w="1446"/>
       </w:tblGrid>
       <w:tr>
         <w:trPr>
+          <w:cantSplit/>
           <w:tblHeader/>
         </w:trPr>
         <w:tc>
           <w:tcPr>
-            <w:tcW w:type="dxa" w:w="2500"/>
+            <w:tcW w:type="dxa" w:w="2300"/>
             <w:tcBorders>
               <w:top w:val="single" w:color="D0D7DE" w:sz="4"/>
               <w:left w:val="single" w:color="D0D7DE" w:sz="4"/>
@@ -3379,7 +3394,7 @@
         </w:tc>
         <w:tc>
           <w:tcPr>
-            <w:tcW w:type="dxa" w:w="1150"/>
+            <w:tcW w:type="dxa" w:w="1000"/>
             <w:tcBorders>
               <w:top w:val="single" w:color="D0D7DE" w:sz="4"/>
               <w:left w:val="single" w:color="D0D7DE" w:sz="4"/>
@@ -3409,7 +3424,7 @@
         </w:tc>
         <w:tc>
           <w:tcPr>
-            <w:tcW w:type="dxa" w:w="2400"/>
+            <w:tcW w:type="dxa" w:w="1700"/>
             <w:tcBorders>
               <w:top w:val="single" w:color="D0D7DE" w:sz="4"/>
               <w:left w:val="single" w:color="D0D7DE" w:sz="4"/>
@@ -3436,24 +3451,6 @@
               <w:t xml:space="preserve">QPAY status</w:t>
             </w:r>
           </w:p>
-        </w:tc>
-        <w:tc>
-          <w:tcPr>
-            <w:tcW w:type="dxa" w:w="1500"/>
-            <w:tcBorders>
-              <w:top w:val="single" w:color="D0D7DE" w:sz="4"/>
-              <w:left w:val="single" w:color="D0D7DE" w:sz="4"/>
-              <w:bottom w:val="single" w:color="D0D7DE" w:sz="4"/>
-              <w:right w:val="single" w:color="D0D7DE" w:sz="4"/>
-            </w:tcBorders>
-            <w:shd w:fill="1F4E79" w:color="auto" w:val="clear"/>
-            <w:tcMar>
-              <w:top w:type="dxa" w:w="60"/>
-              <w:left w:type="dxa" w:w="100"/>
-              <w:bottom w:type="dxa" w:w="60"/>
-              <w:right w:type="dxa" w:w="100"/>
-            </w:tcMar>
-          </w:tcPr>
           <w:p>
             <w:r>
               <w:rPr>
@@ -3463,13 +3460,13 @@
                 <w:sz w:val="19"/>
                 <w:szCs w:val="19"/>
               </w:rPr>
-              <w:t xml:space="preserve">Result shown</w:t>
-            </w:r>
-          </w:p>
-        </w:tc>
-        <w:tc>
-          <w:tcPr>
-            <w:tcW w:type="dxa" w:w="1476"/>
+              <w:t xml:space="preserve">received via</w:t>
+            </w:r>
+          </w:p>
+        </w:tc>
+        <w:tc>
+          <w:tcPr>
+            <w:tcW w:type="dxa" w:w="2580"/>
             <w:tcBorders>
               <w:top w:val="single" w:color="D0D7DE" w:sz="4"/>
               <w:left w:val="single" w:color="D0D7DE" w:sz="4"/>
@@ -3493,472 +3490,4781 @@
                 <w:sz w:val="19"/>
                 <w:szCs w:val="19"/>
               </w:rPr>
-              <w:t xml:space="preserve">Date &amp; time</w:t>
+              <w:t xml:space="preserve">QPAY confirmation ID</w:t>
+            </w:r>
+          </w:p>
+          <w:p>
+            <w:r>
+              <w:rPr>
+                <w:b/>
+                <w:bCs/>
+                <w:color w:val="FFFFFF"/>
+                <w:sz w:val="19"/>
+                <w:szCs w:val="19"/>
+              </w:rPr>
+              <w:t xml:space="preserve">card</w:t>
+            </w:r>
+          </w:p>
+        </w:tc>
+        <w:tc>
+          <w:tcPr>
+            <w:tcW w:type="dxa" w:w="1446"/>
+            <w:tcBorders>
+              <w:top w:val="single" w:color="D0D7DE" w:sz="4"/>
+              <w:left w:val="single" w:color="D0D7DE" w:sz="4"/>
+              <w:bottom w:val="single" w:color="D0D7DE" w:sz="4"/>
+              <w:right w:val="single" w:color="D0D7DE" w:sz="4"/>
+            </w:tcBorders>
+            <w:shd w:fill="1F4E79" w:color="auto" w:val="clear"/>
+            <w:tcMar>
+              <w:top w:type="dxa" w:w="60"/>
+              <w:left w:type="dxa" w:w="100"/>
+              <w:bottom w:type="dxa" w:w="60"/>
+              <w:right w:type="dxa" w:w="100"/>
+            </w:tcMar>
+          </w:tcPr>
+          <w:p>
+            <w:r>
+              <w:rPr>
+                <w:b/>
+                <w:bCs/>
+                <w:color w:val="FFFFFF"/>
+                <w:sz w:val="19"/>
+                <w:szCs w:val="19"/>
+              </w:rPr>
+              <w:t xml:space="preserve">Result received (AST)</w:t>
             </w:r>
           </w:p>
         </w:tc>
       </w:tr>
       <w:tr>
         <w:trPr>
-          <w:tblHeader w:val="off"/>
+          <w:cantSplit/>
         </w:trPr>
         <w:tc>
           <w:tcPr>
-            <w:tcW w:type="dxa" w:w="2500"/>
-            <w:tcBorders>
-              <w:top w:val="single" w:color="D0D7DE" w:sz="4"/>
-              <w:left w:val="single" w:color="D0D7DE" w:sz="4"/>
-              <w:bottom w:val="single" w:color="D0D7DE" w:sz="4"/>
-              <w:right w:val="single" w:color="D0D7DE" w:sz="4"/>
-            </w:tcBorders>
-            <w:tcMar>
-              <w:top w:type="dxa" w:w="60"/>
-              <w:left w:type="dxa" w:w="100"/>
-              <w:bottom w:type="dxa" w:w="60"/>
-              <w:right w:type="dxa" w:w="100"/>
-            </w:tcMar>
-          </w:tcPr>
-          <w:p>
-            <w:r>
-              <w:t xml:space="preserve">ZGXJ1XWY4JPIT6XZJ17B</w:t>
-            </w:r>
-          </w:p>
-        </w:tc>
-        <w:tc>
-          <w:tcPr>
-            <w:tcW w:type="dxa" w:w="1150"/>
-            <w:tcBorders>
-              <w:top w:val="single" w:color="D0D7DE" w:sz="4"/>
-              <w:left w:val="single" w:color="D0D7DE" w:sz="4"/>
-              <w:bottom w:val="single" w:color="D0D7DE" w:sz="4"/>
-              <w:right w:val="single" w:color="D0D7DE" w:sz="4"/>
-            </w:tcBorders>
-            <w:tcMar>
-              <w:top w:type="dxa" w:w="60"/>
-              <w:left w:type="dxa" w:w="100"/>
-              <w:bottom w:type="dxa" w:w="60"/>
-              <w:right w:type="dxa" w:w="100"/>
-            </w:tcMar>
-          </w:tcPr>
-          <w:p>
-            <w:r>
-              <w:t xml:space="preserve">QAR 100.00</w:t>
-            </w:r>
-          </w:p>
-        </w:tc>
-        <w:tc>
-          <w:tcPr>
-            <w:tcW w:type="dxa" w:w="2400"/>
-            <w:tcBorders>
-              <w:top w:val="single" w:color="D0D7DE" w:sz="4"/>
-              <w:left w:val="single" w:color="D0D7DE" w:sz="4"/>
-              <w:bottom w:val="single" w:color="D0D7DE" w:sz="4"/>
-              <w:right w:val="single" w:color="D0D7DE" w:sz="4"/>
-            </w:tcBorders>
-            <w:tcMar>
-              <w:top w:type="dxa" w:w="60"/>
-              <w:left w:type="dxa" w:w="100"/>
-              <w:bottom w:type="dxa" w:w="60"/>
-              <w:right w:type="dxa" w:w="100"/>
-            </w:tcMar>
-          </w:tcPr>
-          <w:p>
-            <w:r>
+            <w:tcW w:type="dxa" w:w="2300"/>
+            <w:tcBorders>
+              <w:top w:val="single" w:color="D0D7DE" w:sz="4"/>
+              <w:left w:val="single" w:color="D0D7DE" w:sz="4"/>
+              <w:bottom w:val="single" w:color="D0D7DE" w:sz="4"/>
+              <w:right w:val="single" w:color="D0D7DE" w:sz="4"/>
+            </w:tcBorders>
+            <w:tcMar>
+              <w:top w:type="dxa" w:w="60"/>
+              <w:left w:type="dxa" w:w="100"/>
+              <w:bottom w:type="dxa" w:w="60"/>
+              <w:right w:type="dxa" w:w="100"/>
+            </w:tcMar>
+          </w:tcPr>
+          <w:p>
+            <w:r>
+              <w:rPr>
+                <w:sz w:val="15"/>
+                <w:szCs w:val="15"/>
+              </w:rPr>
+              <w:t xml:space="preserve">KNJYTXO18M0NCUJDTP7R</w:t>
+            </w:r>
+          </w:p>
+        </w:tc>
+        <w:tc>
+          <w:tcPr>
+            <w:tcW w:type="dxa" w:w="1000"/>
+            <w:tcBorders>
+              <w:top w:val="single" w:color="D0D7DE" w:sz="4"/>
+              <w:left w:val="single" w:color="D0D7DE" w:sz="4"/>
+              <w:bottom w:val="single" w:color="D0D7DE" w:sz="4"/>
+              <w:right w:val="single" w:color="D0D7DE" w:sz="4"/>
+            </w:tcBorders>
+            <w:tcMar>
+              <w:top w:type="dxa" w:w="60"/>
+              <w:left w:type="dxa" w:w="100"/>
+              <w:bottom w:type="dxa" w:w="60"/>
+              <w:right w:type="dxa" w:w="100"/>
+            </w:tcMar>
+          </w:tcPr>
+          <w:p>
+            <w:r>
+              <w:rPr>
+                <w:sz w:val="17"/>
+                <w:szCs w:val="17"/>
+              </w:rPr>
+              <w:t xml:space="preserve">QAR 50.00</w:t>
+            </w:r>
+          </w:p>
+        </w:tc>
+        <w:tc>
+          <w:tcPr>
+            <w:tcW w:type="dxa" w:w="1700"/>
+            <w:tcBorders>
+              <w:top w:val="single" w:color="D0D7DE" w:sz="4"/>
+              <w:left w:val="single" w:color="D0D7DE" w:sz="4"/>
+              <w:bottom w:val="single" w:color="D0D7DE" w:sz="4"/>
+              <w:right w:val="single" w:color="D0D7DE" w:sz="4"/>
+            </w:tcBorders>
+            <w:tcMar>
+              <w:top w:type="dxa" w:w="60"/>
+              <w:left w:type="dxa" w:w="100"/>
+              <w:bottom w:type="dxa" w:w="60"/>
+              <w:right w:type="dxa" w:w="100"/>
+            </w:tcMar>
+          </w:tcPr>
+          <w:p>
+            <w:r>
+              <w:rPr>
+                <w:sz w:val="17"/>
+                <w:szCs w:val="17"/>
+              </w:rPr>
               <w:t xml:space="preserve">0000 Payment Processed Successfully</w:t>
             </w:r>
           </w:p>
-        </w:tc>
-        <w:tc>
-          <w:tcPr>
-            <w:tcW w:type="dxa" w:w="1500"/>
-            <w:tcBorders>
-              <w:top w:val="single" w:color="D0D7DE" w:sz="4"/>
-              <w:left w:val="single" w:color="D0D7DE" w:sz="4"/>
-              <w:bottom w:val="single" w:color="D0D7DE" w:sz="4"/>
-              <w:right w:val="single" w:color="D0D7DE" w:sz="4"/>
-            </w:tcBorders>
-            <w:tcMar>
-              <w:top w:type="dxa" w:w="60"/>
-              <w:left w:type="dxa" w:w="100"/>
-              <w:bottom w:type="dxa" w:w="60"/>
-              <w:right w:type="dxa" w:w="100"/>
-            </w:tcMar>
-          </w:tcPr>
-          <w:p>
-            <w:r>
-              <w:t xml:space="preserve">Payment successful</w:t>
-            </w:r>
-          </w:p>
-        </w:tc>
-        <w:tc>
-          <w:tcPr>
-            <w:tcW w:type="dxa" w:w="1476"/>
-            <w:tcBorders>
-              <w:top w:val="single" w:color="D0D7DE" w:sz="4"/>
-              <w:left w:val="single" w:color="D0D7DE" w:sz="4"/>
-              <w:bottom w:val="single" w:color="D0D7DE" w:sz="4"/>
-              <w:right w:val="single" w:color="D0D7DE" w:sz="4"/>
-            </w:tcBorders>
-            <w:tcMar>
-              <w:top w:type="dxa" w:w="60"/>
-              <w:left w:type="dxa" w:w="100"/>
-              <w:bottom w:type="dxa" w:w="60"/>
-              <w:right w:type="dxa" w:w="100"/>
-            </w:tcMar>
-          </w:tcPr>
-          <w:p>
-            <w:r>
-              <w:t xml:space="preserve">21 Sep 2026 17:26</w:t>
+          <w:p>
+            <w:r>
+              <w:rPr>
+                <w:color w:val="6A737D"/>
+                <w:sz w:val="15"/>
+                <w:szCs w:val="15"/>
+              </w:rPr>
+              <w:t xml:space="preserve">Payment response (browser return)</w:t>
+            </w:r>
+          </w:p>
+        </w:tc>
+        <w:tc>
+          <w:tcPr>
+            <w:tcW w:type="dxa" w:w="2580"/>
+            <w:tcBorders>
+              <w:top w:val="single" w:color="D0D7DE" w:sz="4"/>
+              <w:left w:val="single" w:color="D0D7DE" w:sz="4"/>
+              <w:bottom w:val="single" w:color="D0D7DE" w:sz="4"/>
+              <w:right w:val="single" w:color="D0D7DE" w:sz="4"/>
+            </w:tcBorders>
+            <w:tcMar>
+              <w:top w:type="dxa" w:w="60"/>
+              <w:left w:type="dxa" w:w="100"/>
+              <w:bottom w:type="dxa" w:w="60"/>
+              <w:right w:type="dxa" w:w="100"/>
+            </w:tcMar>
+          </w:tcPr>
+          <w:p>
+            <w:r>
+              <w:rPr>
+                <w:sz w:val="15"/>
+                <w:szCs w:val="15"/>
+              </w:rPr>
+              <w:t xml:space="preserve">202609190657488741239336456</w:t>
+            </w:r>
+          </w:p>
+          <w:p>
+            <w:r>
+              <w:rPr>
+                <w:color w:val="6A737D"/>
+                <w:sz w:val="15"/>
+                <w:szCs w:val="15"/>
+              </w:rPr>
+              <w:t xml:space="preserve">Card 434204******8164</w:t>
+            </w:r>
+          </w:p>
+        </w:tc>
+        <w:tc>
+          <w:tcPr>
+            <w:tcW w:type="dxa" w:w="1446"/>
+            <w:tcBorders>
+              <w:top w:val="single" w:color="D0D7DE" w:sz="4"/>
+              <w:left w:val="single" w:color="D0D7DE" w:sz="4"/>
+              <w:bottom w:val="single" w:color="D0D7DE" w:sz="4"/>
+              <w:right w:val="single" w:color="D0D7DE" w:sz="4"/>
+            </w:tcBorders>
+            <w:tcMar>
+              <w:top w:type="dxa" w:w="60"/>
+              <w:left w:type="dxa" w:w="100"/>
+              <w:bottom w:type="dxa" w:w="60"/>
+              <w:right w:type="dxa" w:w="100"/>
+            </w:tcMar>
+          </w:tcPr>
+          <w:p>
+            <w:r>
+              <w:rPr>
+                <w:sz w:val="17"/>
+                <w:szCs w:val="17"/>
+              </w:rPr>
+              <w:t xml:space="preserve">19 Sep 2026 21:59</w:t>
             </w:r>
           </w:p>
         </w:tc>
       </w:tr>
       <w:tr>
         <w:trPr>
-          <w:tblHeader w:val="off"/>
+          <w:cantSplit/>
         </w:trPr>
         <w:tc>
           <w:tcPr>
-            <w:tcW w:type="dxa" w:w="2500"/>
-            <w:tcBorders>
-              <w:top w:val="single" w:color="D0D7DE" w:sz="4"/>
-              <w:left w:val="single" w:color="D0D7DE" w:sz="4"/>
-              <w:bottom w:val="single" w:color="D0D7DE" w:sz="4"/>
-              <w:right w:val="single" w:color="D0D7DE" w:sz="4"/>
-            </w:tcBorders>
-            <w:tcMar>
-              <w:top w:type="dxa" w:w="60"/>
-              <w:left w:type="dxa" w:w="100"/>
-              <w:bottom w:type="dxa" w:w="60"/>
-              <w:right w:type="dxa" w:w="100"/>
-            </w:tcMar>
-          </w:tcPr>
-          <w:p>
-            <w:r>
-              <w:t xml:space="preserve">RDCN4CIJUR4UNVYIBR4D</w:t>
-            </w:r>
-          </w:p>
-        </w:tc>
-        <w:tc>
-          <w:tcPr>
-            <w:tcW w:type="dxa" w:w="1150"/>
-            <w:tcBorders>
-              <w:top w:val="single" w:color="D0D7DE" w:sz="4"/>
-              <w:left w:val="single" w:color="D0D7DE" w:sz="4"/>
-              <w:bottom w:val="single" w:color="D0D7DE" w:sz="4"/>
-              <w:right w:val="single" w:color="D0D7DE" w:sz="4"/>
-            </w:tcBorders>
-            <w:tcMar>
-              <w:top w:type="dxa" w:w="60"/>
-              <w:left w:type="dxa" w:w="100"/>
-              <w:bottom w:type="dxa" w:w="60"/>
-              <w:right w:type="dxa" w:w="100"/>
-            </w:tcMar>
-          </w:tcPr>
-          <w:p>
-            <w:r>
-              <w:t xml:space="preserve">QAR 200.00</w:t>
-            </w:r>
-          </w:p>
-        </w:tc>
-        <w:tc>
-          <w:tcPr>
-            <w:tcW w:type="dxa" w:w="2400"/>
-            <w:tcBorders>
-              <w:top w:val="single" w:color="D0D7DE" w:sz="4"/>
-              <w:left w:val="single" w:color="D0D7DE" w:sz="4"/>
-              <w:bottom w:val="single" w:color="D0D7DE" w:sz="4"/>
-              <w:right w:val="single" w:color="D0D7DE" w:sz="4"/>
-            </w:tcBorders>
-            <w:tcMar>
-              <w:top w:type="dxa" w:w="60"/>
-              <w:left w:type="dxa" w:w="100"/>
-              <w:bottom w:type="dxa" w:w="60"/>
-              <w:right w:type="dxa" w:w="100"/>
-            </w:tcMar>
-          </w:tcPr>
-          <w:p>
-            <w:r>
+            <w:tcW w:type="dxa" w:w="2300"/>
+            <w:tcBorders>
+              <w:top w:val="single" w:color="D0D7DE" w:sz="4"/>
+              <w:left w:val="single" w:color="D0D7DE" w:sz="4"/>
+              <w:bottom w:val="single" w:color="D0D7DE" w:sz="4"/>
+              <w:right w:val="single" w:color="D0D7DE" w:sz="4"/>
+            </w:tcBorders>
+            <w:tcMar>
+              <w:top w:type="dxa" w:w="60"/>
+              <w:left w:type="dxa" w:w="100"/>
+              <w:bottom w:type="dxa" w:w="60"/>
+              <w:right w:type="dxa" w:w="100"/>
+            </w:tcMar>
+          </w:tcPr>
+          <w:p>
+            <w:r>
+              <w:rPr>
+                <w:sz w:val="15"/>
+                <w:szCs w:val="15"/>
+              </w:rPr>
+              <w:t xml:space="preserve">AFCFUTZ8ZHM2LV6KPNHT</w:t>
+            </w:r>
+          </w:p>
+        </w:tc>
+        <w:tc>
+          <w:tcPr>
+            <w:tcW w:type="dxa" w:w="1000"/>
+            <w:tcBorders>
+              <w:top w:val="single" w:color="D0D7DE" w:sz="4"/>
+              <w:left w:val="single" w:color="D0D7DE" w:sz="4"/>
+              <w:bottom w:val="single" w:color="D0D7DE" w:sz="4"/>
+              <w:right w:val="single" w:color="D0D7DE" w:sz="4"/>
+            </w:tcBorders>
+            <w:tcMar>
+              <w:top w:type="dxa" w:w="60"/>
+              <w:left w:type="dxa" w:w="100"/>
+              <w:bottom w:type="dxa" w:w="60"/>
+              <w:right w:type="dxa" w:w="100"/>
+            </w:tcMar>
+          </w:tcPr>
+          <w:p>
+            <w:r>
+              <w:rPr>
+                <w:sz w:val="17"/>
+                <w:szCs w:val="17"/>
+              </w:rPr>
+              <w:t xml:space="preserve">QAR 100.00</w:t>
+            </w:r>
+          </w:p>
+        </w:tc>
+        <w:tc>
+          <w:tcPr>
+            <w:tcW w:type="dxa" w:w="1700"/>
+            <w:tcBorders>
+              <w:top w:val="single" w:color="D0D7DE" w:sz="4"/>
+              <w:left w:val="single" w:color="D0D7DE" w:sz="4"/>
+              <w:bottom w:val="single" w:color="D0D7DE" w:sz="4"/>
+              <w:right w:val="single" w:color="D0D7DE" w:sz="4"/>
+            </w:tcBorders>
+            <w:tcMar>
+              <w:top w:type="dxa" w:w="60"/>
+              <w:left w:type="dxa" w:w="100"/>
+              <w:bottom w:type="dxa" w:w="60"/>
+              <w:right w:type="dxa" w:w="100"/>
+            </w:tcMar>
+          </w:tcPr>
+          <w:p>
+            <w:r>
+              <w:rPr>
+                <w:sz w:val="17"/>
+                <w:szCs w:val="17"/>
+              </w:rPr>
               <w:t xml:space="preserve">0000 Payment Processed Successfully</w:t>
             </w:r>
           </w:p>
-        </w:tc>
-        <w:tc>
-          <w:tcPr>
-            <w:tcW w:type="dxa" w:w="1500"/>
-            <w:tcBorders>
-              <w:top w:val="single" w:color="D0D7DE" w:sz="4"/>
-              <w:left w:val="single" w:color="D0D7DE" w:sz="4"/>
-              <w:bottom w:val="single" w:color="D0D7DE" w:sz="4"/>
-              <w:right w:val="single" w:color="D0D7DE" w:sz="4"/>
-            </w:tcBorders>
-            <w:tcMar>
-              <w:top w:type="dxa" w:w="60"/>
-              <w:left w:type="dxa" w:w="100"/>
-              <w:bottom w:type="dxa" w:w="60"/>
-              <w:right w:type="dxa" w:w="100"/>
-            </w:tcMar>
-          </w:tcPr>
-          <w:p>
-            <w:r>
-              <w:t xml:space="preserve">Payment successful</w:t>
-            </w:r>
-          </w:p>
-        </w:tc>
-        <w:tc>
-          <w:tcPr>
-            <w:tcW w:type="dxa" w:w="1476"/>
-            <w:tcBorders>
-              <w:top w:val="single" w:color="D0D7DE" w:sz="4"/>
-              <w:left w:val="single" w:color="D0D7DE" w:sz="4"/>
-              <w:bottom w:val="single" w:color="D0D7DE" w:sz="4"/>
-              <w:right w:val="single" w:color="D0D7DE" w:sz="4"/>
-            </w:tcBorders>
-            <w:tcMar>
-              <w:top w:type="dxa" w:w="60"/>
-              <w:left w:type="dxa" w:w="100"/>
-              <w:bottom w:type="dxa" w:w="60"/>
-              <w:right w:type="dxa" w:w="100"/>
-            </w:tcMar>
-          </w:tcPr>
-          <w:p>
-            <w:r>
-              <w:t xml:space="preserve">20 Sep 2026 10:11</w:t>
+          <w:p>
+            <w:r>
+              <w:rPr>
+                <w:color w:val="6A737D"/>
+                <w:sz w:val="15"/>
+                <w:szCs w:val="15"/>
+              </w:rPr>
+              <w:t xml:space="preserve">Payment response (browser return)</w:t>
+            </w:r>
+          </w:p>
+        </w:tc>
+        <w:tc>
+          <w:tcPr>
+            <w:tcW w:type="dxa" w:w="2580"/>
+            <w:tcBorders>
+              <w:top w:val="single" w:color="D0D7DE" w:sz="4"/>
+              <w:left w:val="single" w:color="D0D7DE" w:sz="4"/>
+              <w:bottom w:val="single" w:color="D0D7DE" w:sz="4"/>
+              <w:right w:val="single" w:color="D0D7DE" w:sz="4"/>
+            </w:tcBorders>
+            <w:tcMar>
+              <w:top w:type="dxa" w:w="60"/>
+              <w:left w:type="dxa" w:w="100"/>
+              <w:bottom w:type="dxa" w:w="60"/>
+              <w:right w:type="dxa" w:w="100"/>
+            </w:tcMar>
+          </w:tcPr>
+          <w:p>
+            <w:r>
+              <w:rPr>
+                <w:sz w:val="15"/>
+                <w:szCs w:val="15"/>
+              </w:rPr>
+              <w:t xml:space="preserve">202609190702586614681889012</w:t>
+            </w:r>
+          </w:p>
+          <w:p>
+            <w:r>
+              <w:rPr>
+                <w:color w:val="6A737D"/>
+                <w:sz w:val="15"/>
+                <w:szCs w:val="15"/>
+              </w:rPr>
+              <w:t xml:space="preserve">Card 434204******8164</w:t>
+            </w:r>
+          </w:p>
+        </w:tc>
+        <w:tc>
+          <w:tcPr>
+            <w:tcW w:type="dxa" w:w="1446"/>
+            <w:tcBorders>
+              <w:top w:val="single" w:color="D0D7DE" w:sz="4"/>
+              <w:left w:val="single" w:color="D0D7DE" w:sz="4"/>
+              <w:bottom w:val="single" w:color="D0D7DE" w:sz="4"/>
+              <w:right w:val="single" w:color="D0D7DE" w:sz="4"/>
+            </w:tcBorders>
+            <w:tcMar>
+              <w:top w:type="dxa" w:w="60"/>
+              <w:left w:type="dxa" w:w="100"/>
+              <w:bottom w:type="dxa" w:w="60"/>
+              <w:right w:type="dxa" w:w="100"/>
+            </w:tcMar>
+          </w:tcPr>
+          <w:p>
+            <w:r>
+              <w:rPr>
+                <w:sz w:val="17"/>
+                <w:szCs w:val="17"/>
+              </w:rPr>
+              <w:t xml:space="preserve">19 Sep 2026 22:03</w:t>
             </w:r>
           </w:p>
         </w:tc>
       </w:tr>
       <w:tr>
         <w:trPr>
-          <w:tblHeader w:val="off"/>
+          <w:cantSplit/>
         </w:trPr>
         <w:tc>
           <w:tcPr>
-            <w:tcW w:type="dxa" w:w="2500"/>
-            <w:tcBorders>
-              <w:top w:val="single" w:color="D0D7DE" w:sz="4"/>
-              <w:left w:val="single" w:color="D0D7DE" w:sz="4"/>
-              <w:bottom w:val="single" w:color="D0D7DE" w:sz="4"/>
-              <w:right w:val="single" w:color="D0D7DE" w:sz="4"/>
-            </w:tcBorders>
-            <w:tcMar>
-              <w:top w:type="dxa" w:w="60"/>
-              <w:left w:type="dxa" w:w="100"/>
-              <w:bottom w:type="dxa" w:w="60"/>
-              <w:right w:type="dxa" w:w="100"/>
-            </w:tcMar>
-          </w:tcPr>
-          <w:p>
-            <w:r>
-              <w:t xml:space="preserve">TJFCRMKLIZADKDCMMCBQ</w:t>
-            </w:r>
-          </w:p>
-        </w:tc>
-        <w:tc>
-          <w:tcPr>
-            <w:tcW w:type="dxa" w:w="1150"/>
-            <w:tcBorders>
-              <w:top w:val="single" w:color="D0D7DE" w:sz="4"/>
-              <w:left w:val="single" w:color="D0D7DE" w:sz="4"/>
-              <w:bottom w:val="single" w:color="D0D7DE" w:sz="4"/>
-              <w:right w:val="single" w:color="D0D7DE" w:sz="4"/>
-            </w:tcBorders>
-            <w:tcMar>
-              <w:top w:type="dxa" w:w="60"/>
-              <w:left w:type="dxa" w:w="100"/>
-              <w:bottom w:type="dxa" w:w="60"/>
-              <w:right w:type="dxa" w:w="100"/>
-            </w:tcMar>
-          </w:tcPr>
-          <w:p>
-            <w:r>
+            <w:tcW w:type="dxa" w:w="2300"/>
+            <w:tcBorders>
+              <w:top w:val="single" w:color="D0D7DE" w:sz="4"/>
+              <w:left w:val="single" w:color="D0D7DE" w:sz="4"/>
+              <w:bottom w:val="single" w:color="D0D7DE" w:sz="4"/>
+              <w:right w:val="single" w:color="D0D7DE" w:sz="4"/>
+            </w:tcBorders>
+            <w:tcMar>
+              <w:top w:type="dxa" w:w="60"/>
+              <w:left w:type="dxa" w:w="100"/>
+              <w:bottom w:type="dxa" w:w="60"/>
+              <w:right w:type="dxa" w:w="100"/>
+            </w:tcMar>
+          </w:tcPr>
+          <w:p>
+            <w:r>
+              <w:rPr>
+                <w:sz w:val="15"/>
+                <w:szCs w:val="15"/>
+              </w:rPr>
+              <w:t xml:space="preserve">NDGJ4O5V1KLIERSMQB3C</w:t>
+            </w:r>
+          </w:p>
+        </w:tc>
+        <w:tc>
+          <w:tcPr>
+            <w:tcW w:type="dxa" w:w="1000"/>
+            <w:tcBorders>
+              <w:top w:val="single" w:color="D0D7DE" w:sz="4"/>
+              <w:left w:val="single" w:color="D0D7DE" w:sz="4"/>
+              <w:bottom w:val="single" w:color="D0D7DE" w:sz="4"/>
+              <w:right w:val="single" w:color="D0D7DE" w:sz="4"/>
+            </w:tcBorders>
+            <w:tcMar>
+              <w:top w:type="dxa" w:w="60"/>
+              <w:left w:type="dxa" w:w="100"/>
+              <w:bottom w:type="dxa" w:w="60"/>
+              <w:right w:type="dxa" w:w="100"/>
+            </w:tcMar>
+          </w:tcPr>
+          <w:p>
+            <w:r>
+              <w:rPr>
+                <w:sz w:val="17"/>
+                <w:szCs w:val="17"/>
+              </w:rPr>
               <w:t xml:space="preserve">QAR 100.00</w:t>
             </w:r>
           </w:p>
         </w:tc>
         <w:tc>
           <w:tcPr>
-            <w:tcW w:type="dxa" w:w="2400"/>
-            <w:tcBorders>
-              <w:top w:val="single" w:color="D0D7DE" w:sz="4"/>
-              <w:left w:val="single" w:color="D0D7DE" w:sz="4"/>
-              <w:bottom w:val="single" w:color="D0D7DE" w:sz="4"/>
-              <w:right w:val="single" w:color="D0D7DE" w:sz="4"/>
-            </w:tcBorders>
-            <w:tcMar>
-              <w:top w:type="dxa" w:w="60"/>
-              <w:left w:type="dxa" w:w="100"/>
-              <w:bottom w:type="dxa" w:w="60"/>
-              <w:right w:type="dxa" w:w="100"/>
-            </w:tcMar>
-          </w:tcPr>
-          <w:p>
-            <w:r>
-              <w:t xml:space="preserve">3000 Payment Failed</w:t>
-            </w:r>
-          </w:p>
-        </w:tc>
-        <w:tc>
-          <w:tcPr>
-            <w:tcW w:type="dxa" w:w="1500"/>
-            <w:tcBorders>
-              <w:top w:val="single" w:color="D0D7DE" w:sz="4"/>
-              <w:left w:val="single" w:color="D0D7DE" w:sz="4"/>
-              <w:bottom w:val="single" w:color="D0D7DE" w:sz="4"/>
-              <w:right w:val="single" w:color="D0D7DE" w:sz="4"/>
-            </w:tcBorders>
-            <w:tcMar>
-              <w:top w:type="dxa" w:w="60"/>
-              <w:left w:type="dxa" w:w="100"/>
-              <w:bottom w:type="dxa" w:w="60"/>
-              <w:right w:type="dxa" w:w="100"/>
-            </w:tcMar>
-          </w:tcPr>
-          <w:p>
-            <w:r>
-              <w:t xml:space="preserve">Payment failed</w:t>
-            </w:r>
-          </w:p>
-        </w:tc>
-        <w:tc>
-          <w:tcPr>
-            <w:tcW w:type="dxa" w:w="1476"/>
-            <w:tcBorders>
-              <w:top w:val="single" w:color="D0D7DE" w:sz="4"/>
-              <w:left w:val="single" w:color="D0D7DE" w:sz="4"/>
-              <w:bottom w:val="single" w:color="D0D7DE" w:sz="4"/>
-              <w:right w:val="single" w:color="D0D7DE" w:sz="4"/>
-            </w:tcBorders>
-            <w:tcMar>
-              <w:top w:type="dxa" w:w="60"/>
-              <w:left w:type="dxa" w:w="100"/>
-              <w:bottom w:type="dxa" w:w="60"/>
-              <w:right w:type="dxa" w:w="100"/>
-            </w:tcMar>
-          </w:tcPr>
-          <w:p>
-            <w:r>
-              <w:t xml:space="preserve">20 Sep 2026 07:36</w:t>
+            <w:tcW w:type="dxa" w:w="1700"/>
+            <w:tcBorders>
+              <w:top w:val="single" w:color="D0D7DE" w:sz="4"/>
+              <w:left w:val="single" w:color="D0D7DE" w:sz="4"/>
+              <w:bottom w:val="single" w:color="D0D7DE" w:sz="4"/>
+              <w:right w:val="single" w:color="D0D7DE" w:sz="4"/>
+            </w:tcBorders>
+            <w:tcMar>
+              <w:top w:type="dxa" w:w="60"/>
+              <w:left w:type="dxa" w:w="100"/>
+              <w:bottom w:type="dxa" w:w="60"/>
+              <w:right w:type="dxa" w:w="100"/>
+            </w:tcMar>
+          </w:tcPr>
+          <w:p>
+            <w:r>
+              <w:rPr>
+                <w:sz w:val="17"/>
+                <w:szCs w:val="17"/>
+              </w:rPr>
+              <w:t xml:space="preserve">0000 Payment Processed Successfully</w:t>
+            </w:r>
+          </w:p>
+          <w:p>
+            <w:r>
+              <w:rPr>
+                <w:color w:val="6A737D"/>
+                <w:sz w:val="15"/>
+                <w:szCs w:val="15"/>
+              </w:rPr>
+              <w:t xml:space="preserve">Payment response (browser return)</w:t>
+            </w:r>
+          </w:p>
+        </w:tc>
+        <w:tc>
+          <w:tcPr>
+            <w:tcW w:type="dxa" w:w="2580"/>
+            <w:tcBorders>
+              <w:top w:val="single" w:color="D0D7DE" w:sz="4"/>
+              <w:left w:val="single" w:color="D0D7DE" w:sz="4"/>
+              <w:bottom w:val="single" w:color="D0D7DE" w:sz="4"/>
+              <w:right w:val="single" w:color="D0D7DE" w:sz="4"/>
+            </w:tcBorders>
+            <w:tcMar>
+              <w:top w:type="dxa" w:w="60"/>
+              <w:left w:type="dxa" w:w="100"/>
+              <w:bottom w:type="dxa" w:w="60"/>
+              <w:right w:type="dxa" w:w="100"/>
+            </w:tcMar>
+          </w:tcPr>
+          <w:p>
+            <w:r>
+              <w:rPr>
+                <w:sz w:val="15"/>
+                <w:szCs w:val="15"/>
+              </w:rPr>
+              <w:t xml:space="preserve">202609190746231973432576236</w:t>
+            </w:r>
+          </w:p>
+          <w:p>
+            <w:r>
+              <w:rPr>
+                <w:color w:val="6A737D"/>
+                <w:sz w:val="15"/>
+                <w:szCs w:val="15"/>
+              </w:rPr>
+              <w:t xml:space="preserve">Card 434204******8164</w:t>
+            </w:r>
+          </w:p>
+        </w:tc>
+        <w:tc>
+          <w:tcPr>
+            <w:tcW w:type="dxa" w:w="1446"/>
+            <w:tcBorders>
+              <w:top w:val="single" w:color="D0D7DE" w:sz="4"/>
+              <w:left w:val="single" w:color="D0D7DE" w:sz="4"/>
+              <w:bottom w:val="single" w:color="D0D7DE" w:sz="4"/>
+              <w:right w:val="single" w:color="D0D7DE" w:sz="4"/>
+            </w:tcBorders>
+            <w:tcMar>
+              <w:top w:type="dxa" w:w="60"/>
+              <w:left w:type="dxa" w:w="100"/>
+              <w:bottom w:type="dxa" w:w="60"/>
+              <w:right w:type="dxa" w:w="100"/>
+            </w:tcMar>
+          </w:tcPr>
+          <w:p>
+            <w:r>
+              <w:rPr>
+                <w:sz w:val="17"/>
+                <w:szCs w:val="17"/>
+              </w:rPr>
+              <w:t xml:space="preserve">19 Sep 2026 22:47</w:t>
             </w:r>
           </w:p>
         </w:tc>
       </w:tr>
       <w:tr>
         <w:trPr>
-          <w:tblHeader w:val="off"/>
+          <w:cantSplit/>
         </w:trPr>
         <w:tc>
           <w:tcPr>
-            <w:tcW w:type="dxa" w:w="2500"/>
-            <w:tcBorders>
-              <w:top w:val="single" w:color="D0D7DE" w:sz="4"/>
-              <w:left w:val="single" w:color="D0D7DE" w:sz="4"/>
-              <w:bottom w:val="single" w:color="D0D7DE" w:sz="4"/>
-              <w:right w:val="single" w:color="D0D7DE" w:sz="4"/>
-            </w:tcBorders>
-            <w:tcMar>
-              <w:top w:type="dxa" w:w="60"/>
-              <w:left w:type="dxa" w:w="100"/>
-              <w:bottom w:type="dxa" w:w="60"/>
-              <w:right w:type="dxa" w:w="100"/>
-            </w:tcMar>
-          </w:tcPr>
-          <w:p>
-            <w:r>
-              <w:t xml:space="preserve">VTQZAKFVMKPBZWHVF4TU</w:t>
-            </w:r>
-          </w:p>
-        </w:tc>
-        <w:tc>
-          <w:tcPr>
-            <w:tcW w:type="dxa" w:w="1150"/>
-            <w:tcBorders>
-              <w:top w:val="single" w:color="D0D7DE" w:sz="4"/>
-              <w:left w:val="single" w:color="D0D7DE" w:sz="4"/>
-              <w:bottom w:val="single" w:color="D0D7DE" w:sz="4"/>
-              <w:right w:val="single" w:color="D0D7DE" w:sz="4"/>
-            </w:tcBorders>
-            <w:tcMar>
-              <w:top w:type="dxa" w:w="60"/>
-              <w:left w:type="dxa" w:w="100"/>
-              <w:bottom w:type="dxa" w:w="60"/>
-              <w:right w:type="dxa" w:w="100"/>
-            </w:tcMar>
-          </w:tcPr>
-          <w:p>
-            <w:r>
+            <w:tcW w:type="dxa" w:w="2300"/>
+            <w:tcBorders>
+              <w:top w:val="single" w:color="D0D7DE" w:sz="4"/>
+              <w:left w:val="single" w:color="D0D7DE" w:sz="4"/>
+              <w:bottom w:val="single" w:color="D0D7DE" w:sz="4"/>
+              <w:right w:val="single" w:color="D0D7DE" w:sz="4"/>
+            </w:tcBorders>
+            <w:tcMar>
+              <w:top w:type="dxa" w:w="60"/>
+              <w:left w:type="dxa" w:w="100"/>
+              <w:bottom w:type="dxa" w:w="60"/>
+              <w:right w:type="dxa" w:w="100"/>
+            </w:tcMar>
+          </w:tcPr>
+          <w:p>
+            <w:r>
+              <w:rPr>
+                <w:sz w:val="15"/>
+                <w:szCs w:val="15"/>
+              </w:rPr>
+              <w:t xml:space="preserve">5AQAHR7P1BJJMBRCR0KX</w:t>
+            </w:r>
+          </w:p>
+        </w:tc>
+        <w:tc>
+          <w:tcPr>
+            <w:tcW w:type="dxa" w:w="1000"/>
+            <w:tcBorders>
+              <w:top w:val="single" w:color="D0D7DE" w:sz="4"/>
+              <w:left w:val="single" w:color="D0D7DE" w:sz="4"/>
+              <w:bottom w:val="single" w:color="D0D7DE" w:sz="4"/>
+              <w:right w:val="single" w:color="D0D7DE" w:sz="4"/>
+            </w:tcBorders>
+            <w:tcMar>
+              <w:top w:type="dxa" w:w="60"/>
+              <w:left w:type="dxa" w:w="100"/>
+              <w:bottom w:type="dxa" w:w="60"/>
+              <w:right w:type="dxa" w:w="100"/>
+            </w:tcMar>
+          </w:tcPr>
+          <w:p>
+            <w:r>
+              <w:rPr>
+                <w:sz w:val="17"/>
+                <w:szCs w:val="17"/>
+              </w:rPr>
               <w:t xml:space="preserve">QAR 100.00</w:t>
             </w:r>
           </w:p>
         </w:tc>
         <w:tc>
           <w:tcPr>
-            <w:tcW w:type="dxa" w:w="2400"/>
-            <w:tcBorders>
-              <w:top w:val="single" w:color="D0D7DE" w:sz="4"/>
-              <w:left w:val="single" w:color="D0D7DE" w:sz="4"/>
-              <w:bottom w:val="single" w:color="D0D7DE" w:sz="4"/>
-              <w:right w:val="single" w:color="D0D7DE" w:sz="4"/>
-            </w:tcBorders>
-            <w:tcMar>
-              <w:top w:type="dxa" w:w="60"/>
-              <w:left w:type="dxa" w:w="100"/>
-              <w:bottom w:type="dxa" w:w="60"/>
-              <w:right w:type="dxa" w:w="100"/>
-            </w:tcMar>
-          </w:tcPr>
-          <w:p>
-            <w:r>
-              <w:t xml:space="preserve">2996 Payment Cancelled</w:t>
-            </w:r>
-          </w:p>
-        </w:tc>
-        <w:tc>
-          <w:tcPr>
-            <w:tcW w:type="dxa" w:w="1500"/>
-            <w:tcBorders>
-              <w:top w:val="single" w:color="D0D7DE" w:sz="4"/>
-              <w:left w:val="single" w:color="D0D7DE" w:sz="4"/>
-              <w:bottom w:val="single" w:color="D0D7DE" w:sz="4"/>
-              <w:right w:val="single" w:color="D0D7DE" w:sz="4"/>
-            </w:tcBorders>
-            <w:tcMar>
-              <w:top w:type="dxa" w:w="60"/>
-              <w:left w:type="dxa" w:w="100"/>
-              <w:bottom w:type="dxa" w:w="60"/>
-              <w:right w:type="dxa" w:w="100"/>
-            </w:tcMar>
-          </w:tcPr>
-          <w:p>
-            <w:r>
-              <w:t xml:space="preserve">Payment failed</w:t>
-            </w:r>
-          </w:p>
-        </w:tc>
-        <w:tc>
-          <w:tcPr>
-            <w:tcW w:type="dxa" w:w="1476"/>
-            <w:tcBorders>
-              <w:top w:val="single" w:color="D0D7DE" w:sz="4"/>
-              <w:left w:val="single" w:color="D0D7DE" w:sz="4"/>
-              <w:bottom w:val="single" w:color="D0D7DE" w:sz="4"/>
-              <w:right w:val="single" w:color="D0D7DE" w:sz="4"/>
-            </w:tcBorders>
-            <w:tcMar>
-              <w:top w:type="dxa" w:w="60"/>
-              <w:left w:type="dxa" w:w="100"/>
-              <w:bottom w:type="dxa" w:w="60"/>
-              <w:right w:type="dxa" w:w="100"/>
-            </w:tcMar>
-          </w:tcPr>
-          <w:p>
-            <w:r>
-              <w:t xml:space="preserve">21 Sep 2026 10:06</w:t>
+            <w:tcW w:type="dxa" w:w="1700"/>
+            <w:tcBorders>
+              <w:top w:val="single" w:color="D0D7DE" w:sz="4"/>
+              <w:left w:val="single" w:color="D0D7DE" w:sz="4"/>
+              <w:bottom w:val="single" w:color="D0D7DE" w:sz="4"/>
+              <w:right w:val="single" w:color="D0D7DE" w:sz="4"/>
+            </w:tcBorders>
+            <w:tcMar>
+              <w:top w:type="dxa" w:w="60"/>
+              <w:left w:type="dxa" w:w="100"/>
+              <w:bottom w:type="dxa" w:w="60"/>
+              <w:right w:type="dxa" w:w="100"/>
+            </w:tcMar>
+          </w:tcPr>
+          <w:p>
+            <w:r>
+              <w:rPr>
+                <w:sz w:val="17"/>
+                <w:szCs w:val="17"/>
+              </w:rPr>
+              <w:t xml:space="preserve">0000 Payment Processed Successfully</w:t>
+            </w:r>
+          </w:p>
+          <w:p>
+            <w:r>
+              <w:rPr>
+                <w:color w:val="6A737D"/>
+                <w:sz w:val="15"/>
+                <w:szCs w:val="15"/>
+              </w:rPr>
+              <w:t xml:space="preserve">Payment response (browser return)</w:t>
+            </w:r>
+          </w:p>
+        </w:tc>
+        <w:tc>
+          <w:tcPr>
+            <w:tcW w:type="dxa" w:w="2580"/>
+            <w:tcBorders>
+              <w:top w:val="single" w:color="D0D7DE" w:sz="4"/>
+              <w:left w:val="single" w:color="D0D7DE" w:sz="4"/>
+              <w:bottom w:val="single" w:color="D0D7DE" w:sz="4"/>
+              <w:right w:val="single" w:color="D0D7DE" w:sz="4"/>
+            </w:tcBorders>
+            <w:tcMar>
+              <w:top w:type="dxa" w:w="60"/>
+              <w:left w:type="dxa" w:w="100"/>
+              <w:bottom w:type="dxa" w:w="60"/>
+              <w:right w:type="dxa" w:w="100"/>
+            </w:tcMar>
+          </w:tcPr>
+          <w:p>
+            <w:r>
+              <w:rPr>
+                <w:sz w:val="15"/>
+                <w:szCs w:val="15"/>
+              </w:rPr>
+              <w:t xml:space="preserve">202609190812199084330424339</w:t>
+            </w:r>
+          </w:p>
+          <w:p>
+            <w:r>
+              <w:rPr>
+                <w:color w:val="6A737D"/>
+                <w:sz w:val="15"/>
+                <w:szCs w:val="15"/>
+              </w:rPr>
+              <w:t xml:space="preserve">Card 434204******8164</w:t>
+            </w:r>
+          </w:p>
+        </w:tc>
+        <w:tc>
+          <w:tcPr>
+            <w:tcW w:type="dxa" w:w="1446"/>
+            <w:tcBorders>
+              <w:top w:val="single" w:color="D0D7DE" w:sz="4"/>
+              <w:left w:val="single" w:color="D0D7DE" w:sz="4"/>
+              <w:bottom w:val="single" w:color="D0D7DE" w:sz="4"/>
+              <w:right w:val="single" w:color="D0D7DE" w:sz="4"/>
+            </w:tcBorders>
+            <w:tcMar>
+              <w:top w:type="dxa" w:w="60"/>
+              <w:left w:type="dxa" w:w="100"/>
+              <w:bottom w:type="dxa" w:w="60"/>
+              <w:right w:type="dxa" w:w="100"/>
+            </w:tcMar>
+          </w:tcPr>
+          <w:p>
+            <w:r>
+              <w:rPr>
+                <w:sz w:val="17"/>
+                <w:szCs w:val="17"/>
+              </w:rPr>
+              <w:t xml:space="preserve">19 Sep 2026 23:13</w:t>
+            </w:r>
+          </w:p>
+        </w:tc>
+      </w:tr>
+      <w:tr>
+        <w:trPr>
+          <w:cantSplit/>
+        </w:trPr>
+        <w:tc>
+          <w:tcPr>
+            <w:tcW w:type="dxa" w:w="2300"/>
+            <w:tcBorders>
+              <w:top w:val="single" w:color="D0D7DE" w:sz="4"/>
+              <w:left w:val="single" w:color="D0D7DE" w:sz="4"/>
+              <w:bottom w:val="single" w:color="D0D7DE" w:sz="4"/>
+              <w:right w:val="single" w:color="D0D7DE" w:sz="4"/>
+            </w:tcBorders>
+            <w:tcMar>
+              <w:top w:type="dxa" w:w="60"/>
+              <w:left w:type="dxa" w:w="100"/>
+              <w:bottom w:type="dxa" w:w="60"/>
+              <w:right w:type="dxa" w:w="100"/>
+            </w:tcMar>
+          </w:tcPr>
+          <w:p>
+            <w:r>
+              <w:rPr>
+                <w:sz w:val="15"/>
+                <w:szCs w:val="15"/>
+              </w:rPr>
+              <w:t xml:space="preserve">RDCN4CIJUR4UNVYIBR4D</w:t>
+            </w:r>
+          </w:p>
+        </w:tc>
+        <w:tc>
+          <w:tcPr>
+            <w:tcW w:type="dxa" w:w="1000"/>
+            <w:tcBorders>
+              <w:top w:val="single" w:color="D0D7DE" w:sz="4"/>
+              <w:left w:val="single" w:color="D0D7DE" w:sz="4"/>
+              <w:bottom w:val="single" w:color="D0D7DE" w:sz="4"/>
+              <w:right w:val="single" w:color="D0D7DE" w:sz="4"/>
+            </w:tcBorders>
+            <w:tcMar>
+              <w:top w:type="dxa" w:w="60"/>
+              <w:left w:type="dxa" w:w="100"/>
+              <w:bottom w:type="dxa" w:w="60"/>
+              <w:right w:type="dxa" w:w="100"/>
+            </w:tcMar>
+          </w:tcPr>
+          <w:p>
+            <w:r>
+              <w:rPr>
+                <w:sz w:val="17"/>
+                <w:szCs w:val="17"/>
+              </w:rPr>
+              <w:t xml:space="preserve">QAR 200.00</w:t>
+            </w:r>
+          </w:p>
+        </w:tc>
+        <w:tc>
+          <w:tcPr>
+            <w:tcW w:type="dxa" w:w="1700"/>
+            <w:tcBorders>
+              <w:top w:val="single" w:color="D0D7DE" w:sz="4"/>
+              <w:left w:val="single" w:color="D0D7DE" w:sz="4"/>
+              <w:bottom w:val="single" w:color="D0D7DE" w:sz="4"/>
+              <w:right w:val="single" w:color="D0D7DE" w:sz="4"/>
+            </w:tcBorders>
+            <w:tcMar>
+              <w:top w:type="dxa" w:w="60"/>
+              <w:left w:type="dxa" w:w="100"/>
+              <w:bottom w:type="dxa" w:w="60"/>
+              <w:right w:type="dxa" w:w="100"/>
+            </w:tcMar>
+          </w:tcPr>
+          <w:p>
+            <w:r>
+              <w:rPr>
+                <w:sz w:val="17"/>
+                <w:szCs w:val="17"/>
+              </w:rPr>
+              <w:t xml:space="preserve">0000 Payment Processed Successfully</w:t>
+            </w:r>
+          </w:p>
+          <w:p>
+            <w:r>
+              <w:rPr>
+                <w:color w:val="6A737D"/>
+                <w:sz w:val="15"/>
+                <w:szCs w:val="15"/>
+              </w:rPr>
+              <w:t xml:space="preserve">Payment response (browser return)</w:t>
+            </w:r>
+          </w:p>
+        </w:tc>
+        <w:tc>
+          <w:tcPr>
+            <w:tcW w:type="dxa" w:w="2580"/>
+            <w:tcBorders>
+              <w:top w:val="single" w:color="D0D7DE" w:sz="4"/>
+              <w:left w:val="single" w:color="D0D7DE" w:sz="4"/>
+              <w:bottom w:val="single" w:color="D0D7DE" w:sz="4"/>
+              <w:right w:val="single" w:color="D0D7DE" w:sz="4"/>
+            </w:tcBorders>
+            <w:tcMar>
+              <w:top w:type="dxa" w:w="60"/>
+              <w:left w:type="dxa" w:w="100"/>
+              <w:bottom w:type="dxa" w:w="60"/>
+              <w:right w:type="dxa" w:w="100"/>
+            </w:tcMar>
+          </w:tcPr>
+          <w:p>
+            <w:r>
+              <w:rPr>
+                <w:sz w:val="15"/>
+                <w:szCs w:val="15"/>
+              </w:rPr>
+              <w:t xml:space="preserve">202609200711069621310491937</w:t>
+            </w:r>
+          </w:p>
+          <w:p>
+            <w:r>
+              <w:rPr>
+                <w:color w:val="6A737D"/>
+                <w:sz w:val="15"/>
+                <w:szCs w:val="15"/>
+              </w:rPr>
+              <w:t xml:space="preserve">Card 434204******8164</w:t>
+            </w:r>
+          </w:p>
+        </w:tc>
+        <w:tc>
+          <w:tcPr>
+            <w:tcW w:type="dxa" w:w="1446"/>
+            <w:tcBorders>
+              <w:top w:val="single" w:color="D0D7DE" w:sz="4"/>
+              <w:left w:val="single" w:color="D0D7DE" w:sz="4"/>
+              <w:bottom w:val="single" w:color="D0D7DE" w:sz="4"/>
+              <w:right w:val="single" w:color="D0D7DE" w:sz="4"/>
+            </w:tcBorders>
+            <w:tcMar>
+              <w:top w:type="dxa" w:w="60"/>
+              <w:left w:type="dxa" w:w="100"/>
+              <w:bottom w:type="dxa" w:w="60"/>
+              <w:right w:type="dxa" w:w="100"/>
+            </w:tcMar>
+          </w:tcPr>
+          <w:p>
+            <w:r>
+              <w:rPr>
+                <w:sz w:val="17"/>
+                <w:szCs w:val="17"/>
+              </w:rPr>
+              <w:t xml:space="preserve">20 Sep 2026 10:11</w:t>
+            </w:r>
+          </w:p>
+        </w:tc>
+      </w:tr>
+      <w:tr>
+        <w:trPr>
+          <w:cantSplit/>
+        </w:trPr>
+        <w:tc>
+          <w:tcPr>
+            <w:tcW w:type="dxa" w:w="2300"/>
+            <w:tcBorders>
+              <w:top w:val="single" w:color="D0D7DE" w:sz="4"/>
+              <w:left w:val="single" w:color="D0D7DE" w:sz="4"/>
+              <w:bottom w:val="single" w:color="D0D7DE" w:sz="4"/>
+              <w:right w:val="single" w:color="D0D7DE" w:sz="4"/>
+            </w:tcBorders>
+            <w:tcMar>
+              <w:top w:type="dxa" w:w="60"/>
+              <w:left w:type="dxa" w:w="100"/>
+              <w:bottom w:type="dxa" w:w="60"/>
+              <w:right w:type="dxa" w:w="100"/>
+            </w:tcMar>
+          </w:tcPr>
+          <w:p>
+            <w:r>
+              <w:rPr>
+                <w:sz w:val="15"/>
+                <w:szCs w:val="15"/>
+              </w:rPr>
+              <w:t xml:space="preserve">X2GQSIWYYHYBTFGWKXQP</w:t>
+            </w:r>
+          </w:p>
+        </w:tc>
+        <w:tc>
+          <w:tcPr>
+            <w:tcW w:type="dxa" w:w="1000"/>
+            <w:tcBorders>
+              <w:top w:val="single" w:color="D0D7DE" w:sz="4"/>
+              <w:left w:val="single" w:color="D0D7DE" w:sz="4"/>
+              <w:bottom w:val="single" w:color="D0D7DE" w:sz="4"/>
+              <w:right w:val="single" w:color="D0D7DE" w:sz="4"/>
+            </w:tcBorders>
+            <w:tcMar>
+              <w:top w:type="dxa" w:w="60"/>
+              <w:left w:type="dxa" w:w="100"/>
+              <w:bottom w:type="dxa" w:w="60"/>
+              <w:right w:type="dxa" w:w="100"/>
+            </w:tcMar>
+          </w:tcPr>
+          <w:p>
+            <w:r>
+              <w:rPr>
+                <w:sz w:val="17"/>
+                <w:szCs w:val="17"/>
+              </w:rPr>
+              <w:t xml:space="preserve">QAR 100.00</w:t>
+            </w:r>
+          </w:p>
+        </w:tc>
+        <w:tc>
+          <w:tcPr>
+            <w:tcW w:type="dxa" w:w="1700"/>
+            <w:tcBorders>
+              <w:top w:val="single" w:color="D0D7DE" w:sz="4"/>
+              <w:left w:val="single" w:color="D0D7DE" w:sz="4"/>
+              <w:bottom w:val="single" w:color="D0D7DE" w:sz="4"/>
+              <w:right w:val="single" w:color="D0D7DE" w:sz="4"/>
+            </w:tcBorders>
+            <w:tcMar>
+              <w:top w:type="dxa" w:w="60"/>
+              <w:left w:type="dxa" w:w="100"/>
+              <w:bottom w:type="dxa" w:w="60"/>
+              <w:right w:type="dxa" w:w="100"/>
+            </w:tcMar>
+          </w:tcPr>
+          <w:p>
+            <w:r>
+              <w:rPr>
+                <w:sz w:val="17"/>
+                <w:szCs w:val="17"/>
+              </w:rPr>
+              <w:t xml:space="preserve">0000 Payment Processed Successfully</w:t>
+            </w:r>
+          </w:p>
+          <w:p>
+            <w:r>
+              <w:rPr>
+                <w:color w:val="6A737D"/>
+                <w:sz w:val="15"/>
+                <w:szCs w:val="15"/>
+              </w:rPr>
+              <w:t xml:space="preserve">Payment response (browser return)</w:t>
+            </w:r>
+          </w:p>
+        </w:tc>
+        <w:tc>
+          <w:tcPr>
+            <w:tcW w:type="dxa" w:w="2580"/>
+            <w:tcBorders>
+              <w:top w:val="single" w:color="D0D7DE" w:sz="4"/>
+              <w:left w:val="single" w:color="D0D7DE" w:sz="4"/>
+              <w:bottom w:val="single" w:color="D0D7DE" w:sz="4"/>
+              <w:right w:val="single" w:color="D0D7DE" w:sz="4"/>
+            </w:tcBorders>
+            <w:tcMar>
+              <w:top w:type="dxa" w:w="60"/>
+              <w:left w:type="dxa" w:w="100"/>
+              <w:bottom w:type="dxa" w:w="60"/>
+              <w:right w:type="dxa" w:w="100"/>
+            </w:tcMar>
+          </w:tcPr>
+          <w:p>
+            <w:r>
+              <w:rPr>
+                <w:sz w:val="15"/>
+                <w:szCs w:val="15"/>
+              </w:rPr>
+              <w:t xml:space="preserve">202609200459261181925478954</w:t>
+            </w:r>
+          </w:p>
+          <w:p>
+            <w:r>
+              <w:rPr>
+                <w:color w:val="6A737D"/>
+                <w:sz w:val="15"/>
+                <w:szCs w:val="15"/>
+              </w:rPr>
+              <w:t xml:space="preserve">Card 434204******8164</w:t>
+            </w:r>
+          </w:p>
+        </w:tc>
+        <w:tc>
+          <w:tcPr>
+            <w:tcW w:type="dxa" w:w="1446"/>
+            <w:tcBorders>
+              <w:top w:val="single" w:color="D0D7DE" w:sz="4"/>
+              <w:left w:val="single" w:color="D0D7DE" w:sz="4"/>
+              <w:bottom w:val="single" w:color="D0D7DE" w:sz="4"/>
+              <w:right w:val="single" w:color="D0D7DE" w:sz="4"/>
+            </w:tcBorders>
+            <w:tcMar>
+              <w:top w:type="dxa" w:w="60"/>
+              <w:left w:type="dxa" w:w="100"/>
+              <w:bottom w:type="dxa" w:w="60"/>
+              <w:right w:type="dxa" w:w="100"/>
+            </w:tcMar>
+          </w:tcPr>
+          <w:p>
+            <w:r>
+              <w:rPr>
+                <w:sz w:val="17"/>
+                <w:szCs w:val="17"/>
+              </w:rPr>
+              <w:t xml:space="preserve">20 Sep 2026 20:00</w:t>
+            </w:r>
+          </w:p>
+        </w:tc>
+      </w:tr>
+      <w:tr>
+        <w:trPr>
+          <w:cantSplit/>
+        </w:trPr>
+        <w:tc>
+          <w:tcPr>
+            <w:tcW w:type="dxa" w:w="2300"/>
+            <w:tcBorders>
+              <w:top w:val="single" w:color="D0D7DE" w:sz="4"/>
+              <w:left w:val="single" w:color="D0D7DE" w:sz="4"/>
+              <w:bottom w:val="single" w:color="D0D7DE" w:sz="4"/>
+              <w:right w:val="single" w:color="D0D7DE" w:sz="4"/>
+            </w:tcBorders>
+            <w:tcMar>
+              <w:top w:type="dxa" w:w="60"/>
+              <w:left w:type="dxa" w:w="100"/>
+              <w:bottom w:type="dxa" w:w="60"/>
+              <w:right w:type="dxa" w:w="100"/>
+            </w:tcMar>
+          </w:tcPr>
+          <w:p>
+            <w:r>
+              <w:rPr>
+                <w:sz w:val="15"/>
+                <w:szCs w:val="15"/>
+              </w:rPr>
+              <w:t xml:space="preserve">XKVNTB59J8UASCMFZRXL</w:t>
+            </w:r>
+          </w:p>
+        </w:tc>
+        <w:tc>
+          <w:tcPr>
+            <w:tcW w:type="dxa" w:w="1000"/>
+            <w:tcBorders>
+              <w:top w:val="single" w:color="D0D7DE" w:sz="4"/>
+              <w:left w:val="single" w:color="D0D7DE" w:sz="4"/>
+              <w:bottom w:val="single" w:color="D0D7DE" w:sz="4"/>
+              <w:right w:val="single" w:color="D0D7DE" w:sz="4"/>
+            </w:tcBorders>
+            <w:tcMar>
+              <w:top w:type="dxa" w:w="60"/>
+              <w:left w:type="dxa" w:w="100"/>
+              <w:bottom w:type="dxa" w:w="60"/>
+              <w:right w:type="dxa" w:w="100"/>
+            </w:tcMar>
+          </w:tcPr>
+          <w:p>
+            <w:r>
+              <w:rPr>
+                <w:sz w:val="17"/>
+                <w:szCs w:val="17"/>
+              </w:rPr>
+              <w:t xml:space="preserve">QAR 200.00</w:t>
+            </w:r>
+          </w:p>
+        </w:tc>
+        <w:tc>
+          <w:tcPr>
+            <w:tcW w:type="dxa" w:w="1700"/>
+            <w:tcBorders>
+              <w:top w:val="single" w:color="D0D7DE" w:sz="4"/>
+              <w:left w:val="single" w:color="D0D7DE" w:sz="4"/>
+              <w:bottom w:val="single" w:color="D0D7DE" w:sz="4"/>
+              <w:right w:val="single" w:color="D0D7DE" w:sz="4"/>
+            </w:tcBorders>
+            <w:tcMar>
+              <w:top w:type="dxa" w:w="60"/>
+              <w:left w:type="dxa" w:w="100"/>
+              <w:bottom w:type="dxa" w:w="60"/>
+              <w:right w:type="dxa" w:w="100"/>
+            </w:tcMar>
+          </w:tcPr>
+          <w:p>
+            <w:r>
+              <w:rPr>
+                <w:sz w:val="17"/>
+                <w:szCs w:val="17"/>
+              </w:rPr>
+              <w:t xml:space="preserve">0000 Payment Processed Successfully</w:t>
+            </w:r>
+          </w:p>
+          <w:p>
+            <w:r>
+              <w:rPr>
+                <w:color w:val="6A737D"/>
+                <w:sz w:val="15"/>
+                <w:szCs w:val="15"/>
+              </w:rPr>
+              <w:t xml:space="preserve">Payment response (browser return)</w:t>
+            </w:r>
+          </w:p>
+        </w:tc>
+        <w:tc>
+          <w:tcPr>
+            <w:tcW w:type="dxa" w:w="2580"/>
+            <w:tcBorders>
+              <w:top w:val="single" w:color="D0D7DE" w:sz="4"/>
+              <w:left w:val="single" w:color="D0D7DE" w:sz="4"/>
+              <w:bottom w:val="single" w:color="D0D7DE" w:sz="4"/>
+              <w:right w:val="single" w:color="D0D7DE" w:sz="4"/>
+            </w:tcBorders>
+            <w:tcMar>
+              <w:top w:type="dxa" w:w="60"/>
+              <w:left w:type="dxa" w:w="100"/>
+              <w:bottom w:type="dxa" w:w="60"/>
+              <w:right w:type="dxa" w:w="100"/>
+            </w:tcMar>
+          </w:tcPr>
+          <w:p>
+            <w:r>
+              <w:rPr>
+                <w:sz w:val="15"/>
+                <w:szCs w:val="15"/>
+              </w:rPr>
+              <w:t xml:space="preserve">202609210511140161778541829</w:t>
+            </w:r>
+          </w:p>
+          <w:p>
+            <w:r>
+              <w:rPr>
+                <w:color w:val="6A737D"/>
+                <w:sz w:val="15"/>
+                <w:szCs w:val="15"/>
+              </w:rPr>
+              <w:t xml:space="preserve">Card 434204******8164</w:t>
+            </w:r>
+          </w:p>
+        </w:tc>
+        <w:tc>
+          <w:tcPr>
+            <w:tcW w:type="dxa" w:w="1446"/>
+            <w:tcBorders>
+              <w:top w:val="single" w:color="D0D7DE" w:sz="4"/>
+              <w:left w:val="single" w:color="D0D7DE" w:sz="4"/>
+              <w:bottom w:val="single" w:color="D0D7DE" w:sz="4"/>
+              <w:right w:val="single" w:color="D0D7DE" w:sz="4"/>
+            </w:tcBorders>
+            <w:tcMar>
+              <w:top w:type="dxa" w:w="60"/>
+              <w:left w:type="dxa" w:w="100"/>
+              <w:bottom w:type="dxa" w:w="60"/>
+              <w:right w:type="dxa" w:w="100"/>
+            </w:tcMar>
+          </w:tcPr>
+          <w:p>
+            <w:r>
+              <w:rPr>
+                <w:sz w:val="17"/>
+                <w:szCs w:val="17"/>
+              </w:rPr>
+              <w:t xml:space="preserve">21 Sep 2026 08:12</w:t>
+            </w:r>
+          </w:p>
+        </w:tc>
+      </w:tr>
+      <w:tr>
+        <w:trPr>
+          <w:cantSplit/>
+        </w:trPr>
+        <w:tc>
+          <w:tcPr>
+            <w:tcW w:type="dxa" w:w="2300"/>
+            <w:tcBorders>
+              <w:top w:val="single" w:color="D0D7DE" w:sz="4"/>
+              <w:left w:val="single" w:color="D0D7DE" w:sz="4"/>
+              <w:bottom w:val="single" w:color="D0D7DE" w:sz="4"/>
+              <w:right w:val="single" w:color="D0D7DE" w:sz="4"/>
+            </w:tcBorders>
+            <w:tcMar>
+              <w:top w:type="dxa" w:w="60"/>
+              <w:left w:type="dxa" w:w="100"/>
+              <w:bottom w:type="dxa" w:w="60"/>
+              <w:right w:type="dxa" w:w="100"/>
+            </w:tcMar>
+          </w:tcPr>
+          <w:p>
+            <w:r>
+              <w:rPr>
+                <w:sz w:val="15"/>
+                <w:szCs w:val="15"/>
+              </w:rPr>
+              <w:t xml:space="preserve">LMCVFCE3ZJ4MEASOEC8H</w:t>
+            </w:r>
+          </w:p>
+        </w:tc>
+        <w:tc>
+          <w:tcPr>
+            <w:tcW w:type="dxa" w:w="1000"/>
+            <w:tcBorders>
+              <w:top w:val="single" w:color="D0D7DE" w:sz="4"/>
+              <w:left w:val="single" w:color="D0D7DE" w:sz="4"/>
+              <w:bottom w:val="single" w:color="D0D7DE" w:sz="4"/>
+              <w:right w:val="single" w:color="D0D7DE" w:sz="4"/>
+            </w:tcBorders>
+            <w:tcMar>
+              <w:top w:type="dxa" w:w="60"/>
+              <w:left w:type="dxa" w:w="100"/>
+              <w:bottom w:type="dxa" w:w="60"/>
+              <w:right w:type="dxa" w:w="100"/>
+            </w:tcMar>
+          </w:tcPr>
+          <w:p>
+            <w:r>
+              <w:rPr>
+                <w:sz w:val="17"/>
+                <w:szCs w:val="17"/>
+              </w:rPr>
+              <w:t xml:space="preserve">QAR 100.00</w:t>
+            </w:r>
+          </w:p>
+        </w:tc>
+        <w:tc>
+          <w:tcPr>
+            <w:tcW w:type="dxa" w:w="1700"/>
+            <w:tcBorders>
+              <w:top w:val="single" w:color="D0D7DE" w:sz="4"/>
+              <w:left w:val="single" w:color="D0D7DE" w:sz="4"/>
+              <w:bottom w:val="single" w:color="D0D7DE" w:sz="4"/>
+              <w:right w:val="single" w:color="D0D7DE" w:sz="4"/>
+            </w:tcBorders>
+            <w:tcMar>
+              <w:top w:type="dxa" w:w="60"/>
+              <w:left w:type="dxa" w:w="100"/>
+              <w:bottom w:type="dxa" w:w="60"/>
+              <w:right w:type="dxa" w:w="100"/>
+            </w:tcMar>
+          </w:tcPr>
+          <w:p>
+            <w:r>
+              <w:rPr>
+                <w:sz w:val="17"/>
+                <w:szCs w:val="17"/>
+              </w:rPr>
+              <w:t xml:space="preserve">0000 Payment Processed Successfully</w:t>
+            </w:r>
+          </w:p>
+          <w:p>
+            <w:r>
+              <w:rPr>
+                <w:color w:val="6A737D"/>
+                <w:sz w:val="15"/>
+                <w:szCs w:val="15"/>
+              </w:rPr>
+              <w:t xml:space="preserve">Payment response (browser return); later refunded in full (Section 5)</w:t>
+            </w:r>
+          </w:p>
+        </w:tc>
+        <w:tc>
+          <w:tcPr>
+            <w:tcW w:type="dxa" w:w="2580"/>
+            <w:tcBorders>
+              <w:top w:val="single" w:color="D0D7DE" w:sz="4"/>
+              <w:left w:val="single" w:color="D0D7DE" w:sz="4"/>
+              <w:bottom w:val="single" w:color="D0D7DE" w:sz="4"/>
+              <w:right w:val="single" w:color="D0D7DE" w:sz="4"/>
+            </w:tcBorders>
+            <w:tcMar>
+              <w:top w:type="dxa" w:w="60"/>
+              <w:left w:type="dxa" w:w="100"/>
+              <w:bottom w:type="dxa" w:w="60"/>
+              <w:right w:type="dxa" w:w="100"/>
+            </w:tcMar>
+          </w:tcPr>
+          <w:p>
+            <w:r>
+              <w:rPr>
+                <w:sz w:val="15"/>
+                <w:szCs w:val="15"/>
+              </w:rPr>
+              <w:t xml:space="preserve">202609210742019978510559653</w:t>
+            </w:r>
+          </w:p>
+          <w:p>
+            <w:r>
+              <w:rPr>
+                <w:color w:val="6A737D"/>
+                <w:sz w:val="15"/>
+                <w:szCs w:val="15"/>
+              </w:rPr>
+              <w:t xml:space="preserve">Card 434204******8164</w:t>
+            </w:r>
+          </w:p>
+        </w:tc>
+        <w:tc>
+          <w:tcPr>
+            <w:tcW w:type="dxa" w:w="1446"/>
+            <w:tcBorders>
+              <w:top w:val="single" w:color="D0D7DE" w:sz="4"/>
+              <w:left w:val="single" w:color="D0D7DE" w:sz="4"/>
+              <w:bottom w:val="single" w:color="D0D7DE" w:sz="4"/>
+              <w:right w:val="single" w:color="D0D7DE" w:sz="4"/>
+            </w:tcBorders>
+            <w:tcMar>
+              <w:top w:type="dxa" w:w="60"/>
+              <w:left w:type="dxa" w:w="100"/>
+              <w:bottom w:type="dxa" w:w="60"/>
+              <w:right w:type="dxa" w:w="100"/>
+            </w:tcMar>
+          </w:tcPr>
+          <w:p>
+            <w:r>
+              <w:rPr>
+                <w:sz w:val="17"/>
+                <w:szCs w:val="17"/>
+              </w:rPr>
+              <w:t xml:space="preserve">21 Sep 2026 10:44</w:t>
+            </w:r>
+          </w:p>
+        </w:tc>
+      </w:tr>
+      <w:tr>
+        <w:trPr>
+          <w:cantSplit/>
+        </w:trPr>
+        <w:tc>
+          <w:tcPr>
+            <w:tcW w:type="dxa" w:w="2300"/>
+            <w:tcBorders>
+              <w:top w:val="single" w:color="D0D7DE" w:sz="4"/>
+              <w:left w:val="single" w:color="D0D7DE" w:sz="4"/>
+              <w:bottom w:val="single" w:color="D0D7DE" w:sz="4"/>
+              <w:right w:val="single" w:color="D0D7DE" w:sz="4"/>
+            </w:tcBorders>
+            <w:tcMar>
+              <w:top w:type="dxa" w:w="60"/>
+              <w:left w:type="dxa" w:w="100"/>
+              <w:bottom w:type="dxa" w:w="60"/>
+              <w:right w:type="dxa" w:w="100"/>
+            </w:tcMar>
+          </w:tcPr>
+          <w:p>
+            <w:r>
+              <w:rPr>
+                <w:sz w:val="15"/>
+                <w:szCs w:val="15"/>
+              </w:rPr>
+              <w:t xml:space="preserve">ZGXJ1XWY4JPIT6XZJ17B</w:t>
+            </w:r>
+          </w:p>
+        </w:tc>
+        <w:tc>
+          <w:tcPr>
+            <w:tcW w:type="dxa" w:w="1000"/>
+            <w:tcBorders>
+              <w:top w:val="single" w:color="D0D7DE" w:sz="4"/>
+              <w:left w:val="single" w:color="D0D7DE" w:sz="4"/>
+              <w:bottom w:val="single" w:color="D0D7DE" w:sz="4"/>
+              <w:right w:val="single" w:color="D0D7DE" w:sz="4"/>
+            </w:tcBorders>
+            <w:tcMar>
+              <w:top w:type="dxa" w:w="60"/>
+              <w:left w:type="dxa" w:w="100"/>
+              <w:bottom w:type="dxa" w:w="60"/>
+              <w:right w:type="dxa" w:w="100"/>
+            </w:tcMar>
+          </w:tcPr>
+          <w:p>
+            <w:r>
+              <w:rPr>
+                <w:sz w:val="17"/>
+                <w:szCs w:val="17"/>
+              </w:rPr>
+              <w:t xml:space="preserve">QAR 100.00</w:t>
+            </w:r>
+          </w:p>
+        </w:tc>
+        <w:tc>
+          <w:tcPr>
+            <w:tcW w:type="dxa" w:w="1700"/>
+            <w:tcBorders>
+              <w:top w:val="single" w:color="D0D7DE" w:sz="4"/>
+              <w:left w:val="single" w:color="D0D7DE" w:sz="4"/>
+              <w:bottom w:val="single" w:color="D0D7DE" w:sz="4"/>
+              <w:right w:val="single" w:color="D0D7DE" w:sz="4"/>
+            </w:tcBorders>
+            <w:tcMar>
+              <w:top w:type="dxa" w:w="60"/>
+              <w:left w:type="dxa" w:w="100"/>
+              <w:bottom w:type="dxa" w:w="60"/>
+              <w:right w:type="dxa" w:w="100"/>
+            </w:tcMar>
+          </w:tcPr>
+          <w:p>
+            <w:r>
+              <w:rPr>
+                <w:sz w:val="17"/>
+                <w:szCs w:val="17"/>
+              </w:rPr>
+              <w:t xml:space="preserve">0000 Payment Processed Successfully</w:t>
+            </w:r>
+          </w:p>
+          <w:p>
+            <w:r>
+              <w:rPr>
+                <w:color w:val="6A737D"/>
+                <w:sz w:val="15"/>
+                <w:szCs w:val="15"/>
+              </w:rPr>
+              <w:t xml:space="preserve">Payment response (browser return)</w:t>
+            </w:r>
+          </w:p>
+        </w:tc>
+        <w:tc>
+          <w:tcPr>
+            <w:tcW w:type="dxa" w:w="2580"/>
+            <w:tcBorders>
+              <w:top w:val="single" w:color="D0D7DE" w:sz="4"/>
+              <w:left w:val="single" w:color="D0D7DE" w:sz="4"/>
+              <w:bottom w:val="single" w:color="D0D7DE" w:sz="4"/>
+              <w:right w:val="single" w:color="D0D7DE" w:sz="4"/>
+            </w:tcBorders>
+            <w:tcMar>
+              <w:top w:type="dxa" w:w="60"/>
+              <w:left w:type="dxa" w:w="100"/>
+              <w:bottom w:type="dxa" w:w="60"/>
+              <w:right w:type="dxa" w:w="100"/>
+            </w:tcMar>
+          </w:tcPr>
+          <w:p>
+            <w:r>
+              <w:rPr>
+                <w:sz w:val="15"/>
+                <w:szCs w:val="15"/>
+              </w:rPr>
+              <w:t xml:space="preserve">202609210225551423885226278</w:t>
+            </w:r>
+          </w:p>
+          <w:p>
+            <w:r>
+              <w:rPr>
+                <w:color w:val="6A737D"/>
+                <w:sz w:val="15"/>
+                <w:szCs w:val="15"/>
+              </w:rPr>
+              <w:t xml:space="preserve">Card 434204******8164</w:t>
+            </w:r>
+          </w:p>
+        </w:tc>
+        <w:tc>
+          <w:tcPr>
+            <w:tcW w:type="dxa" w:w="1446"/>
+            <w:tcBorders>
+              <w:top w:val="single" w:color="D0D7DE" w:sz="4"/>
+              <w:left w:val="single" w:color="D0D7DE" w:sz="4"/>
+              <w:bottom w:val="single" w:color="D0D7DE" w:sz="4"/>
+              <w:right w:val="single" w:color="D0D7DE" w:sz="4"/>
+            </w:tcBorders>
+            <w:tcMar>
+              <w:top w:type="dxa" w:w="60"/>
+              <w:left w:type="dxa" w:w="100"/>
+              <w:bottom w:type="dxa" w:w="60"/>
+              <w:right w:type="dxa" w:w="100"/>
+            </w:tcMar>
+          </w:tcPr>
+          <w:p>
+            <w:r>
+              <w:rPr>
+                <w:sz w:val="17"/>
+                <w:szCs w:val="17"/>
+              </w:rPr>
+              <w:t xml:space="preserve">21 Sep 2026 17:26</w:t>
+            </w:r>
+          </w:p>
+        </w:tc>
+      </w:tr>
+      <w:tr>
+        <w:trPr>
+          <w:cantSplit/>
+        </w:trPr>
+        <w:tc>
+          <w:tcPr>
+            <w:tcW w:type="dxa" w:w="2300"/>
+            <w:tcBorders>
+              <w:top w:val="single" w:color="D0D7DE" w:sz="4"/>
+              <w:left w:val="single" w:color="D0D7DE" w:sz="4"/>
+              <w:bottom w:val="single" w:color="D0D7DE" w:sz="4"/>
+              <w:right w:val="single" w:color="D0D7DE" w:sz="4"/>
+            </w:tcBorders>
+            <w:tcMar>
+              <w:top w:type="dxa" w:w="60"/>
+              <w:left w:type="dxa" w:w="100"/>
+              <w:bottom w:type="dxa" w:w="60"/>
+              <w:right w:type="dxa" w:w="100"/>
+            </w:tcMar>
+          </w:tcPr>
+          <w:p>
+            <w:r>
+              <w:rPr>
+                <w:sz w:val="15"/>
+                <w:szCs w:val="15"/>
+              </w:rPr>
+              <w:t xml:space="preserve">KZ8D2FU9QFCF7DS7PGPM</w:t>
+            </w:r>
+          </w:p>
+        </w:tc>
+        <w:tc>
+          <w:tcPr>
+            <w:tcW w:type="dxa" w:w="1000"/>
+            <w:tcBorders>
+              <w:top w:val="single" w:color="D0D7DE" w:sz="4"/>
+              <w:left w:val="single" w:color="D0D7DE" w:sz="4"/>
+              <w:bottom w:val="single" w:color="D0D7DE" w:sz="4"/>
+              <w:right w:val="single" w:color="D0D7DE" w:sz="4"/>
+            </w:tcBorders>
+            <w:tcMar>
+              <w:top w:type="dxa" w:w="60"/>
+              <w:left w:type="dxa" w:w="100"/>
+              <w:bottom w:type="dxa" w:w="60"/>
+              <w:right w:type="dxa" w:w="100"/>
+            </w:tcMar>
+          </w:tcPr>
+          <w:p>
+            <w:r>
+              <w:rPr>
+                <w:sz w:val="17"/>
+                <w:szCs w:val="17"/>
+              </w:rPr>
+              <w:t xml:space="preserve">QAR 1.00</w:t>
+            </w:r>
+          </w:p>
+        </w:tc>
+        <w:tc>
+          <w:tcPr>
+            <w:tcW w:type="dxa" w:w="1700"/>
+            <w:tcBorders>
+              <w:top w:val="single" w:color="D0D7DE" w:sz="4"/>
+              <w:left w:val="single" w:color="D0D7DE" w:sz="4"/>
+              <w:bottom w:val="single" w:color="D0D7DE" w:sz="4"/>
+              <w:right w:val="single" w:color="D0D7DE" w:sz="4"/>
+            </w:tcBorders>
+            <w:tcMar>
+              <w:top w:type="dxa" w:w="60"/>
+              <w:left w:type="dxa" w:w="100"/>
+              <w:bottom w:type="dxa" w:w="60"/>
+              <w:right w:type="dxa" w:w="100"/>
+            </w:tcMar>
+          </w:tcPr>
+          <w:p>
+            <w:r>
+              <w:rPr>
+                <w:sz w:val="17"/>
+                <w:szCs w:val="17"/>
+              </w:rPr>
+              <w:t xml:space="preserve">0000 Payment Processed Successfully</w:t>
+            </w:r>
+          </w:p>
+          <w:p>
+            <w:r>
+              <w:rPr>
+                <w:color w:val="6A737D"/>
+                <w:sz w:val="15"/>
+                <w:szCs w:val="15"/>
+              </w:rPr>
+              <w:t xml:space="preserve">Payment response (browser return)</w:t>
+            </w:r>
+          </w:p>
+        </w:tc>
+        <w:tc>
+          <w:tcPr>
+            <w:tcW w:type="dxa" w:w="2580"/>
+            <w:tcBorders>
+              <w:top w:val="single" w:color="D0D7DE" w:sz="4"/>
+              <w:left w:val="single" w:color="D0D7DE" w:sz="4"/>
+              <w:bottom w:val="single" w:color="D0D7DE" w:sz="4"/>
+              <w:right w:val="single" w:color="D0D7DE" w:sz="4"/>
+            </w:tcBorders>
+            <w:tcMar>
+              <w:top w:type="dxa" w:w="60"/>
+              <w:left w:type="dxa" w:w="100"/>
+              <w:bottom w:type="dxa" w:w="60"/>
+              <w:right w:type="dxa" w:w="100"/>
+            </w:tcMar>
+          </w:tcPr>
+          <w:p>
+            <w:r>
+              <w:rPr>
+                <w:sz w:val="15"/>
+                <w:szCs w:val="15"/>
+              </w:rPr>
+              <w:t xml:space="preserve">202610211110533975366056259</w:t>
+            </w:r>
+          </w:p>
+          <w:p>
+            <w:r>
+              <w:rPr>
+                <w:color w:val="6A737D"/>
+                <w:sz w:val="15"/>
+                <w:szCs w:val="15"/>
+              </w:rPr>
+              <w:t xml:space="preserve">Card 434204******8164</w:t>
+            </w:r>
+          </w:p>
+        </w:tc>
+        <w:tc>
+          <w:tcPr>
+            <w:tcW w:type="dxa" w:w="1446"/>
+            <w:tcBorders>
+              <w:top w:val="single" w:color="D0D7DE" w:sz="4"/>
+              <w:left w:val="single" w:color="D0D7DE" w:sz="4"/>
+              <w:bottom w:val="single" w:color="D0D7DE" w:sz="4"/>
+              <w:right w:val="single" w:color="D0D7DE" w:sz="4"/>
+            </w:tcBorders>
+            <w:tcMar>
+              <w:top w:type="dxa" w:w="60"/>
+              <w:left w:type="dxa" w:w="100"/>
+              <w:bottom w:type="dxa" w:w="60"/>
+              <w:right w:type="dxa" w:w="100"/>
+            </w:tcMar>
+          </w:tcPr>
+          <w:p>
+            <w:r>
+              <w:rPr>
+                <w:sz w:val="17"/>
+                <w:szCs w:val="17"/>
+              </w:rPr>
+              <w:t xml:space="preserve">21 Oct 2026 14:13</w:t>
+            </w:r>
+          </w:p>
+        </w:tc>
+      </w:tr>
+      <w:tr>
+        <w:trPr>
+          <w:cantSplit/>
+        </w:trPr>
+        <w:tc>
+          <w:tcPr>
+            <w:tcW w:type="dxa" w:w="2300"/>
+            <w:tcBorders>
+              <w:top w:val="single" w:color="D0D7DE" w:sz="4"/>
+              <w:left w:val="single" w:color="D0D7DE" w:sz="4"/>
+              <w:bottom w:val="single" w:color="D0D7DE" w:sz="4"/>
+              <w:right w:val="single" w:color="D0D7DE" w:sz="4"/>
+            </w:tcBorders>
+            <w:tcMar>
+              <w:top w:type="dxa" w:w="60"/>
+              <w:left w:type="dxa" w:w="100"/>
+              <w:bottom w:type="dxa" w:w="60"/>
+              <w:right w:type="dxa" w:w="100"/>
+            </w:tcMar>
+          </w:tcPr>
+          <w:p>
+            <w:r>
+              <w:rPr>
+                <w:sz w:val="15"/>
+                <w:szCs w:val="15"/>
+              </w:rPr>
+              <w:t xml:space="preserve">FPNCIVPLLUJW1TR9J3OG</w:t>
+            </w:r>
+          </w:p>
+        </w:tc>
+        <w:tc>
+          <w:tcPr>
+            <w:tcW w:type="dxa" w:w="1000"/>
+            <w:tcBorders>
+              <w:top w:val="single" w:color="D0D7DE" w:sz="4"/>
+              <w:left w:val="single" w:color="D0D7DE" w:sz="4"/>
+              <w:bottom w:val="single" w:color="D0D7DE" w:sz="4"/>
+              <w:right w:val="single" w:color="D0D7DE" w:sz="4"/>
+            </w:tcBorders>
+            <w:tcMar>
+              <w:top w:type="dxa" w:w="60"/>
+              <w:left w:type="dxa" w:w="100"/>
+              <w:bottom w:type="dxa" w:w="60"/>
+              <w:right w:type="dxa" w:w="100"/>
+            </w:tcMar>
+          </w:tcPr>
+          <w:p>
+            <w:r>
+              <w:rPr>
+                <w:sz w:val="17"/>
+                <w:szCs w:val="17"/>
+              </w:rPr>
+              <w:t xml:space="preserve">QAR 50.00</w:t>
+            </w:r>
+          </w:p>
+        </w:tc>
+        <w:tc>
+          <w:tcPr>
+            <w:tcW w:type="dxa" w:w="1700"/>
+            <w:tcBorders>
+              <w:top w:val="single" w:color="D0D7DE" w:sz="4"/>
+              <w:left w:val="single" w:color="D0D7DE" w:sz="4"/>
+              <w:bottom w:val="single" w:color="D0D7DE" w:sz="4"/>
+              <w:right w:val="single" w:color="D0D7DE" w:sz="4"/>
+            </w:tcBorders>
+            <w:tcMar>
+              <w:top w:type="dxa" w:w="60"/>
+              <w:left w:type="dxa" w:w="100"/>
+              <w:bottom w:type="dxa" w:w="60"/>
+              <w:right w:type="dxa" w:w="100"/>
+            </w:tcMar>
+          </w:tcPr>
+          <w:p>
+            <w:r>
+              <w:rPr>
+                <w:sz w:val="17"/>
+                <w:szCs w:val="17"/>
+              </w:rPr>
+              <w:t xml:space="preserve">0000 Payment Processed Successfully</w:t>
+            </w:r>
+          </w:p>
+          <w:p>
+            <w:r>
+              <w:rPr>
+                <w:color w:val="6A737D"/>
+                <w:sz w:val="15"/>
+                <w:szCs w:val="15"/>
+              </w:rPr>
+              <w:t xml:space="preserve">Payment response (browser return)</w:t>
+            </w:r>
+          </w:p>
+        </w:tc>
+        <w:tc>
+          <w:tcPr>
+            <w:tcW w:type="dxa" w:w="2580"/>
+            <w:tcBorders>
+              <w:top w:val="single" w:color="D0D7DE" w:sz="4"/>
+              <w:left w:val="single" w:color="D0D7DE" w:sz="4"/>
+              <w:bottom w:val="single" w:color="D0D7DE" w:sz="4"/>
+              <w:right w:val="single" w:color="D0D7DE" w:sz="4"/>
+            </w:tcBorders>
+            <w:tcMar>
+              <w:top w:type="dxa" w:w="60"/>
+              <w:left w:type="dxa" w:w="100"/>
+              <w:bottom w:type="dxa" w:w="60"/>
+              <w:right w:type="dxa" w:w="100"/>
+            </w:tcMar>
+          </w:tcPr>
+          <w:p>
+            <w:r>
+              <w:rPr>
+                <w:sz w:val="15"/>
+                <w:szCs w:val="15"/>
+              </w:rPr>
+              <w:t xml:space="preserve">202610211137589136932620892</w:t>
+            </w:r>
+          </w:p>
+          <w:p>
+            <w:r>
+              <w:rPr>
+                <w:color w:val="6A737D"/>
+                <w:sz w:val="15"/>
+                <w:szCs w:val="15"/>
+              </w:rPr>
+              <w:t xml:space="preserve">Card 434204******8164</w:t>
+            </w:r>
+          </w:p>
+        </w:tc>
+        <w:tc>
+          <w:tcPr>
+            <w:tcW w:type="dxa" w:w="1446"/>
+            <w:tcBorders>
+              <w:top w:val="single" w:color="D0D7DE" w:sz="4"/>
+              <w:left w:val="single" w:color="D0D7DE" w:sz="4"/>
+              <w:bottom w:val="single" w:color="D0D7DE" w:sz="4"/>
+              <w:right w:val="single" w:color="D0D7DE" w:sz="4"/>
+            </w:tcBorders>
+            <w:tcMar>
+              <w:top w:type="dxa" w:w="60"/>
+              <w:left w:type="dxa" w:w="100"/>
+              <w:bottom w:type="dxa" w:w="60"/>
+              <w:right w:type="dxa" w:w="100"/>
+            </w:tcMar>
+          </w:tcPr>
+          <w:p>
+            <w:r>
+              <w:rPr>
+                <w:sz w:val="17"/>
+                <w:szCs w:val="17"/>
+              </w:rPr>
+              <w:t xml:space="preserve">21 Oct 2026 14:38</w:t>
             </w:r>
           </w:p>
         </w:tc>
       </w:tr>
     </w:tbl>
+    <w:p>
+      <w:pPr>
+        <w:spacing w:after="80"/>
+      </w:pPr>
+    </w:p>
+    <w:p>
+      <w:pPr>
+        <w:keepNext/>
+        <w:spacing w:before="0" w:after="80"/>
+      </w:pPr>
+      <w:r>
+        <w:rPr>
+          <w:b/>
+          <w:bCs/>
+          <w:color w:val="B42318"/>
+        </w:rPr>
+        <w:t xml:space="preserve">Failed transactions (18)</w:t>
+      </w:r>
+    </w:p>
+    <w:tbl>
+      <w:tblPr>
+        <w:tblW w:type="dxa" w:w="9026"/>
+        <w:tblBorders>
+          <w:top w:val="single" w:color="auto" w:sz="4"/>
+          <w:left w:val="single" w:color="auto" w:sz="4"/>
+          <w:bottom w:val="single" w:color="auto" w:sz="4"/>
+          <w:right w:val="single" w:color="auto" w:sz="4"/>
+          <w:insideH w:val="single" w:color="auto" w:sz="4"/>
+          <w:insideV w:val="single" w:color="auto" w:sz="4"/>
+        </w:tblBorders>
+      </w:tblPr>
+      <w:tblGrid>
+        <w:gridCol w:w="2300"/>
+        <w:gridCol w:w="1000"/>
+        <w:gridCol w:w="1700"/>
+        <w:gridCol w:w="2580"/>
+        <w:gridCol w:w="1446"/>
+      </w:tblGrid>
+      <w:tr>
+        <w:trPr>
+          <w:cantSplit/>
+          <w:tblHeader/>
+        </w:trPr>
+        <w:tc>
+          <w:tcPr>
+            <w:tcW w:type="dxa" w:w="2300"/>
+            <w:tcBorders>
+              <w:top w:val="single" w:color="D0D7DE" w:sz="4"/>
+              <w:left w:val="single" w:color="D0D7DE" w:sz="4"/>
+              <w:bottom w:val="single" w:color="D0D7DE" w:sz="4"/>
+              <w:right w:val="single" w:color="D0D7DE" w:sz="4"/>
+            </w:tcBorders>
+            <w:shd w:fill="1F4E79" w:color="auto" w:val="clear"/>
+            <w:tcMar>
+              <w:top w:type="dxa" w:w="60"/>
+              <w:left w:type="dxa" w:w="100"/>
+              <w:bottom w:type="dxa" w:w="60"/>
+              <w:right w:type="dxa" w:w="100"/>
+            </w:tcMar>
+          </w:tcPr>
+          <w:p>
+            <w:r>
+              <w:rPr>
+                <w:b/>
+                <w:bCs/>
+                <w:color w:val="FFFFFF"/>
+                <w:sz w:val="19"/>
+                <w:szCs w:val="19"/>
+              </w:rPr>
+              <w:t xml:space="preserve">PUN</w:t>
+            </w:r>
+          </w:p>
+        </w:tc>
+        <w:tc>
+          <w:tcPr>
+            <w:tcW w:type="dxa" w:w="1000"/>
+            <w:tcBorders>
+              <w:top w:val="single" w:color="D0D7DE" w:sz="4"/>
+              <w:left w:val="single" w:color="D0D7DE" w:sz="4"/>
+              <w:bottom w:val="single" w:color="D0D7DE" w:sz="4"/>
+              <w:right w:val="single" w:color="D0D7DE" w:sz="4"/>
+            </w:tcBorders>
+            <w:shd w:fill="1F4E79" w:color="auto" w:val="clear"/>
+            <w:tcMar>
+              <w:top w:type="dxa" w:w="60"/>
+              <w:left w:type="dxa" w:w="100"/>
+              <w:bottom w:type="dxa" w:w="60"/>
+              <w:right w:type="dxa" w:w="100"/>
+            </w:tcMar>
+          </w:tcPr>
+          <w:p>
+            <w:r>
+              <w:rPr>
+                <w:b/>
+                <w:bCs/>
+                <w:color w:val="FFFFFF"/>
+                <w:sz w:val="19"/>
+                <w:szCs w:val="19"/>
+              </w:rPr>
+              <w:t xml:space="preserve">Amount</w:t>
+            </w:r>
+          </w:p>
+        </w:tc>
+        <w:tc>
+          <w:tcPr>
+            <w:tcW w:type="dxa" w:w="1700"/>
+            <w:tcBorders>
+              <w:top w:val="single" w:color="D0D7DE" w:sz="4"/>
+              <w:left w:val="single" w:color="D0D7DE" w:sz="4"/>
+              <w:bottom w:val="single" w:color="D0D7DE" w:sz="4"/>
+              <w:right w:val="single" w:color="D0D7DE" w:sz="4"/>
+            </w:tcBorders>
+            <w:shd w:fill="1F4E79" w:color="auto" w:val="clear"/>
+            <w:tcMar>
+              <w:top w:type="dxa" w:w="60"/>
+              <w:left w:type="dxa" w:w="100"/>
+              <w:bottom w:type="dxa" w:w="60"/>
+              <w:right w:type="dxa" w:w="100"/>
+            </w:tcMar>
+          </w:tcPr>
+          <w:p>
+            <w:r>
+              <w:rPr>
+                <w:b/>
+                <w:bCs/>
+                <w:color w:val="FFFFFF"/>
+                <w:sz w:val="19"/>
+                <w:szCs w:val="19"/>
+              </w:rPr>
+              <w:t xml:space="preserve">QPAY status</w:t>
+            </w:r>
+          </w:p>
+          <w:p>
+            <w:r>
+              <w:rPr>
+                <w:b/>
+                <w:bCs/>
+                <w:color w:val="FFFFFF"/>
+                <w:sz w:val="19"/>
+                <w:szCs w:val="19"/>
+              </w:rPr>
+              <w:t xml:space="preserve">received via</w:t>
+            </w:r>
+          </w:p>
+        </w:tc>
+        <w:tc>
+          <w:tcPr>
+            <w:tcW w:type="dxa" w:w="2580"/>
+            <w:tcBorders>
+              <w:top w:val="single" w:color="D0D7DE" w:sz="4"/>
+              <w:left w:val="single" w:color="D0D7DE" w:sz="4"/>
+              <w:bottom w:val="single" w:color="D0D7DE" w:sz="4"/>
+              <w:right w:val="single" w:color="D0D7DE" w:sz="4"/>
+            </w:tcBorders>
+            <w:shd w:fill="1F4E79" w:color="auto" w:val="clear"/>
+            <w:tcMar>
+              <w:top w:type="dxa" w:w="60"/>
+              <w:left w:type="dxa" w:w="100"/>
+              <w:bottom w:type="dxa" w:w="60"/>
+              <w:right w:type="dxa" w:w="100"/>
+            </w:tcMar>
+          </w:tcPr>
+          <w:p>
+            <w:r>
+              <w:rPr>
+                <w:b/>
+                <w:bCs/>
+                <w:color w:val="FFFFFF"/>
+                <w:sz w:val="19"/>
+                <w:szCs w:val="19"/>
+              </w:rPr>
+              <w:t xml:space="preserve">QPAY confirmation ID</w:t>
+            </w:r>
+          </w:p>
+          <w:p>
+            <w:r>
+              <w:rPr>
+                <w:b/>
+                <w:bCs/>
+                <w:color w:val="FFFFFF"/>
+                <w:sz w:val="19"/>
+                <w:szCs w:val="19"/>
+              </w:rPr>
+              <w:t xml:space="preserve">card</w:t>
+            </w:r>
+          </w:p>
+        </w:tc>
+        <w:tc>
+          <w:tcPr>
+            <w:tcW w:type="dxa" w:w="1446"/>
+            <w:tcBorders>
+              <w:top w:val="single" w:color="D0D7DE" w:sz="4"/>
+              <w:left w:val="single" w:color="D0D7DE" w:sz="4"/>
+              <w:bottom w:val="single" w:color="D0D7DE" w:sz="4"/>
+              <w:right w:val="single" w:color="D0D7DE" w:sz="4"/>
+            </w:tcBorders>
+            <w:shd w:fill="1F4E79" w:color="auto" w:val="clear"/>
+            <w:tcMar>
+              <w:top w:type="dxa" w:w="60"/>
+              <w:left w:type="dxa" w:w="100"/>
+              <w:bottom w:type="dxa" w:w="60"/>
+              <w:right w:type="dxa" w:w="100"/>
+            </w:tcMar>
+          </w:tcPr>
+          <w:p>
+            <w:r>
+              <w:rPr>
+                <w:b/>
+                <w:bCs/>
+                <w:color w:val="FFFFFF"/>
+                <w:sz w:val="19"/>
+                <w:szCs w:val="19"/>
+              </w:rPr>
+              <w:t xml:space="preserve">Result received (AST)</w:t>
+            </w:r>
+          </w:p>
+        </w:tc>
+      </w:tr>
+      <w:tr>
+        <w:trPr>
+          <w:cantSplit/>
+        </w:trPr>
+        <w:tc>
+          <w:tcPr>
+            <w:tcW w:type="dxa" w:w="2300"/>
+            <w:tcBorders>
+              <w:top w:val="single" w:color="D0D7DE" w:sz="4"/>
+              <w:left w:val="single" w:color="D0D7DE" w:sz="4"/>
+              <w:bottom w:val="single" w:color="D0D7DE" w:sz="4"/>
+              <w:right w:val="single" w:color="D0D7DE" w:sz="4"/>
+            </w:tcBorders>
+            <w:tcMar>
+              <w:top w:type="dxa" w:w="60"/>
+              <w:left w:type="dxa" w:w="100"/>
+              <w:bottom w:type="dxa" w:w="60"/>
+              <w:right w:type="dxa" w:w="100"/>
+            </w:tcMar>
+          </w:tcPr>
+          <w:p>
+            <w:r>
+              <w:rPr>
+                <w:sz w:val="15"/>
+                <w:szCs w:val="15"/>
+              </w:rPr>
+              <w:t xml:space="preserve">TJFCRMKLIZADKDCMMCBQ</w:t>
+            </w:r>
+          </w:p>
+        </w:tc>
+        <w:tc>
+          <w:tcPr>
+            <w:tcW w:type="dxa" w:w="1000"/>
+            <w:tcBorders>
+              <w:top w:val="single" w:color="D0D7DE" w:sz="4"/>
+              <w:left w:val="single" w:color="D0D7DE" w:sz="4"/>
+              <w:bottom w:val="single" w:color="D0D7DE" w:sz="4"/>
+              <w:right w:val="single" w:color="D0D7DE" w:sz="4"/>
+            </w:tcBorders>
+            <w:tcMar>
+              <w:top w:type="dxa" w:w="60"/>
+              <w:left w:type="dxa" w:w="100"/>
+              <w:bottom w:type="dxa" w:w="60"/>
+              <w:right w:type="dxa" w:w="100"/>
+            </w:tcMar>
+          </w:tcPr>
+          <w:p>
+            <w:r>
+              <w:rPr>
+                <w:sz w:val="17"/>
+                <w:szCs w:val="17"/>
+              </w:rPr>
+              <w:t xml:space="preserve">QAR 100.00</w:t>
+            </w:r>
+          </w:p>
+        </w:tc>
+        <w:tc>
+          <w:tcPr>
+            <w:tcW w:type="dxa" w:w="1700"/>
+            <w:tcBorders>
+              <w:top w:val="single" w:color="D0D7DE" w:sz="4"/>
+              <w:left w:val="single" w:color="D0D7DE" w:sz="4"/>
+              <w:bottom w:val="single" w:color="D0D7DE" w:sz="4"/>
+              <w:right w:val="single" w:color="D0D7DE" w:sz="4"/>
+            </w:tcBorders>
+            <w:tcMar>
+              <w:top w:type="dxa" w:w="60"/>
+              <w:left w:type="dxa" w:w="100"/>
+              <w:bottom w:type="dxa" w:w="60"/>
+              <w:right w:type="dxa" w:w="100"/>
+            </w:tcMar>
+          </w:tcPr>
+          <w:p>
+            <w:r>
+              <w:rPr>
+                <w:sz w:val="17"/>
+                <w:szCs w:val="17"/>
+              </w:rPr>
+              <w:t xml:space="preserve">3000 Payment Failed</w:t>
+            </w:r>
+          </w:p>
+          <w:p>
+            <w:r>
+              <w:rPr>
+                <w:color w:val="6A737D"/>
+                <w:sz w:val="15"/>
+                <w:szCs w:val="15"/>
+              </w:rPr>
+              <w:t xml:space="preserve">Payment response (browser return)</w:t>
+            </w:r>
+          </w:p>
+        </w:tc>
+        <w:tc>
+          <w:tcPr>
+            <w:tcW w:type="dxa" w:w="2580"/>
+            <w:tcBorders>
+              <w:top w:val="single" w:color="D0D7DE" w:sz="4"/>
+              <w:left w:val="single" w:color="D0D7DE" w:sz="4"/>
+              <w:bottom w:val="single" w:color="D0D7DE" w:sz="4"/>
+              <w:right w:val="single" w:color="D0D7DE" w:sz="4"/>
+            </w:tcBorders>
+            <w:tcMar>
+              <w:top w:type="dxa" w:w="60"/>
+              <w:left w:type="dxa" w:w="100"/>
+              <w:bottom w:type="dxa" w:w="60"/>
+              <w:right w:type="dxa" w:w="100"/>
+            </w:tcMar>
+          </w:tcPr>
+          <w:p>
+            <w:r>
+              <w:rPr>
+                <w:sz w:val="15"/>
+                <w:szCs w:val="15"/>
+              </w:rPr>
+              <w:t xml:space="preserve">202609200432279997714493892</w:t>
+            </w:r>
+          </w:p>
+          <w:p>
+            <w:r>
+              <w:rPr>
+                <w:color w:val="6A737D"/>
+                <w:sz w:val="15"/>
+                <w:szCs w:val="15"/>
+              </w:rPr>
+              <w:t xml:space="preserve">Card 434204******8164</w:t>
+            </w:r>
+          </w:p>
+        </w:tc>
+        <w:tc>
+          <w:tcPr>
+            <w:tcW w:type="dxa" w:w="1446"/>
+            <w:tcBorders>
+              <w:top w:val="single" w:color="D0D7DE" w:sz="4"/>
+              <w:left w:val="single" w:color="D0D7DE" w:sz="4"/>
+              <w:bottom w:val="single" w:color="D0D7DE" w:sz="4"/>
+              <w:right w:val="single" w:color="D0D7DE" w:sz="4"/>
+            </w:tcBorders>
+            <w:tcMar>
+              <w:top w:type="dxa" w:w="60"/>
+              <w:left w:type="dxa" w:w="100"/>
+              <w:bottom w:type="dxa" w:w="60"/>
+              <w:right w:type="dxa" w:w="100"/>
+            </w:tcMar>
+          </w:tcPr>
+          <w:p>
+            <w:r>
+              <w:rPr>
+                <w:sz w:val="17"/>
+                <w:szCs w:val="17"/>
+              </w:rPr>
+              <w:t xml:space="preserve">20 Sep 2026 07:36</w:t>
+            </w:r>
+          </w:p>
+        </w:tc>
+      </w:tr>
+      <w:tr>
+        <w:trPr>
+          <w:cantSplit/>
+        </w:trPr>
+        <w:tc>
+          <w:tcPr>
+            <w:tcW w:type="dxa" w:w="2300"/>
+            <w:tcBorders>
+              <w:top w:val="single" w:color="D0D7DE" w:sz="4"/>
+              <w:left w:val="single" w:color="D0D7DE" w:sz="4"/>
+              <w:bottom w:val="single" w:color="D0D7DE" w:sz="4"/>
+              <w:right w:val="single" w:color="D0D7DE" w:sz="4"/>
+            </w:tcBorders>
+            <w:tcMar>
+              <w:top w:type="dxa" w:w="60"/>
+              <w:left w:type="dxa" w:w="100"/>
+              <w:bottom w:type="dxa" w:w="60"/>
+              <w:right w:type="dxa" w:w="100"/>
+            </w:tcMar>
+          </w:tcPr>
+          <w:p>
+            <w:r>
+              <w:rPr>
+                <w:sz w:val="15"/>
+                <w:szCs w:val="15"/>
+              </w:rPr>
+              <w:t xml:space="preserve">XEZPX2BKXUPSYBCMRNMR</w:t>
+            </w:r>
+          </w:p>
+        </w:tc>
+        <w:tc>
+          <w:tcPr>
+            <w:tcW w:type="dxa" w:w="1000"/>
+            <w:tcBorders>
+              <w:top w:val="single" w:color="D0D7DE" w:sz="4"/>
+              <w:left w:val="single" w:color="D0D7DE" w:sz="4"/>
+              <w:bottom w:val="single" w:color="D0D7DE" w:sz="4"/>
+              <w:right w:val="single" w:color="D0D7DE" w:sz="4"/>
+            </w:tcBorders>
+            <w:tcMar>
+              <w:top w:type="dxa" w:w="60"/>
+              <w:left w:type="dxa" w:w="100"/>
+              <w:bottom w:type="dxa" w:w="60"/>
+              <w:right w:type="dxa" w:w="100"/>
+            </w:tcMar>
+          </w:tcPr>
+          <w:p>
+            <w:r>
+              <w:rPr>
+                <w:sz w:val="17"/>
+                <w:szCs w:val="17"/>
+              </w:rPr>
+              <w:t xml:space="preserve">QAR 200.00</w:t>
+            </w:r>
+          </w:p>
+        </w:tc>
+        <w:tc>
+          <w:tcPr>
+            <w:tcW w:type="dxa" w:w="1700"/>
+            <w:tcBorders>
+              <w:top w:val="single" w:color="D0D7DE" w:sz="4"/>
+              <w:left w:val="single" w:color="D0D7DE" w:sz="4"/>
+              <w:bottom w:val="single" w:color="D0D7DE" w:sz="4"/>
+              <w:right w:val="single" w:color="D0D7DE" w:sz="4"/>
+            </w:tcBorders>
+            <w:tcMar>
+              <w:top w:type="dxa" w:w="60"/>
+              <w:left w:type="dxa" w:w="100"/>
+              <w:bottom w:type="dxa" w:w="60"/>
+              <w:right w:type="dxa" w:w="100"/>
+            </w:tcMar>
+          </w:tcPr>
+          <w:p>
+            <w:r>
+              <w:rPr>
+                <w:sz w:val="17"/>
+                <w:szCs w:val="17"/>
+              </w:rPr>
+              <w:t xml:space="preserve">2996 Payment Cancelled</w:t>
+            </w:r>
+          </w:p>
+          <w:p>
+            <w:r>
+              <w:rPr>
+                <w:color w:val="6A737D"/>
+                <w:sz w:val="15"/>
+                <w:szCs w:val="15"/>
+              </w:rPr>
+              <w:t xml:space="preserve">Payment response (browser return)</w:t>
+            </w:r>
+          </w:p>
+        </w:tc>
+        <w:tc>
+          <w:tcPr>
+            <w:tcW w:type="dxa" w:w="2580"/>
+            <w:tcBorders>
+              <w:top w:val="single" w:color="D0D7DE" w:sz="4"/>
+              <w:left w:val="single" w:color="D0D7DE" w:sz="4"/>
+              <w:bottom w:val="single" w:color="D0D7DE" w:sz="4"/>
+              <w:right w:val="single" w:color="D0D7DE" w:sz="4"/>
+            </w:tcBorders>
+            <w:tcMar>
+              <w:top w:type="dxa" w:w="60"/>
+              <w:left w:type="dxa" w:w="100"/>
+              <w:bottom w:type="dxa" w:w="60"/>
+              <w:right w:type="dxa" w:w="100"/>
+            </w:tcMar>
+          </w:tcPr>
+          <w:p>
+            <w:r>
+              <w:rPr>
+                <w:sz w:val="15"/>
+                <w:szCs w:val="15"/>
+              </w:rPr>
+              <w:t xml:space="preserve">202609200446242068428946577</w:t>
+            </w:r>
+          </w:p>
+          <w:p>
+            <w:r>
+              <w:rPr>
+                <w:color w:val="6A737D"/>
+                <w:sz w:val="15"/>
+                <w:szCs w:val="15"/>
+              </w:rPr>
+              <w:t xml:space="preserve">No card entered</w:t>
+            </w:r>
+          </w:p>
+        </w:tc>
+        <w:tc>
+          <w:tcPr>
+            <w:tcW w:type="dxa" w:w="1446"/>
+            <w:tcBorders>
+              <w:top w:val="single" w:color="D0D7DE" w:sz="4"/>
+              <w:left w:val="single" w:color="D0D7DE" w:sz="4"/>
+              <w:bottom w:val="single" w:color="D0D7DE" w:sz="4"/>
+              <w:right w:val="single" w:color="D0D7DE" w:sz="4"/>
+            </w:tcBorders>
+            <w:tcMar>
+              <w:top w:type="dxa" w:w="60"/>
+              <w:left w:type="dxa" w:w="100"/>
+              <w:bottom w:type="dxa" w:w="60"/>
+              <w:right w:type="dxa" w:w="100"/>
+            </w:tcMar>
+          </w:tcPr>
+          <w:p>
+            <w:r>
+              <w:rPr>
+                <w:sz w:val="17"/>
+                <w:szCs w:val="17"/>
+              </w:rPr>
+              <w:t xml:space="preserve">20 Sep 2026 19:51</w:t>
+            </w:r>
+          </w:p>
+        </w:tc>
+      </w:tr>
+      <w:tr>
+        <w:trPr>
+          <w:cantSplit/>
+        </w:trPr>
+        <w:tc>
+          <w:tcPr>
+            <w:tcW w:type="dxa" w:w="2300"/>
+            <w:tcBorders>
+              <w:top w:val="single" w:color="D0D7DE" w:sz="4"/>
+              <w:left w:val="single" w:color="D0D7DE" w:sz="4"/>
+              <w:bottom w:val="single" w:color="D0D7DE" w:sz="4"/>
+              <w:right w:val="single" w:color="D0D7DE" w:sz="4"/>
+            </w:tcBorders>
+            <w:tcMar>
+              <w:top w:type="dxa" w:w="60"/>
+              <w:left w:type="dxa" w:w="100"/>
+              <w:bottom w:type="dxa" w:w="60"/>
+              <w:right w:type="dxa" w:w="100"/>
+            </w:tcMar>
+          </w:tcPr>
+          <w:p>
+            <w:r>
+              <w:rPr>
+                <w:sz w:val="15"/>
+                <w:szCs w:val="15"/>
+              </w:rPr>
+              <w:t xml:space="preserve">V4XTCZO3TGCVXC4KNTTB</w:t>
+            </w:r>
+          </w:p>
+        </w:tc>
+        <w:tc>
+          <w:tcPr>
+            <w:tcW w:type="dxa" w:w="1000"/>
+            <w:tcBorders>
+              <w:top w:val="single" w:color="D0D7DE" w:sz="4"/>
+              <w:left w:val="single" w:color="D0D7DE" w:sz="4"/>
+              <w:bottom w:val="single" w:color="D0D7DE" w:sz="4"/>
+              <w:right w:val="single" w:color="D0D7DE" w:sz="4"/>
+            </w:tcBorders>
+            <w:tcMar>
+              <w:top w:type="dxa" w:w="60"/>
+              <w:left w:type="dxa" w:w="100"/>
+              <w:bottom w:type="dxa" w:w="60"/>
+              <w:right w:type="dxa" w:w="100"/>
+            </w:tcMar>
+          </w:tcPr>
+          <w:p>
+            <w:r>
+              <w:rPr>
+                <w:sz w:val="17"/>
+                <w:szCs w:val="17"/>
+              </w:rPr>
+              <w:t xml:space="preserve">QAR 100.00</w:t>
+            </w:r>
+          </w:p>
+        </w:tc>
+        <w:tc>
+          <w:tcPr>
+            <w:tcW w:type="dxa" w:w="1700"/>
+            <w:tcBorders>
+              <w:top w:val="single" w:color="D0D7DE" w:sz="4"/>
+              <w:left w:val="single" w:color="D0D7DE" w:sz="4"/>
+              <w:bottom w:val="single" w:color="D0D7DE" w:sz="4"/>
+              <w:right w:val="single" w:color="D0D7DE" w:sz="4"/>
+            </w:tcBorders>
+            <w:tcMar>
+              <w:top w:type="dxa" w:w="60"/>
+              <w:left w:type="dxa" w:w="100"/>
+              <w:bottom w:type="dxa" w:w="60"/>
+              <w:right w:type="dxa" w:w="100"/>
+            </w:tcMar>
+          </w:tcPr>
+          <w:p>
+            <w:r>
+              <w:rPr>
+                <w:sz w:val="17"/>
+                <w:szCs w:val="17"/>
+              </w:rPr>
+              <w:t xml:space="preserve">3000 Payment Failed</w:t>
+            </w:r>
+          </w:p>
+          <w:p>
+            <w:r>
+              <w:rPr>
+                <w:color w:val="6A737D"/>
+                <w:sz w:val="15"/>
+                <w:szCs w:val="15"/>
+              </w:rPr>
+              <w:t xml:space="preserve">Payment response (browser return)</w:t>
+            </w:r>
+          </w:p>
+        </w:tc>
+        <w:tc>
+          <w:tcPr>
+            <w:tcW w:type="dxa" w:w="2580"/>
+            <w:tcBorders>
+              <w:top w:val="single" w:color="D0D7DE" w:sz="4"/>
+              <w:left w:val="single" w:color="D0D7DE" w:sz="4"/>
+              <w:bottom w:val="single" w:color="D0D7DE" w:sz="4"/>
+              <w:right w:val="single" w:color="D0D7DE" w:sz="4"/>
+            </w:tcBorders>
+            <w:tcMar>
+              <w:top w:type="dxa" w:w="60"/>
+              <w:left w:type="dxa" w:w="100"/>
+              <w:bottom w:type="dxa" w:w="60"/>
+              <w:right w:type="dxa" w:w="100"/>
+            </w:tcMar>
+          </w:tcPr>
+          <w:p>
+            <w:r>
+              <w:rPr>
+                <w:sz w:val="15"/>
+                <w:szCs w:val="15"/>
+              </w:rPr>
+              <w:t xml:space="preserve">202609200451597166578703267</w:t>
+            </w:r>
+          </w:p>
+          <w:p>
+            <w:r>
+              <w:rPr>
+                <w:color w:val="6A737D"/>
+                <w:sz w:val="15"/>
+                <w:szCs w:val="15"/>
+              </w:rPr>
+              <w:t xml:space="preserve">Card 416639******0368</w:t>
+            </w:r>
+          </w:p>
+        </w:tc>
+        <w:tc>
+          <w:tcPr>
+            <w:tcW w:type="dxa" w:w="1446"/>
+            <w:tcBorders>
+              <w:top w:val="single" w:color="D0D7DE" w:sz="4"/>
+              <w:left w:val="single" w:color="D0D7DE" w:sz="4"/>
+              <w:bottom w:val="single" w:color="D0D7DE" w:sz="4"/>
+              <w:right w:val="single" w:color="D0D7DE" w:sz="4"/>
+            </w:tcBorders>
+            <w:tcMar>
+              <w:top w:type="dxa" w:w="60"/>
+              <w:left w:type="dxa" w:w="100"/>
+              <w:bottom w:type="dxa" w:w="60"/>
+              <w:right w:type="dxa" w:w="100"/>
+            </w:tcMar>
+          </w:tcPr>
+          <w:p>
+            <w:r>
+              <w:rPr>
+                <w:sz w:val="17"/>
+                <w:szCs w:val="17"/>
+              </w:rPr>
+              <w:t xml:space="preserve">20 Sep 2026 19:56</w:t>
+            </w:r>
+          </w:p>
+        </w:tc>
+      </w:tr>
+      <w:tr>
+        <w:trPr>
+          <w:cantSplit/>
+        </w:trPr>
+        <w:tc>
+          <w:tcPr>
+            <w:tcW w:type="dxa" w:w="2300"/>
+            <w:tcBorders>
+              <w:top w:val="single" w:color="D0D7DE" w:sz="4"/>
+              <w:left w:val="single" w:color="D0D7DE" w:sz="4"/>
+              <w:bottom w:val="single" w:color="D0D7DE" w:sz="4"/>
+              <w:right w:val="single" w:color="D0D7DE" w:sz="4"/>
+            </w:tcBorders>
+            <w:tcMar>
+              <w:top w:type="dxa" w:w="60"/>
+              <w:left w:type="dxa" w:w="100"/>
+              <w:bottom w:type="dxa" w:w="60"/>
+              <w:right w:type="dxa" w:w="100"/>
+            </w:tcMar>
+          </w:tcPr>
+          <w:p>
+            <w:r>
+              <w:rPr>
+                <w:sz w:val="15"/>
+                <w:szCs w:val="15"/>
+              </w:rPr>
+              <w:t xml:space="preserve">9YWZGEMHQ5YPAMG4PYIX</w:t>
+            </w:r>
+          </w:p>
+        </w:tc>
+        <w:tc>
+          <w:tcPr>
+            <w:tcW w:type="dxa" w:w="1000"/>
+            <w:tcBorders>
+              <w:top w:val="single" w:color="D0D7DE" w:sz="4"/>
+              <w:left w:val="single" w:color="D0D7DE" w:sz="4"/>
+              <w:bottom w:val="single" w:color="D0D7DE" w:sz="4"/>
+              <w:right w:val="single" w:color="D0D7DE" w:sz="4"/>
+            </w:tcBorders>
+            <w:tcMar>
+              <w:top w:type="dxa" w:w="60"/>
+              <w:left w:type="dxa" w:w="100"/>
+              <w:bottom w:type="dxa" w:w="60"/>
+              <w:right w:type="dxa" w:w="100"/>
+            </w:tcMar>
+          </w:tcPr>
+          <w:p>
+            <w:r>
+              <w:rPr>
+                <w:sz w:val="17"/>
+                <w:szCs w:val="17"/>
+              </w:rPr>
+              <w:t xml:space="preserve">QAR 200.00</w:t>
+            </w:r>
+          </w:p>
+        </w:tc>
+        <w:tc>
+          <w:tcPr>
+            <w:tcW w:type="dxa" w:w="1700"/>
+            <w:tcBorders>
+              <w:top w:val="single" w:color="D0D7DE" w:sz="4"/>
+              <w:left w:val="single" w:color="D0D7DE" w:sz="4"/>
+              <w:bottom w:val="single" w:color="D0D7DE" w:sz="4"/>
+              <w:right w:val="single" w:color="D0D7DE" w:sz="4"/>
+            </w:tcBorders>
+            <w:tcMar>
+              <w:top w:type="dxa" w:w="60"/>
+              <w:left w:type="dxa" w:w="100"/>
+              <w:bottom w:type="dxa" w:w="60"/>
+              <w:right w:type="dxa" w:w="100"/>
+            </w:tcMar>
+          </w:tcPr>
+          <w:p>
+            <w:r>
+              <w:rPr>
+                <w:sz w:val="17"/>
+                <w:szCs w:val="17"/>
+              </w:rPr>
+              <w:t xml:space="preserve">3000 Payment Failed</w:t>
+            </w:r>
+          </w:p>
+          <w:p>
+            <w:r>
+              <w:rPr>
+                <w:color w:val="6A737D"/>
+                <w:sz w:val="15"/>
+                <w:szCs w:val="15"/>
+              </w:rPr>
+              <w:t xml:space="preserve">Payment response (browser return)</w:t>
+            </w:r>
+          </w:p>
+        </w:tc>
+        <w:tc>
+          <w:tcPr>
+            <w:tcW w:type="dxa" w:w="2580"/>
+            <w:tcBorders>
+              <w:top w:val="single" w:color="D0D7DE" w:sz="4"/>
+              <w:left w:val="single" w:color="D0D7DE" w:sz="4"/>
+              <w:bottom w:val="single" w:color="D0D7DE" w:sz="4"/>
+              <w:right w:val="single" w:color="D0D7DE" w:sz="4"/>
+            </w:tcBorders>
+            <w:tcMar>
+              <w:top w:type="dxa" w:w="60"/>
+              <w:left w:type="dxa" w:w="100"/>
+              <w:bottom w:type="dxa" w:w="60"/>
+              <w:right w:type="dxa" w:w="100"/>
+            </w:tcMar>
+          </w:tcPr>
+          <w:p>
+            <w:r>
+              <w:rPr>
+                <w:sz w:val="15"/>
+                <w:szCs w:val="15"/>
+              </w:rPr>
+              <w:t xml:space="preserve">202609200456549407908751196</w:t>
+            </w:r>
+          </w:p>
+          <w:p>
+            <w:r>
+              <w:rPr>
+                <w:color w:val="6A737D"/>
+                <w:sz w:val="15"/>
+                <w:szCs w:val="15"/>
+              </w:rPr>
+              <w:t xml:space="preserve">Card 471354******4772</w:t>
+            </w:r>
+          </w:p>
+        </w:tc>
+        <w:tc>
+          <w:tcPr>
+            <w:tcW w:type="dxa" w:w="1446"/>
+            <w:tcBorders>
+              <w:top w:val="single" w:color="D0D7DE" w:sz="4"/>
+              <w:left w:val="single" w:color="D0D7DE" w:sz="4"/>
+              <w:bottom w:val="single" w:color="D0D7DE" w:sz="4"/>
+              <w:right w:val="single" w:color="D0D7DE" w:sz="4"/>
+            </w:tcBorders>
+            <w:tcMar>
+              <w:top w:type="dxa" w:w="60"/>
+              <w:left w:type="dxa" w:w="100"/>
+              <w:bottom w:type="dxa" w:w="60"/>
+              <w:right w:type="dxa" w:w="100"/>
+            </w:tcMar>
+          </w:tcPr>
+          <w:p>
+            <w:r>
+              <w:rPr>
+                <w:sz w:val="17"/>
+                <w:szCs w:val="17"/>
+              </w:rPr>
+              <w:t xml:space="preserve">20 Sep 2026 19:57</w:t>
+            </w:r>
+          </w:p>
+        </w:tc>
+      </w:tr>
+      <w:tr>
+        <w:trPr>
+          <w:cantSplit/>
+        </w:trPr>
+        <w:tc>
+          <w:tcPr>
+            <w:tcW w:type="dxa" w:w="2300"/>
+            <w:tcBorders>
+              <w:top w:val="single" w:color="D0D7DE" w:sz="4"/>
+              <w:left w:val="single" w:color="D0D7DE" w:sz="4"/>
+              <w:bottom w:val="single" w:color="D0D7DE" w:sz="4"/>
+              <w:right w:val="single" w:color="D0D7DE" w:sz="4"/>
+            </w:tcBorders>
+            <w:tcMar>
+              <w:top w:type="dxa" w:w="60"/>
+              <w:left w:type="dxa" w:w="100"/>
+              <w:bottom w:type="dxa" w:w="60"/>
+              <w:right w:type="dxa" w:w="100"/>
+            </w:tcMar>
+          </w:tcPr>
+          <w:p>
+            <w:r>
+              <w:rPr>
+                <w:sz w:val="15"/>
+                <w:szCs w:val="15"/>
+              </w:rPr>
+              <w:t xml:space="preserve">MNZYA1Y9PXGNPASVXMRL</w:t>
+            </w:r>
+          </w:p>
+        </w:tc>
+        <w:tc>
+          <w:tcPr>
+            <w:tcW w:type="dxa" w:w="1000"/>
+            <w:tcBorders>
+              <w:top w:val="single" w:color="D0D7DE" w:sz="4"/>
+              <w:left w:val="single" w:color="D0D7DE" w:sz="4"/>
+              <w:bottom w:val="single" w:color="D0D7DE" w:sz="4"/>
+              <w:right w:val="single" w:color="D0D7DE" w:sz="4"/>
+            </w:tcBorders>
+            <w:tcMar>
+              <w:top w:type="dxa" w:w="60"/>
+              <w:left w:type="dxa" w:w="100"/>
+              <w:bottom w:type="dxa" w:w="60"/>
+              <w:right w:type="dxa" w:w="100"/>
+            </w:tcMar>
+          </w:tcPr>
+          <w:p>
+            <w:r>
+              <w:rPr>
+                <w:sz w:val="17"/>
+                <w:szCs w:val="17"/>
+              </w:rPr>
+              <w:t xml:space="preserve">QAR 50.00</w:t>
+            </w:r>
+          </w:p>
+        </w:tc>
+        <w:tc>
+          <w:tcPr>
+            <w:tcW w:type="dxa" w:w="1700"/>
+            <w:tcBorders>
+              <w:top w:val="single" w:color="D0D7DE" w:sz="4"/>
+              <w:left w:val="single" w:color="D0D7DE" w:sz="4"/>
+              <w:bottom w:val="single" w:color="D0D7DE" w:sz="4"/>
+              <w:right w:val="single" w:color="D0D7DE" w:sz="4"/>
+            </w:tcBorders>
+            <w:tcMar>
+              <w:top w:type="dxa" w:w="60"/>
+              <w:left w:type="dxa" w:w="100"/>
+              <w:bottom w:type="dxa" w:w="60"/>
+              <w:right w:type="dxa" w:w="100"/>
+            </w:tcMar>
+          </w:tcPr>
+          <w:p>
+            <w:r>
+              <w:rPr>
+                <w:sz w:val="17"/>
+                <w:szCs w:val="17"/>
+              </w:rPr>
+              <w:t xml:space="preserve">3000 Payment Failed</w:t>
+            </w:r>
+          </w:p>
+          <w:p>
+            <w:r>
+              <w:rPr>
+                <w:color w:val="6A737D"/>
+                <w:sz w:val="15"/>
+                <w:szCs w:val="15"/>
+              </w:rPr>
+              <w:t xml:space="preserve">Payment response (browser return)</w:t>
+            </w:r>
+          </w:p>
+        </w:tc>
+        <w:tc>
+          <w:tcPr>
+            <w:tcW w:type="dxa" w:w="2580"/>
+            <w:tcBorders>
+              <w:top w:val="single" w:color="D0D7DE" w:sz="4"/>
+              <w:left w:val="single" w:color="D0D7DE" w:sz="4"/>
+              <w:bottom w:val="single" w:color="D0D7DE" w:sz="4"/>
+              <w:right w:val="single" w:color="D0D7DE" w:sz="4"/>
+            </w:tcBorders>
+            <w:tcMar>
+              <w:top w:type="dxa" w:w="60"/>
+              <w:left w:type="dxa" w:w="100"/>
+              <w:bottom w:type="dxa" w:w="60"/>
+              <w:right w:type="dxa" w:w="100"/>
+            </w:tcMar>
+          </w:tcPr>
+          <w:p>
+            <w:r>
+              <w:rPr>
+                <w:sz w:val="15"/>
+                <w:szCs w:val="15"/>
+              </w:rPr>
+              <w:t xml:space="preserve">202609200458268713985375585</w:t>
+            </w:r>
+          </w:p>
+          <w:p>
+            <w:r>
+              <w:rPr>
+                <w:color w:val="6A737D"/>
+                <w:sz w:val="15"/>
+                <w:szCs w:val="15"/>
+              </w:rPr>
+              <w:t xml:space="preserve">Card 471354******4772</w:t>
+            </w:r>
+          </w:p>
+        </w:tc>
+        <w:tc>
+          <w:tcPr>
+            <w:tcW w:type="dxa" w:w="1446"/>
+            <w:tcBorders>
+              <w:top w:val="single" w:color="D0D7DE" w:sz="4"/>
+              <w:left w:val="single" w:color="D0D7DE" w:sz="4"/>
+              <w:bottom w:val="single" w:color="D0D7DE" w:sz="4"/>
+              <w:right w:val="single" w:color="D0D7DE" w:sz="4"/>
+            </w:tcBorders>
+            <w:tcMar>
+              <w:top w:type="dxa" w:w="60"/>
+              <w:left w:type="dxa" w:w="100"/>
+              <w:bottom w:type="dxa" w:w="60"/>
+              <w:right w:type="dxa" w:w="100"/>
+            </w:tcMar>
+          </w:tcPr>
+          <w:p>
+            <w:r>
+              <w:rPr>
+                <w:sz w:val="17"/>
+                <w:szCs w:val="17"/>
+              </w:rPr>
+              <w:t xml:space="preserve">20 Sep 2026 19:59</w:t>
+            </w:r>
+          </w:p>
+        </w:tc>
+      </w:tr>
+      <w:tr>
+        <w:trPr>
+          <w:cantSplit/>
+        </w:trPr>
+        <w:tc>
+          <w:tcPr>
+            <w:tcW w:type="dxa" w:w="2300"/>
+            <w:tcBorders>
+              <w:top w:val="single" w:color="D0D7DE" w:sz="4"/>
+              <w:left w:val="single" w:color="D0D7DE" w:sz="4"/>
+              <w:bottom w:val="single" w:color="D0D7DE" w:sz="4"/>
+              <w:right w:val="single" w:color="D0D7DE" w:sz="4"/>
+            </w:tcBorders>
+            <w:tcMar>
+              <w:top w:type="dxa" w:w="60"/>
+              <w:left w:type="dxa" w:w="100"/>
+              <w:bottom w:type="dxa" w:w="60"/>
+              <w:right w:type="dxa" w:w="100"/>
+            </w:tcMar>
+          </w:tcPr>
+          <w:p>
+            <w:r>
+              <w:rPr>
+                <w:sz w:val="15"/>
+                <w:szCs w:val="15"/>
+              </w:rPr>
+              <w:t xml:space="preserve">VTQZAKFVMKPBZWHVF4TU</w:t>
+            </w:r>
+          </w:p>
+        </w:tc>
+        <w:tc>
+          <w:tcPr>
+            <w:tcW w:type="dxa" w:w="1000"/>
+            <w:tcBorders>
+              <w:top w:val="single" w:color="D0D7DE" w:sz="4"/>
+              <w:left w:val="single" w:color="D0D7DE" w:sz="4"/>
+              <w:bottom w:val="single" w:color="D0D7DE" w:sz="4"/>
+              <w:right w:val="single" w:color="D0D7DE" w:sz="4"/>
+            </w:tcBorders>
+            <w:tcMar>
+              <w:top w:type="dxa" w:w="60"/>
+              <w:left w:type="dxa" w:w="100"/>
+              <w:bottom w:type="dxa" w:w="60"/>
+              <w:right w:type="dxa" w:w="100"/>
+            </w:tcMar>
+          </w:tcPr>
+          <w:p>
+            <w:r>
+              <w:rPr>
+                <w:sz w:val="17"/>
+                <w:szCs w:val="17"/>
+              </w:rPr>
+              <w:t xml:space="preserve">QAR 100.00</w:t>
+            </w:r>
+          </w:p>
+        </w:tc>
+        <w:tc>
+          <w:tcPr>
+            <w:tcW w:type="dxa" w:w="1700"/>
+            <w:tcBorders>
+              <w:top w:val="single" w:color="D0D7DE" w:sz="4"/>
+              <w:left w:val="single" w:color="D0D7DE" w:sz="4"/>
+              <w:bottom w:val="single" w:color="D0D7DE" w:sz="4"/>
+              <w:right w:val="single" w:color="D0D7DE" w:sz="4"/>
+            </w:tcBorders>
+            <w:tcMar>
+              <w:top w:type="dxa" w:w="60"/>
+              <w:left w:type="dxa" w:w="100"/>
+              <w:bottom w:type="dxa" w:w="60"/>
+              <w:right w:type="dxa" w:w="100"/>
+            </w:tcMar>
+          </w:tcPr>
+          <w:p>
+            <w:r>
+              <w:rPr>
+                <w:sz w:val="17"/>
+                <w:szCs w:val="17"/>
+              </w:rPr>
+              <w:t xml:space="preserve">2996 Payment Cancelled</w:t>
+            </w:r>
+          </w:p>
+          <w:p>
+            <w:r>
+              <w:rPr>
+                <w:color w:val="6A737D"/>
+                <w:sz w:val="15"/>
+                <w:szCs w:val="15"/>
+              </w:rPr>
+              <w:t xml:space="preserve">Payment response (browser return)</w:t>
+            </w:r>
+          </w:p>
+        </w:tc>
+        <w:tc>
+          <w:tcPr>
+            <w:tcW w:type="dxa" w:w="2580"/>
+            <w:tcBorders>
+              <w:top w:val="single" w:color="D0D7DE" w:sz="4"/>
+              <w:left w:val="single" w:color="D0D7DE" w:sz="4"/>
+              <w:bottom w:val="single" w:color="D0D7DE" w:sz="4"/>
+              <w:right w:val="single" w:color="D0D7DE" w:sz="4"/>
+            </w:tcBorders>
+            <w:tcMar>
+              <w:top w:type="dxa" w:w="60"/>
+              <w:left w:type="dxa" w:w="100"/>
+              <w:bottom w:type="dxa" w:w="60"/>
+              <w:right w:type="dxa" w:w="100"/>
+            </w:tcMar>
+          </w:tcPr>
+          <w:p>
+            <w:r>
+              <w:rPr>
+                <w:sz w:val="15"/>
+                <w:szCs w:val="15"/>
+              </w:rPr>
+              <w:t xml:space="preserve">202609210706174873319935784</w:t>
+            </w:r>
+          </w:p>
+          <w:p>
+            <w:r>
+              <w:rPr>
+                <w:color w:val="6A737D"/>
+                <w:sz w:val="15"/>
+                <w:szCs w:val="15"/>
+              </w:rPr>
+              <w:t xml:space="preserve">No card entered</w:t>
+            </w:r>
+          </w:p>
+        </w:tc>
+        <w:tc>
+          <w:tcPr>
+            <w:tcW w:type="dxa" w:w="1446"/>
+            <w:tcBorders>
+              <w:top w:val="single" w:color="D0D7DE" w:sz="4"/>
+              <w:left w:val="single" w:color="D0D7DE" w:sz="4"/>
+              <w:bottom w:val="single" w:color="D0D7DE" w:sz="4"/>
+              <w:right w:val="single" w:color="D0D7DE" w:sz="4"/>
+            </w:tcBorders>
+            <w:tcMar>
+              <w:top w:type="dxa" w:w="60"/>
+              <w:left w:type="dxa" w:w="100"/>
+              <w:bottom w:type="dxa" w:w="60"/>
+              <w:right w:type="dxa" w:w="100"/>
+            </w:tcMar>
+          </w:tcPr>
+          <w:p>
+            <w:r>
+              <w:rPr>
+                <w:sz w:val="17"/>
+                <w:szCs w:val="17"/>
+              </w:rPr>
+              <w:t xml:space="preserve">21 Sep 2026 10:06</w:t>
+            </w:r>
+          </w:p>
+        </w:tc>
+      </w:tr>
+      <w:tr>
+        <w:trPr>
+          <w:cantSplit/>
+        </w:trPr>
+        <w:tc>
+          <w:tcPr>
+            <w:tcW w:type="dxa" w:w="2300"/>
+            <w:tcBorders>
+              <w:top w:val="single" w:color="D0D7DE" w:sz="4"/>
+              <w:left w:val="single" w:color="D0D7DE" w:sz="4"/>
+              <w:bottom w:val="single" w:color="D0D7DE" w:sz="4"/>
+              <w:right w:val="single" w:color="D0D7DE" w:sz="4"/>
+            </w:tcBorders>
+            <w:tcMar>
+              <w:top w:type="dxa" w:w="60"/>
+              <w:left w:type="dxa" w:w="100"/>
+              <w:bottom w:type="dxa" w:w="60"/>
+              <w:right w:type="dxa" w:w="100"/>
+            </w:tcMar>
+          </w:tcPr>
+          <w:p>
+            <w:r>
+              <w:rPr>
+                <w:sz w:val="15"/>
+                <w:szCs w:val="15"/>
+              </w:rPr>
+              <w:t xml:space="preserve">LU8L8SN3MYYDDSD8YJ1F</w:t>
+            </w:r>
+          </w:p>
+        </w:tc>
+        <w:tc>
+          <w:tcPr>
+            <w:tcW w:type="dxa" w:w="1000"/>
+            <w:tcBorders>
+              <w:top w:val="single" w:color="D0D7DE" w:sz="4"/>
+              <w:left w:val="single" w:color="D0D7DE" w:sz="4"/>
+              <w:bottom w:val="single" w:color="D0D7DE" w:sz="4"/>
+              <w:right w:val="single" w:color="D0D7DE" w:sz="4"/>
+            </w:tcBorders>
+            <w:tcMar>
+              <w:top w:type="dxa" w:w="60"/>
+              <w:left w:type="dxa" w:w="100"/>
+              <w:bottom w:type="dxa" w:w="60"/>
+              <w:right w:type="dxa" w:w="100"/>
+            </w:tcMar>
+          </w:tcPr>
+          <w:p>
+            <w:r>
+              <w:rPr>
+                <w:sz w:val="17"/>
+                <w:szCs w:val="17"/>
+              </w:rPr>
+              <w:t xml:space="preserve">QAR 100.00</w:t>
+            </w:r>
+          </w:p>
+        </w:tc>
+        <w:tc>
+          <w:tcPr>
+            <w:tcW w:type="dxa" w:w="1700"/>
+            <w:tcBorders>
+              <w:top w:val="single" w:color="D0D7DE" w:sz="4"/>
+              <w:left w:val="single" w:color="D0D7DE" w:sz="4"/>
+              <w:bottom w:val="single" w:color="D0D7DE" w:sz="4"/>
+              <w:right w:val="single" w:color="D0D7DE" w:sz="4"/>
+            </w:tcBorders>
+            <w:tcMar>
+              <w:top w:type="dxa" w:w="60"/>
+              <w:left w:type="dxa" w:w="100"/>
+              <w:bottom w:type="dxa" w:w="60"/>
+              <w:right w:type="dxa" w:w="100"/>
+            </w:tcMar>
+          </w:tcPr>
+          <w:p>
+            <w:r>
+              <w:rPr>
+                <w:sz w:val="17"/>
+                <w:szCs w:val="17"/>
+              </w:rPr>
+              <w:t xml:space="preserve">2996 Payment Cancelled</w:t>
+            </w:r>
+          </w:p>
+          <w:p>
+            <w:r>
+              <w:rPr>
+                <w:color w:val="6A737D"/>
+                <w:sz w:val="15"/>
+                <w:szCs w:val="15"/>
+              </w:rPr>
+              <w:t xml:space="preserve">Payment response (browser return)</w:t>
+            </w:r>
+          </w:p>
+        </w:tc>
+        <w:tc>
+          <w:tcPr>
+            <w:tcW w:type="dxa" w:w="2580"/>
+            <w:tcBorders>
+              <w:top w:val="single" w:color="D0D7DE" w:sz="4"/>
+              <w:left w:val="single" w:color="D0D7DE" w:sz="4"/>
+              <w:bottom w:val="single" w:color="D0D7DE" w:sz="4"/>
+              <w:right w:val="single" w:color="D0D7DE" w:sz="4"/>
+            </w:tcBorders>
+            <w:tcMar>
+              <w:top w:type="dxa" w:w="60"/>
+              <w:left w:type="dxa" w:w="100"/>
+              <w:bottom w:type="dxa" w:w="60"/>
+              <w:right w:type="dxa" w:w="100"/>
+            </w:tcMar>
+          </w:tcPr>
+          <w:p>
+            <w:r>
+              <w:rPr>
+                <w:sz w:val="15"/>
+                <w:szCs w:val="15"/>
+              </w:rPr>
+              <w:t xml:space="preserve">202609210802204775856423849</w:t>
+            </w:r>
+          </w:p>
+          <w:p>
+            <w:r>
+              <w:rPr>
+                <w:color w:val="6A737D"/>
+                <w:sz w:val="15"/>
+                <w:szCs w:val="15"/>
+              </w:rPr>
+              <w:t xml:space="preserve">No card entered</w:t>
+            </w:r>
+          </w:p>
+        </w:tc>
+        <w:tc>
+          <w:tcPr>
+            <w:tcW w:type="dxa" w:w="1446"/>
+            <w:tcBorders>
+              <w:top w:val="single" w:color="D0D7DE" w:sz="4"/>
+              <w:left w:val="single" w:color="D0D7DE" w:sz="4"/>
+              <w:bottom w:val="single" w:color="D0D7DE" w:sz="4"/>
+              <w:right w:val="single" w:color="D0D7DE" w:sz="4"/>
+            </w:tcBorders>
+            <w:tcMar>
+              <w:top w:type="dxa" w:w="60"/>
+              <w:left w:type="dxa" w:w="100"/>
+              <w:bottom w:type="dxa" w:w="60"/>
+              <w:right w:type="dxa" w:w="100"/>
+            </w:tcMar>
+          </w:tcPr>
+          <w:p>
+            <w:r>
+              <w:rPr>
+                <w:sz w:val="17"/>
+                <w:szCs w:val="17"/>
+              </w:rPr>
+              <w:t xml:space="preserve">21 Sep 2026 11:05</w:t>
+            </w:r>
+          </w:p>
+        </w:tc>
+      </w:tr>
+      <w:tr>
+        <w:trPr>
+          <w:cantSplit/>
+        </w:trPr>
+        <w:tc>
+          <w:tcPr>
+            <w:tcW w:type="dxa" w:w="2300"/>
+            <w:tcBorders>
+              <w:top w:val="single" w:color="D0D7DE" w:sz="4"/>
+              <w:left w:val="single" w:color="D0D7DE" w:sz="4"/>
+              <w:bottom w:val="single" w:color="D0D7DE" w:sz="4"/>
+              <w:right w:val="single" w:color="D0D7DE" w:sz="4"/>
+            </w:tcBorders>
+            <w:tcMar>
+              <w:top w:type="dxa" w:w="60"/>
+              <w:left w:type="dxa" w:w="100"/>
+              <w:bottom w:type="dxa" w:w="60"/>
+              <w:right w:type="dxa" w:w="100"/>
+            </w:tcMar>
+          </w:tcPr>
+          <w:p>
+            <w:r>
+              <w:rPr>
+                <w:sz w:val="15"/>
+                <w:szCs w:val="15"/>
+              </w:rPr>
+              <w:t xml:space="preserve">GDKVJYHT1MODYZKEABQJ</w:t>
+            </w:r>
+          </w:p>
+        </w:tc>
+        <w:tc>
+          <w:tcPr>
+            <w:tcW w:type="dxa" w:w="1000"/>
+            <w:tcBorders>
+              <w:top w:val="single" w:color="D0D7DE" w:sz="4"/>
+              <w:left w:val="single" w:color="D0D7DE" w:sz="4"/>
+              <w:bottom w:val="single" w:color="D0D7DE" w:sz="4"/>
+              <w:right w:val="single" w:color="D0D7DE" w:sz="4"/>
+            </w:tcBorders>
+            <w:tcMar>
+              <w:top w:type="dxa" w:w="60"/>
+              <w:left w:type="dxa" w:w="100"/>
+              <w:bottom w:type="dxa" w:w="60"/>
+              <w:right w:type="dxa" w:w="100"/>
+            </w:tcMar>
+          </w:tcPr>
+          <w:p>
+            <w:r>
+              <w:rPr>
+                <w:sz w:val="17"/>
+                <w:szCs w:val="17"/>
+              </w:rPr>
+              <w:t xml:space="preserve">QAR 50.00</w:t>
+            </w:r>
+          </w:p>
+        </w:tc>
+        <w:tc>
+          <w:tcPr>
+            <w:tcW w:type="dxa" w:w="1700"/>
+            <w:tcBorders>
+              <w:top w:val="single" w:color="D0D7DE" w:sz="4"/>
+              <w:left w:val="single" w:color="D0D7DE" w:sz="4"/>
+              <w:bottom w:val="single" w:color="D0D7DE" w:sz="4"/>
+              <w:right w:val="single" w:color="D0D7DE" w:sz="4"/>
+            </w:tcBorders>
+            <w:tcMar>
+              <w:top w:type="dxa" w:w="60"/>
+              <w:left w:type="dxa" w:w="100"/>
+              <w:bottom w:type="dxa" w:w="60"/>
+              <w:right w:type="dxa" w:w="100"/>
+            </w:tcMar>
+          </w:tcPr>
+          <w:p>
+            <w:r>
+              <w:rPr>
+                <w:sz w:val="17"/>
+                <w:szCs w:val="17"/>
+              </w:rPr>
+              <w:t xml:space="preserve">8106 Transaction not found.</w:t>
+            </w:r>
+          </w:p>
+          <w:p>
+            <w:r>
+              <w:rPr>
+                <w:color w:val="6A737D"/>
+                <w:sz w:val="15"/>
+                <w:szCs w:val="15"/>
+              </w:rPr>
+              <w:t xml:space="preserve">Inquiry (Action 14)</w:t>
+            </w:r>
+          </w:p>
+        </w:tc>
+        <w:tc>
+          <w:tcPr>
+            <w:tcW w:type="dxa" w:w="2580"/>
+            <w:tcBorders>
+              <w:top w:val="single" w:color="D0D7DE" w:sz="4"/>
+              <w:left w:val="single" w:color="D0D7DE" w:sz="4"/>
+              <w:bottom w:val="single" w:color="D0D7DE" w:sz="4"/>
+              <w:right w:val="single" w:color="D0D7DE" w:sz="4"/>
+            </w:tcBorders>
+            <w:tcMar>
+              <w:top w:type="dxa" w:w="60"/>
+              <w:left w:type="dxa" w:w="100"/>
+              <w:bottom w:type="dxa" w:w="60"/>
+              <w:right w:type="dxa" w:w="100"/>
+            </w:tcMar>
+          </w:tcPr>
+          <w:p>
+            <w:r>
+              <w:rPr>
+                <w:sz w:val="15"/>
+                <w:szCs w:val="15"/>
+              </w:rPr>
+              <w:t xml:space="preserve">None (not received by QPAY)</w:t>
+            </w:r>
+          </w:p>
+          <w:p>
+            <w:r>
+              <w:rPr>
+                <w:color w:val="6A737D"/>
+                <w:sz w:val="15"/>
+                <w:szCs w:val="15"/>
+              </w:rPr>
+              <w:t xml:space="preserve">No card entered</w:t>
+            </w:r>
+          </w:p>
+        </w:tc>
+        <w:tc>
+          <w:tcPr>
+            <w:tcW w:type="dxa" w:w="1446"/>
+            <w:tcBorders>
+              <w:top w:val="single" w:color="D0D7DE" w:sz="4"/>
+              <w:left w:val="single" w:color="D0D7DE" w:sz="4"/>
+              <w:bottom w:val="single" w:color="D0D7DE" w:sz="4"/>
+              <w:right w:val="single" w:color="D0D7DE" w:sz="4"/>
+            </w:tcBorders>
+            <w:tcMar>
+              <w:top w:type="dxa" w:w="60"/>
+              <w:left w:type="dxa" w:w="100"/>
+              <w:bottom w:type="dxa" w:w="60"/>
+              <w:right w:type="dxa" w:w="100"/>
+            </w:tcMar>
+          </w:tcPr>
+          <w:p>
+            <w:r>
+              <w:rPr>
+                <w:sz w:val="17"/>
+                <w:szCs w:val="17"/>
+              </w:rPr>
+              <w:t xml:space="preserve">22 Sep 2026 09:40</w:t>
+            </w:r>
+          </w:p>
+        </w:tc>
+      </w:tr>
+      <w:tr>
+        <w:trPr>
+          <w:cantSplit/>
+        </w:trPr>
+        <w:tc>
+          <w:tcPr>
+            <w:tcW w:type="dxa" w:w="2300"/>
+            <w:tcBorders>
+              <w:top w:val="single" w:color="D0D7DE" w:sz="4"/>
+              <w:left w:val="single" w:color="D0D7DE" w:sz="4"/>
+              <w:bottom w:val="single" w:color="D0D7DE" w:sz="4"/>
+              <w:right w:val="single" w:color="D0D7DE" w:sz="4"/>
+            </w:tcBorders>
+            <w:tcMar>
+              <w:top w:type="dxa" w:w="60"/>
+              <w:left w:type="dxa" w:w="100"/>
+              <w:bottom w:type="dxa" w:w="60"/>
+              <w:right w:type="dxa" w:w="100"/>
+            </w:tcMar>
+          </w:tcPr>
+          <w:p>
+            <w:r>
+              <w:rPr>
+                <w:sz w:val="15"/>
+                <w:szCs w:val="15"/>
+              </w:rPr>
+              <w:t xml:space="preserve">R4XSJPNJNP60KRVWSKPI</w:t>
+            </w:r>
+          </w:p>
+        </w:tc>
+        <w:tc>
+          <w:tcPr>
+            <w:tcW w:type="dxa" w:w="1000"/>
+            <w:tcBorders>
+              <w:top w:val="single" w:color="D0D7DE" w:sz="4"/>
+              <w:left w:val="single" w:color="D0D7DE" w:sz="4"/>
+              <w:bottom w:val="single" w:color="D0D7DE" w:sz="4"/>
+              <w:right w:val="single" w:color="D0D7DE" w:sz="4"/>
+            </w:tcBorders>
+            <w:tcMar>
+              <w:top w:type="dxa" w:w="60"/>
+              <w:left w:type="dxa" w:w="100"/>
+              <w:bottom w:type="dxa" w:w="60"/>
+              <w:right w:type="dxa" w:w="100"/>
+            </w:tcMar>
+          </w:tcPr>
+          <w:p>
+            <w:r>
+              <w:rPr>
+                <w:sz w:val="17"/>
+                <w:szCs w:val="17"/>
+              </w:rPr>
+              <w:t xml:space="preserve">QAR 100.00</w:t>
+            </w:r>
+          </w:p>
+        </w:tc>
+        <w:tc>
+          <w:tcPr>
+            <w:tcW w:type="dxa" w:w="1700"/>
+            <w:tcBorders>
+              <w:top w:val="single" w:color="D0D7DE" w:sz="4"/>
+              <w:left w:val="single" w:color="D0D7DE" w:sz="4"/>
+              <w:bottom w:val="single" w:color="D0D7DE" w:sz="4"/>
+              <w:right w:val="single" w:color="D0D7DE" w:sz="4"/>
+            </w:tcBorders>
+            <w:tcMar>
+              <w:top w:type="dxa" w:w="60"/>
+              <w:left w:type="dxa" w:w="100"/>
+              <w:bottom w:type="dxa" w:w="60"/>
+              <w:right w:type="dxa" w:w="100"/>
+            </w:tcMar>
+          </w:tcPr>
+          <w:p>
+            <w:r>
+              <w:rPr>
+                <w:sz w:val="17"/>
+                <w:szCs w:val="17"/>
+              </w:rPr>
+              <w:t xml:space="preserve">2992 Payment Status-Time out.</w:t>
+            </w:r>
+          </w:p>
+          <w:p>
+            <w:r>
+              <w:rPr>
+                <w:color w:val="6A737D"/>
+                <w:sz w:val="15"/>
+                <w:szCs w:val="15"/>
+              </w:rPr>
+              <w:t xml:space="preserve">Inquiry (Action 14)</w:t>
+            </w:r>
+          </w:p>
+        </w:tc>
+        <w:tc>
+          <w:tcPr>
+            <w:tcW w:type="dxa" w:w="2580"/>
+            <w:tcBorders>
+              <w:top w:val="single" w:color="D0D7DE" w:sz="4"/>
+              <w:left w:val="single" w:color="D0D7DE" w:sz="4"/>
+              <w:bottom w:val="single" w:color="D0D7DE" w:sz="4"/>
+              <w:right w:val="single" w:color="D0D7DE" w:sz="4"/>
+            </w:tcBorders>
+            <w:tcMar>
+              <w:top w:type="dxa" w:w="60"/>
+              <w:left w:type="dxa" w:w="100"/>
+              <w:bottom w:type="dxa" w:w="60"/>
+              <w:right w:type="dxa" w:w="100"/>
+            </w:tcMar>
+          </w:tcPr>
+          <w:p>
+            <w:r>
+              <w:rPr>
+                <w:sz w:val="15"/>
+                <w:szCs w:val="15"/>
+              </w:rPr>
+              <w:t xml:space="preserve">202609210725200803103943422</w:t>
+            </w:r>
+          </w:p>
+          <w:p>
+            <w:r>
+              <w:rPr>
+                <w:color w:val="6A737D"/>
+                <w:sz w:val="15"/>
+                <w:szCs w:val="15"/>
+              </w:rPr>
+              <w:t xml:space="preserve">No card entered</w:t>
+            </w:r>
+          </w:p>
+        </w:tc>
+        <w:tc>
+          <w:tcPr>
+            <w:tcW w:type="dxa" w:w="1446"/>
+            <w:tcBorders>
+              <w:top w:val="single" w:color="D0D7DE" w:sz="4"/>
+              <w:left w:val="single" w:color="D0D7DE" w:sz="4"/>
+              <w:bottom w:val="single" w:color="D0D7DE" w:sz="4"/>
+              <w:right w:val="single" w:color="D0D7DE" w:sz="4"/>
+            </w:tcBorders>
+            <w:tcMar>
+              <w:top w:type="dxa" w:w="60"/>
+              <w:left w:type="dxa" w:w="100"/>
+              <w:bottom w:type="dxa" w:w="60"/>
+              <w:right w:type="dxa" w:w="100"/>
+            </w:tcMar>
+          </w:tcPr>
+          <w:p>
+            <w:r>
+              <w:rPr>
+                <w:sz w:val="17"/>
+                <w:szCs w:val="17"/>
+              </w:rPr>
+              <w:t xml:space="preserve">22 Sep 2026 09:40</w:t>
+            </w:r>
+          </w:p>
+        </w:tc>
+      </w:tr>
+      <w:tr>
+        <w:trPr>
+          <w:cantSplit/>
+        </w:trPr>
+        <w:tc>
+          <w:tcPr>
+            <w:tcW w:type="dxa" w:w="2300"/>
+            <w:tcBorders>
+              <w:top w:val="single" w:color="D0D7DE" w:sz="4"/>
+              <w:left w:val="single" w:color="D0D7DE" w:sz="4"/>
+              <w:bottom w:val="single" w:color="D0D7DE" w:sz="4"/>
+              <w:right w:val="single" w:color="D0D7DE" w:sz="4"/>
+            </w:tcBorders>
+            <w:tcMar>
+              <w:top w:type="dxa" w:w="60"/>
+              <w:left w:type="dxa" w:w="100"/>
+              <w:bottom w:type="dxa" w:w="60"/>
+              <w:right w:type="dxa" w:w="100"/>
+            </w:tcMar>
+          </w:tcPr>
+          <w:p>
+            <w:r>
+              <w:rPr>
+                <w:sz w:val="15"/>
+                <w:szCs w:val="15"/>
+              </w:rPr>
+              <w:t xml:space="preserve">VGA8UAOB4DBYE0TYYTLQ</w:t>
+            </w:r>
+          </w:p>
+        </w:tc>
+        <w:tc>
+          <w:tcPr>
+            <w:tcW w:type="dxa" w:w="1000"/>
+            <w:tcBorders>
+              <w:top w:val="single" w:color="D0D7DE" w:sz="4"/>
+              <w:left w:val="single" w:color="D0D7DE" w:sz="4"/>
+              <w:bottom w:val="single" w:color="D0D7DE" w:sz="4"/>
+              <w:right w:val="single" w:color="D0D7DE" w:sz="4"/>
+            </w:tcBorders>
+            <w:tcMar>
+              <w:top w:type="dxa" w:w="60"/>
+              <w:left w:type="dxa" w:w="100"/>
+              <w:bottom w:type="dxa" w:w="60"/>
+              <w:right w:type="dxa" w:w="100"/>
+            </w:tcMar>
+          </w:tcPr>
+          <w:p>
+            <w:r>
+              <w:rPr>
+                <w:sz w:val="17"/>
+                <w:szCs w:val="17"/>
+              </w:rPr>
+              <w:t xml:space="preserve">QAR 100.00</w:t>
+            </w:r>
+          </w:p>
+        </w:tc>
+        <w:tc>
+          <w:tcPr>
+            <w:tcW w:type="dxa" w:w="1700"/>
+            <w:tcBorders>
+              <w:top w:val="single" w:color="D0D7DE" w:sz="4"/>
+              <w:left w:val="single" w:color="D0D7DE" w:sz="4"/>
+              <w:bottom w:val="single" w:color="D0D7DE" w:sz="4"/>
+              <w:right w:val="single" w:color="D0D7DE" w:sz="4"/>
+            </w:tcBorders>
+            <w:tcMar>
+              <w:top w:type="dxa" w:w="60"/>
+              <w:left w:type="dxa" w:w="100"/>
+              <w:bottom w:type="dxa" w:w="60"/>
+              <w:right w:type="dxa" w:w="100"/>
+            </w:tcMar>
+          </w:tcPr>
+          <w:p>
+            <w:r>
+              <w:rPr>
+                <w:sz w:val="17"/>
+                <w:szCs w:val="17"/>
+              </w:rPr>
+              <w:t xml:space="preserve">2992 Payment Status-Time out.</w:t>
+            </w:r>
+          </w:p>
+          <w:p>
+            <w:r>
+              <w:rPr>
+                <w:color w:val="6A737D"/>
+                <w:sz w:val="15"/>
+                <w:szCs w:val="15"/>
+              </w:rPr>
+              <w:t xml:space="preserve">Inquiry (Action 14)</w:t>
+            </w:r>
+          </w:p>
+        </w:tc>
+        <w:tc>
+          <w:tcPr>
+            <w:tcW w:type="dxa" w:w="2580"/>
+            <w:tcBorders>
+              <w:top w:val="single" w:color="D0D7DE" w:sz="4"/>
+              <w:left w:val="single" w:color="D0D7DE" w:sz="4"/>
+              <w:bottom w:val="single" w:color="D0D7DE" w:sz="4"/>
+              <w:right w:val="single" w:color="D0D7DE" w:sz="4"/>
+            </w:tcBorders>
+            <w:tcMar>
+              <w:top w:type="dxa" w:w="60"/>
+              <w:left w:type="dxa" w:w="100"/>
+              <w:bottom w:type="dxa" w:w="60"/>
+              <w:right w:type="dxa" w:w="100"/>
+            </w:tcMar>
+          </w:tcPr>
+          <w:p>
+            <w:r>
+              <w:rPr>
+                <w:sz w:val="15"/>
+                <w:szCs w:val="15"/>
+              </w:rPr>
+              <w:t xml:space="preserve">202609211136291751452181114</w:t>
+            </w:r>
+          </w:p>
+          <w:p>
+            <w:r>
+              <w:rPr>
+                <w:color w:val="6A737D"/>
+                <w:sz w:val="15"/>
+                <w:szCs w:val="15"/>
+              </w:rPr>
+              <w:t xml:space="preserve">No card entered</w:t>
+            </w:r>
+          </w:p>
+        </w:tc>
+        <w:tc>
+          <w:tcPr>
+            <w:tcW w:type="dxa" w:w="1446"/>
+            <w:tcBorders>
+              <w:top w:val="single" w:color="D0D7DE" w:sz="4"/>
+              <w:left w:val="single" w:color="D0D7DE" w:sz="4"/>
+              <w:bottom w:val="single" w:color="D0D7DE" w:sz="4"/>
+              <w:right w:val="single" w:color="D0D7DE" w:sz="4"/>
+            </w:tcBorders>
+            <w:tcMar>
+              <w:top w:type="dxa" w:w="60"/>
+              <w:left w:type="dxa" w:w="100"/>
+              <w:bottom w:type="dxa" w:w="60"/>
+              <w:right w:type="dxa" w:w="100"/>
+            </w:tcMar>
+          </w:tcPr>
+          <w:p>
+            <w:r>
+              <w:rPr>
+                <w:sz w:val="17"/>
+                <w:szCs w:val="17"/>
+              </w:rPr>
+              <w:t xml:space="preserve">22 Sep 2026 09:40</w:t>
+            </w:r>
+          </w:p>
+        </w:tc>
+      </w:tr>
+      <w:tr>
+        <w:trPr>
+          <w:cantSplit/>
+        </w:trPr>
+        <w:tc>
+          <w:tcPr>
+            <w:tcW w:type="dxa" w:w="2300"/>
+            <w:tcBorders>
+              <w:top w:val="single" w:color="D0D7DE" w:sz="4"/>
+              <w:left w:val="single" w:color="D0D7DE" w:sz="4"/>
+              <w:bottom w:val="single" w:color="D0D7DE" w:sz="4"/>
+              <w:right w:val="single" w:color="D0D7DE" w:sz="4"/>
+            </w:tcBorders>
+            <w:tcMar>
+              <w:top w:type="dxa" w:w="60"/>
+              <w:left w:type="dxa" w:w="100"/>
+              <w:bottom w:type="dxa" w:w="60"/>
+              <w:right w:type="dxa" w:w="100"/>
+            </w:tcMar>
+          </w:tcPr>
+          <w:p>
+            <w:r>
+              <w:rPr>
+                <w:sz w:val="15"/>
+                <w:szCs w:val="15"/>
+              </w:rPr>
+              <w:t xml:space="preserve">YSGWJCMGRA3I0CA6CRU5</w:t>
+            </w:r>
+          </w:p>
+        </w:tc>
+        <w:tc>
+          <w:tcPr>
+            <w:tcW w:type="dxa" w:w="1000"/>
+            <w:tcBorders>
+              <w:top w:val="single" w:color="D0D7DE" w:sz="4"/>
+              <w:left w:val="single" w:color="D0D7DE" w:sz="4"/>
+              <w:bottom w:val="single" w:color="D0D7DE" w:sz="4"/>
+              <w:right w:val="single" w:color="D0D7DE" w:sz="4"/>
+            </w:tcBorders>
+            <w:tcMar>
+              <w:top w:type="dxa" w:w="60"/>
+              <w:left w:type="dxa" w:w="100"/>
+              <w:bottom w:type="dxa" w:w="60"/>
+              <w:right w:type="dxa" w:w="100"/>
+            </w:tcMar>
+          </w:tcPr>
+          <w:p>
+            <w:r>
+              <w:rPr>
+                <w:sz w:val="17"/>
+                <w:szCs w:val="17"/>
+              </w:rPr>
+              <w:t xml:space="preserve">QAR 100.00</w:t>
+            </w:r>
+          </w:p>
+        </w:tc>
+        <w:tc>
+          <w:tcPr>
+            <w:tcW w:type="dxa" w:w="1700"/>
+            <w:tcBorders>
+              <w:top w:val="single" w:color="D0D7DE" w:sz="4"/>
+              <w:left w:val="single" w:color="D0D7DE" w:sz="4"/>
+              <w:bottom w:val="single" w:color="D0D7DE" w:sz="4"/>
+              <w:right w:val="single" w:color="D0D7DE" w:sz="4"/>
+            </w:tcBorders>
+            <w:tcMar>
+              <w:top w:type="dxa" w:w="60"/>
+              <w:left w:type="dxa" w:w="100"/>
+              <w:bottom w:type="dxa" w:w="60"/>
+              <w:right w:type="dxa" w:w="100"/>
+            </w:tcMar>
+          </w:tcPr>
+          <w:p>
+            <w:r>
+              <w:rPr>
+                <w:sz w:val="17"/>
+                <w:szCs w:val="17"/>
+              </w:rPr>
+              <w:t xml:space="preserve">2992 Payment Status-Time out.</w:t>
+            </w:r>
+          </w:p>
+          <w:p>
+            <w:r>
+              <w:rPr>
+                <w:color w:val="6A737D"/>
+                <w:sz w:val="15"/>
+                <w:szCs w:val="15"/>
+              </w:rPr>
+              <w:t xml:space="preserve">Inquiry (Action 14)</w:t>
+            </w:r>
+          </w:p>
+        </w:tc>
+        <w:tc>
+          <w:tcPr>
+            <w:tcW w:type="dxa" w:w="2580"/>
+            <w:tcBorders>
+              <w:top w:val="single" w:color="D0D7DE" w:sz="4"/>
+              <w:left w:val="single" w:color="D0D7DE" w:sz="4"/>
+              <w:bottom w:val="single" w:color="D0D7DE" w:sz="4"/>
+              <w:right w:val="single" w:color="D0D7DE" w:sz="4"/>
+            </w:tcBorders>
+            <w:tcMar>
+              <w:top w:type="dxa" w:w="60"/>
+              <w:left w:type="dxa" w:w="100"/>
+              <w:bottom w:type="dxa" w:w="60"/>
+              <w:right w:type="dxa" w:w="100"/>
+            </w:tcMar>
+          </w:tcPr>
+          <w:p>
+            <w:r>
+              <w:rPr>
+                <w:sz w:val="15"/>
+                <w:szCs w:val="15"/>
+              </w:rPr>
+              <w:t xml:space="preserve">202609210630279825892554046</w:t>
+            </w:r>
+          </w:p>
+          <w:p>
+            <w:r>
+              <w:rPr>
+                <w:color w:val="6A737D"/>
+                <w:sz w:val="15"/>
+                <w:szCs w:val="15"/>
+              </w:rPr>
+              <w:t xml:space="preserve">No card entered</w:t>
+            </w:r>
+          </w:p>
+        </w:tc>
+        <w:tc>
+          <w:tcPr>
+            <w:tcW w:type="dxa" w:w="1446"/>
+            <w:tcBorders>
+              <w:top w:val="single" w:color="D0D7DE" w:sz="4"/>
+              <w:left w:val="single" w:color="D0D7DE" w:sz="4"/>
+              <w:bottom w:val="single" w:color="D0D7DE" w:sz="4"/>
+              <w:right w:val="single" w:color="D0D7DE" w:sz="4"/>
+            </w:tcBorders>
+            <w:tcMar>
+              <w:top w:type="dxa" w:w="60"/>
+              <w:left w:type="dxa" w:w="100"/>
+              <w:bottom w:type="dxa" w:w="60"/>
+              <w:right w:type="dxa" w:w="100"/>
+            </w:tcMar>
+          </w:tcPr>
+          <w:p>
+            <w:r>
+              <w:rPr>
+                <w:sz w:val="17"/>
+                <w:szCs w:val="17"/>
+              </w:rPr>
+              <w:t xml:space="preserve">22 Sep 2026 09:45</w:t>
+            </w:r>
+          </w:p>
+        </w:tc>
+      </w:tr>
+      <w:tr>
+        <w:trPr>
+          <w:cantSplit/>
+        </w:trPr>
+        <w:tc>
+          <w:tcPr>
+            <w:tcW w:type="dxa" w:w="2300"/>
+            <w:tcBorders>
+              <w:top w:val="single" w:color="D0D7DE" w:sz="4"/>
+              <w:left w:val="single" w:color="D0D7DE" w:sz="4"/>
+              <w:bottom w:val="single" w:color="D0D7DE" w:sz="4"/>
+              <w:right w:val="single" w:color="D0D7DE" w:sz="4"/>
+            </w:tcBorders>
+            <w:tcMar>
+              <w:top w:type="dxa" w:w="60"/>
+              <w:left w:type="dxa" w:w="100"/>
+              <w:bottom w:type="dxa" w:w="60"/>
+              <w:right w:type="dxa" w:w="100"/>
+            </w:tcMar>
+          </w:tcPr>
+          <w:p>
+            <w:r>
+              <w:rPr>
+                <w:sz w:val="15"/>
+                <w:szCs w:val="15"/>
+              </w:rPr>
+              <w:t xml:space="preserve">4BFAAD2ANSSSJPPJNAFA</w:t>
+            </w:r>
+          </w:p>
+        </w:tc>
+        <w:tc>
+          <w:tcPr>
+            <w:tcW w:type="dxa" w:w="1000"/>
+            <w:tcBorders>
+              <w:top w:val="single" w:color="D0D7DE" w:sz="4"/>
+              <w:left w:val="single" w:color="D0D7DE" w:sz="4"/>
+              <w:bottom w:val="single" w:color="D0D7DE" w:sz="4"/>
+              <w:right w:val="single" w:color="D0D7DE" w:sz="4"/>
+            </w:tcBorders>
+            <w:tcMar>
+              <w:top w:type="dxa" w:w="60"/>
+              <w:left w:type="dxa" w:w="100"/>
+              <w:bottom w:type="dxa" w:w="60"/>
+              <w:right w:type="dxa" w:w="100"/>
+            </w:tcMar>
+          </w:tcPr>
+          <w:p>
+            <w:r>
+              <w:rPr>
+                <w:sz w:val="17"/>
+                <w:szCs w:val="17"/>
+              </w:rPr>
+              <w:t xml:space="preserve">QAR 10.00</w:t>
+            </w:r>
+          </w:p>
+        </w:tc>
+        <w:tc>
+          <w:tcPr>
+            <w:tcW w:type="dxa" w:w="1700"/>
+            <w:tcBorders>
+              <w:top w:val="single" w:color="D0D7DE" w:sz="4"/>
+              <w:left w:val="single" w:color="D0D7DE" w:sz="4"/>
+              <w:bottom w:val="single" w:color="D0D7DE" w:sz="4"/>
+              <w:right w:val="single" w:color="D0D7DE" w:sz="4"/>
+            </w:tcBorders>
+            <w:tcMar>
+              <w:top w:type="dxa" w:w="60"/>
+              <w:left w:type="dxa" w:w="100"/>
+              <w:bottom w:type="dxa" w:w="60"/>
+              <w:right w:type="dxa" w:w="100"/>
+            </w:tcMar>
+          </w:tcPr>
+          <w:p>
+            <w:r>
+              <w:rPr>
+                <w:sz w:val="17"/>
+                <w:szCs w:val="17"/>
+              </w:rPr>
+              <w:t xml:space="preserve">2992 Payment Status-Time out.</w:t>
+            </w:r>
+          </w:p>
+          <w:p>
+            <w:r>
+              <w:rPr>
+                <w:color w:val="6A737D"/>
+                <w:sz w:val="15"/>
+                <w:szCs w:val="15"/>
+              </w:rPr>
+              <w:t xml:space="preserve">Inquiry (Action 14)</w:t>
+            </w:r>
+          </w:p>
+        </w:tc>
+        <w:tc>
+          <w:tcPr>
+            <w:tcW w:type="dxa" w:w="2580"/>
+            <w:tcBorders>
+              <w:top w:val="single" w:color="D0D7DE" w:sz="4"/>
+              <w:left w:val="single" w:color="D0D7DE" w:sz="4"/>
+              <w:bottom w:val="single" w:color="D0D7DE" w:sz="4"/>
+              <w:right w:val="single" w:color="D0D7DE" w:sz="4"/>
+            </w:tcBorders>
+            <w:tcMar>
+              <w:top w:type="dxa" w:w="60"/>
+              <w:left w:type="dxa" w:w="100"/>
+              <w:bottom w:type="dxa" w:w="60"/>
+              <w:right w:type="dxa" w:w="100"/>
+            </w:tcMar>
+          </w:tcPr>
+          <w:p>
+            <w:r>
+              <w:rPr>
+                <w:sz w:val="15"/>
+                <w:szCs w:val="15"/>
+              </w:rPr>
+              <w:t xml:space="preserve">202609230833079458378488389</w:t>
+            </w:r>
+          </w:p>
+          <w:p>
+            <w:r>
+              <w:rPr>
+                <w:color w:val="6A737D"/>
+                <w:sz w:val="15"/>
+                <w:szCs w:val="15"/>
+              </w:rPr>
+              <w:t xml:space="preserve">No card entered</w:t>
+            </w:r>
+          </w:p>
+        </w:tc>
+        <w:tc>
+          <w:tcPr>
+            <w:tcW w:type="dxa" w:w="1446"/>
+            <w:tcBorders>
+              <w:top w:val="single" w:color="D0D7DE" w:sz="4"/>
+              <w:left w:val="single" w:color="D0D7DE" w:sz="4"/>
+              <w:bottom w:val="single" w:color="D0D7DE" w:sz="4"/>
+              <w:right w:val="single" w:color="D0D7DE" w:sz="4"/>
+            </w:tcBorders>
+            <w:tcMar>
+              <w:top w:type="dxa" w:w="60"/>
+              <w:left w:type="dxa" w:w="100"/>
+              <w:bottom w:type="dxa" w:w="60"/>
+              <w:right w:type="dxa" w:w="100"/>
+            </w:tcMar>
+          </w:tcPr>
+          <w:p>
+            <w:r>
+              <w:rPr>
+                <w:sz w:val="17"/>
+                <w:szCs w:val="17"/>
+              </w:rPr>
+              <w:t xml:space="preserve">23 Sep 2026 11:55</w:t>
+            </w:r>
+          </w:p>
+        </w:tc>
+      </w:tr>
+      <w:tr>
+        <w:trPr>
+          <w:cantSplit/>
+        </w:trPr>
+        <w:tc>
+          <w:tcPr>
+            <w:tcW w:type="dxa" w:w="2300"/>
+            <w:tcBorders>
+              <w:top w:val="single" w:color="D0D7DE" w:sz="4"/>
+              <w:left w:val="single" w:color="D0D7DE" w:sz="4"/>
+              <w:bottom w:val="single" w:color="D0D7DE" w:sz="4"/>
+              <w:right w:val="single" w:color="D0D7DE" w:sz="4"/>
+            </w:tcBorders>
+            <w:tcMar>
+              <w:top w:type="dxa" w:w="60"/>
+              <w:left w:type="dxa" w:w="100"/>
+              <w:bottom w:type="dxa" w:w="60"/>
+              <w:right w:type="dxa" w:w="100"/>
+            </w:tcMar>
+          </w:tcPr>
+          <w:p>
+            <w:r>
+              <w:rPr>
+                <w:sz w:val="15"/>
+                <w:szCs w:val="15"/>
+              </w:rPr>
+              <w:t xml:space="preserve">U3PBUAYILNVXYTPD3ST0</w:t>
+            </w:r>
+          </w:p>
+        </w:tc>
+        <w:tc>
+          <w:tcPr>
+            <w:tcW w:type="dxa" w:w="1000"/>
+            <w:tcBorders>
+              <w:top w:val="single" w:color="D0D7DE" w:sz="4"/>
+              <w:left w:val="single" w:color="D0D7DE" w:sz="4"/>
+              <w:bottom w:val="single" w:color="D0D7DE" w:sz="4"/>
+              <w:right w:val="single" w:color="D0D7DE" w:sz="4"/>
+            </w:tcBorders>
+            <w:tcMar>
+              <w:top w:type="dxa" w:w="60"/>
+              <w:left w:type="dxa" w:w="100"/>
+              <w:bottom w:type="dxa" w:w="60"/>
+              <w:right w:type="dxa" w:w="100"/>
+            </w:tcMar>
+          </w:tcPr>
+          <w:p>
+            <w:r>
+              <w:rPr>
+                <w:sz w:val="17"/>
+                <w:szCs w:val="17"/>
+              </w:rPr>
+              <w:t xml:space="preserve">QAR 1.00</w:t>
+            </w:r>
+          </w:p>
+        </w:tc>
+        <w:tc>
+          <w:tcPr>
+            <w:tcW w:type="dxa" w:w="1700"/>
+            <w:tcBorders>
+              <w:top w:val="single" w:color="D0D7DE" w:sz="4"/>
+              <w:left w:val="single" w:color="D0D7DE" w:sz="4"/>
+              <w:bottom w:val="single" w:color="D0D7DE" w:sz="4"/>
+              <w:right w:val="single" w:color="D0D7DE" w:sz="4"/>
+            </w:tcBorders>
+            <w:tcMar>
+              <w:top w:type="dxa" w:w="60"/>
+              <w:left w:type="dxa" w:w="100"/>
+              <w:bottom w:type="dxa" w:w="60"/>
+              <w:right w:type="dxa" w:w="100"/>
+            </w:tcMar>
+          </w:tcPr>
+          <w:p>
+            <w:r>
+              <w:rPr>
+                <w:sz w:val="17"/>
+                <w:szCs w:val="17"/>
+              </w:rPr>
+              <w:t xml:space="preserve">8106 Transaction not found.</w:t>
+            </w:r>
+          </w:p>
+          <w:p>
+            <w:r>
+              <w:rPr>
+                <w:color w:val="6A737D"/>
+                <w:sz w:val="15"/>
+                <w:szCs w:val="15"/>
+              </w:rPr>
+              <w:t xml:space="preserve">Inquiry (Action 14)</w:t>
+            </w:r>
+          </w:p>
+        </w:tc>
+        <w:tc>
+          <w:tcPr>
+            <w:tcW w:type="dxa" w:w="2580"/>
+            <w:tcBorders>
+              <w:top w:val="single" w:color="D0D7DE" w:sz="4"/>
+              <w:left w:val="single" w:color="D0D7DE" w:sz="4"/>
+              <w:bottom w:val="single" w:color="D0D7DE" w:sz="4"/>
+              <w:right w:val="single" w:color="D0D7DE" w:sz="4"/>
+            </w:tcBorders>
+            <w:tcMar>
+              <w:top w:type="dxa" w:w="60"/>
+              <w:left w:type="dxa" w:w="100"/>
+              <w:bottom w:type="dxa" w:w="60"/>
+              <w:right w:type="dxa" w:w="100"/>
+            </w:tcMar>
+          </w:tcPr>
+          <w:p>
+            <w:r>
+              <w:rPr>
+                <w:sz w:val="15"/>
+                <w:szCs w:val="15"/>
+              </w:rPr>
+              <w:t xml:space="preserve">None (not received by QPAY)</w:t>
+            </w:r>
+          </w:p>
+          <w:p>
+            <w:r>
+              <w:rPr>
+                <w:color w:val="6A737D"/>
+                <w:sz w:val="15"/>
+                <w:szCs w:val="15"/>
+              </w:rPr>
+              <w:t xml:space="preserve">No card entered</w:t>
+            </w:r>
+          </w:p>
+        </w:tc>
+        <w:tc>
+          <w:tcPr>
+            <w:tcW w:type="dxa" w:w="1446"/>
+            <w:tcBorders>
+              <w:top w:val="single" w:color="D0D7DE" w:sz="4"/>
+              <w:left w:val="single" w:color="D0D7DE" w:sz="4"/>
+              <w:bottom w:val="single" w:color="D0D7DE" w:sz="4"/>
+              <w:right w:val="single" w:color="D0D7DE" w:sz="4"/>
+            </w:tcBorders>
+            <w:tcMar>
+              <w:top w:type="dxa" w:w="60"/>
+              <w:left w:type="dxa" w:w="100"/>
+              <w:bottom w:type="dxa" w:w="60"/>
+              <w:right w:type="dxa" w:w="100"/>
+            </w:tcMar>
+          </w:tcPr>
+          <w:p>
+            <w:r>
+              <w:rPr>
+                <w:sz w:val="17"/>
+                <w:szCs w:val="17"/>
+              </w:rPr>
+              <w:t xml:space="preserve">21 Oct 2026 14:10</w:t>
+            </w:r>
+          </w:p>
+        </w:tc>
+      </w:tr>
+      <w:tr>
+        <w:trPr>
+          <w:cantSplit/>
+        </w:trPr>
+        <w:tc>
+          <w:tcPr>
+            <w:tcW w:type="dxa" w:w="2300"/>
+            <w:tcBorders>
+              <w:top w:val="single" w:color="D0D7DE" w:sz="4"/>
+              <w:left w:val="single" w:color="D0D7DE" w:sz="4"/>
+              <w:bottom w:val="single" w:color="D0D7DE" w:sz="4"/>
+              <w:right w:val="single" w:color="D0D7DE" w:sz="4"/>
+            </w:tcBorders>
+            <w:tcMar>
+              <w:top w:type="dxa" w:w="60"/>
+              <w:left w:type="dxa" w:w="100"/>
+              <w:bottom w:type="dxa" w:w="60"/>
+              <w:right w:type="dxa" w:w="100"/>
+            </w:tcMar>
+          </w:tcPr>
+          <w:p>
+            <w:r>
+              <w:rPr>
+                <w:sz w:val="15"/>
+                <w:szCs w:val="15"/>
+              </w:rPr>
+              <w:t xml:space="preserve">ATFH1BQWVNZHRINI3JAK</w:t>
+            </w:r>
+          </w:p>
+        </w:tc>
+        <w:tc>
+          <w:tcPr>
+            <w:tcW w:type="dxa" w:w="1000"/>
+            <w:tcBorders>
+              <w:top w:val="single" w:color="D0D7DE" w:sz="4"/>
+              <w:left w:val="single" w:color="D0D7DE" w:sz="4"/>
+              <w:bottom w:val="single" w:color="D0D7DE" w:sz="4"/>
+              <w:right w:val="single" w:color="D0D7DE" w:sz="4"/>
+            </w:tcBorders>
+            <w:tcMar>
+              <w:top w:type="dxa" w:w="60"/>
+              <w:left w:type="dxa" w:w="100"/>
+              <w:bottom w:type="dxa" w:w="60"/>
+              <w:right w:type="dxa" w:w="100"/>
+            </w:tcMar>
+          </w:tcPr>
+          <w:p>
+            <w:r>
+              <w:rPr>
+                <w:sz w:val="17"/>
+                <w:szCs w:val="17"/>
+              </w:rPr>
+              <w:t xml:space="preserve">QAR 1.00</w:t>
+            </w:r>
+          </w:p>
+        </w:tc>
+        <w:tc>
+          <w:tcPr>
+            <w:tcW w:type="dxa" w:w="1700"/>
+            <w:tcBorders>
+              <w:top w:val="single" w:color="D0D7DE" w:sz="4"/>
+              <w:left w:val="single" w:color="D0D7DE" w:sz="4"/>
+              <w:bottom w:val="single" w:color="D0D7DE" w:sz="4"/>
+              <w:right w:val="single" w:color="D0D7DE" w:sz="4"/>
+            </w:tcBorders>
+            <w:tcMar>
+              <w:top w:type="dxa" w:w="60"/>
+              <w:left w:type="dxa" w:w="100"/>
+              <w:bottom w:type="dxa" w:w="60"/>
+              <w:right w:type="dxa" w:w="100"/>
+            </w:tcMar>
+          </w:tcPr>
+          <w:p>
+            <w:r>
+              <w:rPr>
+                <w:sz w:val="17"/>
+                <w:szCs w:val="17"/>
+              </w:rPr>
+              <w:t xml:space="preserve">8106 Transaction not found.</w:t>
+            </w:r>
+          </w:p>
+          <w:p>
+            <w:r>
+              <w:rPr>
+                <w:color w:val="6A737D"/>
+                <w:sz w:val="15"/>
+                <w:szCs w:val="15"/>
+              </w:rPr>
+              <w:t xml:space="preserve">Inquiry (Action 14)</w:t>
+            </w:r>
+          </w:p>
+        </w:tc>
+        <w:tc>
+          <w:tcPr>
+            <w:tcW w:type="dxa" w:w="2580"/>
+            <w:tcBorders>
+              <w:top w:val="single" w:color="D0D7DE" w:sz="4"/>
+              <w:left w:val="single" w:color="D0D7DE" w:sz="4"/>
+              <w:bottom w:val="single" w:color="D0D7DE" w:sz="4"/>
+              <w:right w:val="single" w:color="D0D7DE" w:sz="4"/>
+            </w:tcBorders>
+            <w:tcMar>
+              <w:top w:type="dxa" w:w="60"/>
+              <w:left w:type="dxa" w:w="100"/>
+              <w:bottom w:type="dxa" w:w="60"/>
+              <w:right w:type="dxa" w:w="100"/>
+            </w:tcMar>
+          </w:tcPr>
+          <w:p>
+            <w:r>
+              <w:rPr>
+                <w:sz w:val="15"/>
+                <w:szCs w:val="15"/>
+              </w:rPr>
+              <w:t xml:space="preserve">None (not received by QPAY)</w:t>
+            </w:r>
+          </w:p>
+          <w:p>
+            <w:r>
+              <w:rPr>
+                <w:color w:val="6A737D"/>
+                <w:sz w:val="15"/>
+                <w:szCs w:val="15"/>
+              </w:rPr>
+              <w:t xml:space="preserve">No card entered</w:t>
+            </w:r>
+          </w:p>
+        </w:tc>
+        <w:tc>
+          <w:tcPr>
+            <w:tcW w:type="dxa" w:w="1446"/>
+            <w:tcBorders>
+              <w:top w:val="single" w:color="D0D7DE" w:sz="4"/>
+              <w:left w:val="single" w:color="D0D7DE" w:sz="4"/>
+              <w:bottom w:val="single" w:color="D0D7DE" w:sz="4"/>
+              <w:right w:val="single" w:color="D0D7DE" w:sz="4"/>
+            </w:tcBorders>
+            <w:tcMar>
+              <w:top w:type="dxa" w:w="60"/>
+              <w:left w:type="dxa" w:w="100"/>
+              <w:bottom w:type="dxa" w:w="60"/>
+              <w:right w:type="dxa" w:w="100"/>
+            </w:tcMar>
+          </w:tcPr>
+          <w:p>
+            <w:r>
+              <w:rPr>
+                <w:sz w:val="17"/>
+                <w:szCs w:val="17"/>
+              </w:rPr>
+              <w:t xml:space="preserve">21 Oct 2026 14:10</w:t>
+            </w:r>
+          </w:p>
+        </w:tc>
+      </w:tr>
+      <w:tr>
+        <w:trPr>
+          <w:cantSplit/>
+        </w:trPr>
+        <w:tc>
+          <w:tcPr>
+            <w:tcW w:type="dxa" w:w="2300"/>
+            <w:tcBorders>
+              <w:top w:val="single" w:color="D0D7DE" w:sz="4"/>
+              <w:left w:val="single" w:color="D0D7DE" w:sz="4"/>
+              <w:bottom w:val="single" w:color="D0D7DE" w:sz="4"/>
+              <w:right w:val="single" w:color="D0D7DE" w:sz="4"/>
+            </w:tcBorders>
+            <w:tcMar>
+              <w:top w:type="dxa" w:w="60"/>
+              <w:left w:type="dxa" w:w="100"/>
+              <w:bottom w:type="dxa" w:w="60"/>
+              <w:right w:type="dxa" w:w="100"/>
+            </w:tcMar>
+          </w:tcPr>
+          <w:p>
+            <w:r>
+              <w:rPr>
+                <w:sz w:val="15"/>
+                <w:szCs w:val="15"/>
+              </w:rPr>
+              <w:t xml:space="preserve">RURWV4YOSQ0H62IL8TKI</w:t>
+            </w:r>
+          </w:p>
+        </w:tc>
+        <w:tc>
+          <w:tcPr>
+            <w:tcW w:type="dxa" w:w="1000"/>
+            <w:tcBorders>
+              <w:top w:val="single" w:color="D0D7DE" w:sz="4"/>
+              <w:left w:val="single" w:color="D0D7DE" w:sz="4"/>
+              <w:bottom w:val="single" w:color="D0D7DE" w:sz="4"/>
+              <w:right w:val="single" w:color="D0D7DE" w:sz="4"/>
+            </w:tcBorders>
+            <w:tcMar>
+              <w:top w:type="dxa" w:w="60"/>
+              <w:left w:type="dxa" w:w="100"/>
+              <w:bottom w:type="dxa" w:w="60"/>
+              <w:right w:type="dxa" w:w="100"/>
+            </w:tcMar>
+          </w:tcPr>
+          <w:p>
+            <w:r>
+              <w:rPr>
+                <w:sz w:val="17"/>
+                <w:szCs w:val="17"/>
+              </w:rPr>
+              <w:t xml:space="preserve">QAR 1.00</w:t>
+            </w:r>
+          </w:p>
+        </w:tc>
+        <w:tc>
+          <w:tcPr>
+            <w:tcW w:type="dxa" w:w="1700"/>
+            <w:tcBorders>
+              <w:top w:val="single" w:color="D0D7DE" w:sz="4"/>
+              <w:left w:val="single" w:color="D0D7DE" w:sz="4"/>
+              <w:bottom w:val="single" w:color="D0D7DE" w:sz="4"/>
+              <w:right w:val="single" w:color="D0D7DE" w:sz="4"/>
+            </w:tcBorders>
+            <w:tcMar>
+              <w:top w:type="dxa" w:w="60"/>
+              <w:left w:type="dxa" w:w="100"/>
+              <w:bottom w:type="dxa" w:w="60"/>
+              <w:right w:type="dxa" w:w="100"/>
+            </w:tcMar>
+          </w:tcPr>
+          <w:p>
+            <w:r>
+              <w:rPr>
+                <w:sz w:val="17"/>
+                <w:szCs w:val="17"/>
+              </w:rPr>
+              <w:t xml:space="preserve">8106 Transaction not found.</w:t>
+            </w:r>
+          </w:p>
+          <w:p>
+            <w:r>
+              <w:rPr>
+                <w:color w:val="6A737D"/>
+                <w:sz w:val="15"/>
+                <w:szCs w:val="15"/>
+              </w:rPr>
+              <w:t xml:space="preserve">Inquiry (Action 14)</w:t>
+            </w:r>
+          </w:p>
+        </w:tc>
+        <w:tc>
+          <w:tcPr>
+            <w:tcW w:type="dxa" w:w="2580"/>
+            <w:tcBorders>
+              <w:top w:val="single" w:color="D0D7DE" w:sz="4"/>
+              <w:left w:val="single" w:color="D0D7DE" w:sz="4"/>
+              <w:bottom w:val="single" w:color="D0D7DE" w:sz="4"/>
+              <w:right w:val="single" w:color="D0D7DE" w:sz="4"/>
+            </w:tcBorders>
+            <w:tcMar>
+              <w:top w:type="dxa" w:w="60"/>
+              <w:left w:type="dxa" w:w="100"/>
+              <w:bottom w:type="dxa" w:w="60"/>
+              <w:right w:type="dxa" w:w="100"/>
+            </w:tcMar>
+          </w:tcPr>
+          <w:p>
+            <w:r>
+              <w:rPr>
+                <w:sz w:val="15"/>
+                <w:szCs w:val="15"/>
+              </w:rPr>
+              <w:t xml:space="preserve">None (not received by QPAY)</w:t>
+            </w:r>
+          </w:p>
+          <w:p>
+            <w:r>
+              <w:rPr>
+                <w:color w:val="6A737D"/>
+                <w:sz w:val="15"/>
+                <w:szCs w:val="15"/>
+              </w:rPr>
+              <w:t xml:space="preserve">No card entered</w:t>
+            </w:r>
+          </w:p>
+        </w:tc>
+        <w:tc>
+          <w:tcPr>
+            <w:tcW w:type="dxa" w:w="1446"/>
+            <w:tcBorders>
+              <w:top w:val="single" w:color="D0D7DE" w:sz="4"/>
+              <w:left w:val="single" w:color="D0D7DE" w:sz="4"/>
+              <w:bottom w:val="single" w:color="D0D7DE" w:sz="4"/>
+              <w:right w:val="single" w:color="D0D7DE" w:sz="4"/>
+            </w:tcBorders>
+            <w:tcMar>
+              <w:top w:type="dxa" w:w="60"/>
+              <w:left w:type="dxa" w:w="100"/>
+              <w:bottom w:type="dxa" w:w="60"/>
+              <w:right w:type="dxa" w:w="100"/>
+            </w:tcMar>
+          </w:tcPr>
+          <w:p>
+            <w:r>
+              <w:rPr>
+                <w:sz w:val="17"/>
+                <w:szCs w:val="17"/>
+              </w:rPr>
+              <w:t xml:space="preserve">21 Oct 2026 14:10</w:t>
+            </w:r>
+          </w:p>
+        </w:tc>
+      </w:tr>
+      <w:tr>
+        <w:trPr>
+          <w:cantSplit/>
+        </w:trPr>
+        <w:tc>
+          <w:tcPr>
+            <w:tcW w:type="dxa" w:w="2300"/>
+            <w:tcBorders>
+              <w:top w:val="single" w:color="D0D7DE" w:sz="4"/>
+              <w:left w:val="single" w:color="D0D7DE" w:sz="4"/>
+              <w:bottom w:val="single" w:color="D0D7DE" w:sz="4"/>
+              <w:right w:val="single" w:color="D0D7DE" w:sz="4"/>
+            </w:tcBorders>
+            <w:tcMar>
+              <w:top w:type="dxa" w:w="60"/>
+              <w:left w:type="dxa" w:w="100"/>
+              <w:bottom w:type="dxa" w:w="60"/>
+              <w:right w:type="dxa" w:w="100"/>
+            </w:tcMar>
+          </w:tcPr>
+          <w:p>
+            <w:r>
+              <w:rPr>
+                <w:sz w:val="15"/>
+                <w:szCs w:val="15"/>
+              </w:rPr>
+              <w:t xml:space="preserve">B1S4J2TAD0TVFVC9JNAU</w:t>
+            </w:r>
+          </w:p>
+        </w:tc>
+        <w:tc>
+          <w:tcPr>
+            <w:tcW w:type="dxa" w:w="1000"/>
+            <w:tcBorders>
+              <w:top w:val="single" w:color="D0D7DE" w:sz="4"/>
+              <w:left w:val="single" w:color="D0D7DE" w:sz="4"/>
+              <w:bottom w:val="single" w:color="D0D7DE" w:sz="4"/>
+              <w:right w:val="single" w:color="D0D7DE" w:sz="4"/>
+            </w:tcBorders>
+            <w:tcMar>
+              <w:top w:type="dxa" w:w="60"/>
+              <w:left w:type="dxa" w:w="100"/>
+              <w:bottom w:type="dxa" w:w="60"/>
+              <w:right w:type="dxa" w:w="100"/>
+            </w:tcMar>
+          </w:tcPr>
+          <w:p>
+            <w:r>
+              <w:rPr>
+                <w:sz w:val="17"/>
+                <w:szCs w:val="17"/>
+              </w:rPr>
+              <w:t xml:space="preserve">QAR 1.00</w:t>
+            </w:r>
+          </w:p>
+        </w:tc>
+        <w:tc>
+          <w:tcPr>
+            <w:tcW w:type="dxa" w:w="1700"/>
+            <w:tcBorders>
+              <w:top w:val="single" w:color="D0D7DE" w:sz="4"/>
+              <w:left w:val="single" w:color="D0D7DE" w:sz="4"/>
+              <w:bottom w:val="single" w:color="D0D7DE" w:sz="4"/>
+              <w:right w:val="single" w:color="D0D7DE" w:sz="4"/>
+            </w:tcBorders>
+            <w:tcMar>
+              <w:top w:type="dxa" w:w="60"/>
+              <w:left w:type="dxa" w:w="100"/>
+              <w:bottom w:type="dxa" w:w="60"/>
+              <w:right w:type="dxa" w:w="100"/>
+            </w:tcMar>
+          </w:tcPr>
+          <w:p>
+            <w:r>
+              <w:rPr>
+                <w:sz w:val="17"/>
+                <w:szCs w:val="17"/>
+              </w:rPr>
+              <w:t xml:space="preserve">8106 Transaction not found.</w:t>
+            </w:r>
+          </w:p>
+          <w:p>
+            <w:r>
+              <w:rPr>
+                <w:color w:val="6A737D"/>
+                <w:sz w:val="15"/>
+                <w:szCs w:val="15"/>
+              </w:rPr>
+              <w:t xml:space="preserve">Inquiry (Action 14)</w:t>
+            </w:r>
+          </w:p>
+        </w:tc>
+        <w:tc>
+          <w:tcPr>
+            <w:tcW w:type="dxa" w:w="2580"/>
+            <w:tcBorders>
+              <w:top w:val="single" w:color="D0D7DE" w:sz="4"/>
+              <w:left w:val="single" w:color="D0D7DE" w:sz="4"/>
+              <w:bottom w:val="single" w:color="D0D7DE" w:sz="4"/>
+              <w:right w:val="single" w:color="D0D7DE" w:sz="4"/>
+            </w:tcBorders>
+            <w:tcMar>
+              <w:top w:type="dxa" w:w="60"/>
+              <w:left w:type="dxa" w:w="100"/>
+              <w:bottom w:type="dxa" w:w="60"/>
+              <w:right w:type="dxa" w:w="100"/>
+            </w:tcMar>
+          </w:tcPr>
+          <w:p>
+            <w:r>
+              <w:rPr>
+                <w:sz w:val="15"/>
+                <w:szCs w:val="15"/>
+              </w:rPr>
+              <w:t xml:space="preserve">None (not received by QPAY)</w:t>
+            </w:r>
+          </w:p>
+          <w:p>
+            <w:r>
+              <w:rPr>
+                <w:color w:val="6A737D"/>
+                <w:sz w:val="15"/>
+                <w:szCs w:val="15"/>
+              </w:rPr>
+              <w:t xml:space="preserve">No card entered</w:t>
+            </w:r>
+          </w:p>
+        </w:tc>
+        <w:tc>
+          <w:tcPr>
+            <w:tcW w:type="dxa" w:w="1446"/>
+            <w:tcBorders>
+              <w:top w:val="single" w:color="D0D7DE" w:sz="4"/>
+              <w:left w:val="single" w:color="D0D7DE" w:sz="4"/>
+              <w:bottom w:val="single" w:color="D0D7DE" w:sz="4"/>
+              <w:right w:val="single" w:color="D0D7DE" w:sz="4"/>
+            </w:tcBorders>
+            <w:tcMar>
+              <w:top w:type="dxa" w:w="60"/>
+              <w:left w:type="dxa" w:w="100"/>
+              <w:bottom w:type="dxa" w:w="60"/>
+              <w:right w:type="dxa" w:w="100"/>
+            </w:tcMar>
+          </w:tcPr>
+          <w:p>
+            <w:r>
+              <w:rPr>
+                <w:sz w:val="17"/>
+                <w:szCs w:val="17"/>
+              </w:rPr>
+              <w:t xml:space="preserve">21 Oct 2026 14:10</w:t>
+            </w:r>
+          </w:p>
+        </w:tc>
+      </w:tr>
+      <w:tr>
+        <w:trPr>
+          <w:cantSplit/>
+        </w:trPr>
+        <w:tc>
+          <w:tcPr>
+            <w:tcW w:type="dxa" w:w="2300"/>
+            <w:tcBorders>
+              <w:top w:val="single" w:color="D0D7DE" w:sz="4"/>
+              <w:left w:val="single" w:color="D0D7DE" w:sz="4"/>
+              <w:bottom w:val="single" w:color="D0D7DE" w:sz="4"/>
+              <w:right w:val="single" w:color="D0D7DE" w:sz="4"/>
+            </w:tcBorders>
+            <w:tcMar>
+              <w:top w:type="dxa" w:w="60"/>
+              <w:left w:type="dxa" w:w="100"/>
+              <w:bottom w:type="dxa" w:w="60"/>
+              <w:right w:type="dxa" w:w="100"/>
+            </w:tcMar>
+          </w:tcPr>
+          <w:p>
+            <w:r>
+              <w:rPr>
+                <w:sz w:val="15"/>
+                <w:szCs w:val="15"/>
+              </w:rPr>
+              <w:t xml:space="preserve">RUXWONSSXHR5L4RJITSK</w:t>
+            </w:r>
+          </w:p>
+        </w:tc>
+        <w:tc>
+          <w:tcPr>
+            <w:tcW w:type="dxa" w:w="1000"/>
+            <w:tcBorders>
+              <w:top w:val="single" w:color="D0D7DE" w:sz="4"/>
+              <w:left w:val="single" w:color="D0D7DE" w:sz="4"/>
+              <w:bottom w:val="single" w:color="D0D7DE" w:sz="4"/>
+              <w:right w:val="single" w:color="D0D7DE" w:sz="4"/>
+            </w:tcBorders>
+            <w:tcMar>
+              <w:top w:type="dxa" w:w="60"/>
+              <w:left w:type="dxa" w:w="100"/>
+              <w:bottom w:type="dxa" w:w="60"/>
+              <w:right w:type="dxa" w:w="100"/>
+            </w:tcMar>
+          </w:tcPr>
+          <w:p>
+            <w:r>
+              <w:rPr>
+                <w:sz w:val="17"/>
+                <w:szCs w:val="17"/>
+              </w:rPr>
+              <w:t xml:space="preserve">QAR 1.00</w:t>
+            </w:r>
+          </w:p>
+        </w:tc>
+        <w:tc>
+          <w:tcPr>
+            <w:tcW w:type="dxa" w:w="1700"/>
+            <w:tcBorders>
+              <w:top w:val="single" w:color="D0D7DE" w:sz="4"/>
+              <w:left w:val="single" w:color="D0D7DE" w:sz="4"/>
+              <w:bottom w:val="single" w:color="D0D7DE" w:sz="4"/>
+              <w:right w:val="single" w:color="D0D7DE" w:sz="4"/>
+            </w:tcBorders>
+            <w:tcMar>
+              <w:top w:type="dxa" w:w="60"/>
+              <w:left w:type="dxa" w:w="100"/>
+              <w:bottom w:type="dxa" w:w="60"/>
+              <w:right w:type="dxa" w:w="100"/>
+            </w:tcMar>
+          </w:tcPr>
+          <w:p>
+            <w:r>
+              <w:rPr>
+                <w:sz w:val="17"/>
+                <w:szCs w:val="17"/>
+              </w:rPr>
+              <w:t xml:space="preserve">3000 Payment Failed</w:t>
+            </w:r>
+          </w:p>
+          <w:p>
+            <w:r>
+              <w:rPr>
+                <w:color w:val="6A737D"/>
+                <w:sz w:val="15"/>
+                <w:szCs w:val="15"/>
+              </w:rPr>
+              <w:t xml:space="preserve">Payment response (browser return)</w:t>
+            </w:r>
+          </w:p>
+        </w:tc>
+        <w:tc>
+          <w:tcPr>
+            <w:tcW w:type="dxa" w:w="2580"/>
+            <w:tcBorders>
+              <w:top w:val="single" w:color="D0D7DE" w:sz="4"/>
+              <w:left w:val="single" w:color="D0D7DE" w:sz="4"/>
+              <w:bottom w:val="single" w:color="D0D7DE" w:sz="4"/>
+              <w:right w:val="single" w:color="D0D7DE" w:sz="4"/>
+            </w:tcBorders>
+            <w:tcMar>
+              <w:top w:type="dxa" w:w="60"/>
+              <w:left w:type="dxa" w:w="100"/>
+              <w:bottom w:type="dxa" w:w="60"/>
+              <w:right w:type="dxa" w:w="100"/>
+            </w:tcMar>
+          </w:tcPr>
+          <w:p>
+            <w:r>
+              <w:rPr>
+                <w:sz w:val="15"/>
+                <w:szCs w:val="15"/>
+              </w:rPr>
+              <w:t xml:space="preserve">202610211114405652395366352</w:t>
+            </w:r>
+          </w:p>
+          <w:p>
+            <w:r>
+              <w:rPr>
+                <w:color w:val="6A737D"/>
+                <w:sz w:val="15"/>
+                <w:szCs w:val="15"/>
+              </w:rPr>
+              <w:t xml:space="preserve">Card 434204******8164</w:t>
+            </w:r>
+          </w:p>
+        </w:tc>
+        <w:tc>
+          <w:tcPr>
+            <w:tcW w:type="dxa" w:w="1446"/>
+            <w:tcBorders>
+              <w:top w:val="single" w:color="D0D7DE" w:sz="4"/>
+              <w:left w:val="single" w:color="D0D7DE" w:sz="4"/>
+              <w:bottom w:val="single" w:color="D0D7DE" w:sz="4"/>
+              <w:right w:val="single" w:color="D0D7DE" w:sz="4"/>
+            </w:tcBorders>
+            <w:tcMar>
+              <w:top w:type="dxa" w:w="60"/>
+              <w:left w:type="dxa" w:w="100"/>
+              <w:bottom w:type="dxa" w:w="60"/>
+              <w:right w:type="dxa" w:w="100"/>
+            </w:tcMar>
+          </w:tcPr>
+          <w:p>
+            <w:r>
+              <w:rPr>
+                <w:sz w:val="17"/>
+                <w:szCs w:val="17"/>
+              </w:rPr>
+              <w:t xml:space="preserve">21 Oct 2026 14:15</w:t>
+            </w:r>
+          </w:p>
+        </w:tc>
+      </w:tr>
+      <w:tr>
+        <w:trPr>
+          <w:cantSplit/>
+        </w:trPr>
+        <w:tc>
+          <w:tcPr>
+            <w:tcW w:type="dxa" w:w="2300"/>
+            <w:tcBorders>
+              <w:top w:val="single" w:color="D0D7DE" w:sz="4"/>
+              <w:left w:val="single" w:color="D0D7DE" w:sz="4"/>
+              <w:bottom w:val="single" w:color="D0D7DE" w:sz="4"/>
+              <w:right w:val="single" w:color="D0D7DE" w:sz="4"/>
+            </w:tcBorders>
+            <w:tcMar>
+              <w:top w:type="dxa" w:w="60"/>
+              <w:left w:type="dxa" w:w="100"/>
+              <w:bottom w:type="dxa" w:w="60"/>
+              <w:right w:type="dxa" w:w="100"/>
+            </w:tcMar>
+          </w:tcPr>
+          <w:p>
+            <w:r>
+              <w:rPr>
+                <w:sz w:val="15"/>
+                <w:szCs w:val="15"/>
+              </w:rPr>
+              <w:t xml:space="preserve">TWMQVARQUQT01GFIF6UE</w:t>
+            </w:r>
+          </w:p>
+        </w:tc>
+        <w:tc>
+          <w:tcPr>
+            <w:tcW w:type="dxa" w:w="1000"/>
+            <w:tcBorders>
+              <w:top w:val="single" w:color="D0D7DE" w:sz="4"/>
+              <w:left w:val="single" w:color="D0D7DE" w:sz="4"/>
+              <w:bottom w:val="single" w:color="D0D7DE" w:sz="4"/>
+              <w:right w:val="single" w:color="D0D7DE" w:sz="4"/>
+            </w:tcBorders>
+            <w:tcMar>
+              <w:top w:type="dxa" w:w="60"/>
+              <w:left w:type="dxa" w:w="100"/>
+              <w:bottom w:type="dxa" w:w="60"/>
+              <w:right w:type="dxa" w:w="100"/>
+            </w:tcMar>
+          </w:tcPr>
+          <w:p>
+            <w:r>
+              <w:rPr>
+                <w:sz w:val="17"/>
+                <w:szCs w:val="17"/>
+              </w:rPr>
+              <w:t xml:space="preserve">QAR 1.00</w:t>
+            </w:r>
+          </w:p>
+        </w:tc>
+        <w:tc>
+          <w:tcPr>
+            <w:tcW w:type="dxa" w:w="1700"/>
+            <w:tcBorders>
+              <w:top w:val="single" w:color="D0D7DE" w:sz="4"/>
+              <w:left w:val="single" w:color="D0D7DE" w:sz="4"/>
+              <w:bottom w:val="single" w:color="D0D7DE" w:sz="4"/>
+              <w:right w:val="single" w:color="D0D7DE" w:sz="4"/>
+            </w:tcBorders>
+            <w:tcMar>
+              <w:top w:type="dxa" w:w="60"/>
+              <w:left w:type="dxa" w:w="100"/>
+              <w:bottom w:type="dxa" w:w="60"/>
+              <w:right w:type="dxa" w:w="100"/>
+            </w:tcMar>
+          </w:tcPr>
+          <w:p>
+            <w:r>
+              <w:rPr>
+                <w:sz w:val="17"/>
+                <w:szCs w:val="17"/>
+              </w:rPr>
+              <w:t xml:space="preserve">3000 Payment Failed</w:t>
+            </w:r>
+          </w:p>
+          <w:p>
+            <w:r>
+              <w:rPr>
+                <w:color w:val="6A737D"/>
+                <w:sz w:val="15"/>
+                <w:szCs w:val="15"/>
+              </w:rPr>
+              <w:t xml:space="preserve">Payment response (browser return)</w:t>
+            </w:r>
+          </w:p>
+        </w:tc>
+        <w:tc>
+          <w:tcPr>
+            <w:tcW w:type="dxa" w:w="2580"/>
+            <w:tcBorders>
+              <w:top w:val="single" w:color="D0D7DE" w:sz="4"/>
+              <w:left w:val="single" w:color="D0D7DE" w:sz="4"/>
+              <w:bottom w:val="single" w:color="D0D7DE" w:sz="4"/>
+              <w:right w:val="single" w:color="D0D7DE" w:sz="4"/>
+            </w:tcBorders>
+            <w:tcMar>
+              <w:top w:type="dxa" w:w="60"/>
+              <w:left w:type="dxa" w:w="100"/>
+              <w:bottom w:type="dxa" w:w="60"/>
+              <w:right w:type="dxa" w:w="100"/>
+            </w:tcMar>
+          </w:tcPr>
+          <w:p>
+            <w:r>
+              <w:rPr>
+                <w:sz w:val="15"/>
+                <w:szCs w:val="15"/>
+              </w:rPr>
+              <w:t xml:space="preserve">202610211135538318409341112</w:t>
+            </w:r>
+          </w:p>
+          <w:p>
+            <w:r>
+              <w:rPr>
+                <w:color w:val="6A737D"/>
+                <w:sz w:val="15"/>
+                <w:szCs w:val="15"/>
+              </w:rPr>
+              <w:t xml:space="preserve">Card 471354******4772</w:t>
+            </w:r>
+          </w:p>
+        </w:tc>
+        <w:tc>
+          <w:tcPr>
+            <w:tcW w:type="dxa" w:w="1446"/>
+            <w:tcBorders>
+              <w:top w:val="single" w:color="D0D7DE" w:sz="4"/>
+              <w:left w:val="single" w:color="D0D7DE" w:sz="4"/>
+              <w:bottom w:val="single" w:color="D0D7DE" w:sz="4"/>
+              <w:right w:val="single" w:color="D0D7DE" w:sz="4"/>
+            </w:tcBorders>
+            <w:tcMar>
+              <w:top w:type="dxa" w:w="60"/>
+              <w:left w:type="dxa" w:w="100"/>
+              <w:bottom w:type="dxa" w:w="60"/>
+              <w:right w:type="dxa" w:w="100"/>
+            </w:tcMar>
+          </w:tcPr>
+          <w:p>
+            <w:r>
+              <w:rPr>
+                <w:sz w:val="17"/>
+                <w:szCs w:val="17"/>
+              </w:rPr>
+              <w:t xml:space="preserve">21 Oct 2026 14:37</w:t>
+            </w:r>
+          </w:p>
+        </w:tc>
+      </w:tr>
+    </w:tbl>
+    <w:p>
+      <w:pPr>
+        <w:spacing w:before="80" w:after="120"/>
+      </w:pPr>
+      <w:r>
+        <w:rPr>
+          <w:color w:val="6A737D"/>
+          <w:sz w:val="15"/>
+          <w:szCs w:val="15"/>
+        </w:rPr>
+        <w:t xml:space="preserve">Failure codes seen: 3000 Payment Failed (card payment declined); 2996 Payment Cancelled (cancelled on the QPAY page); 2992 Payment Status-Time out (payment timed out at QPAY; settled by Inquiry); 8106 Transaction not found (QPAY has no record of the payment; settled by Inquiry after 20 minutes). No money was taken on any failed transaction.</w:t>
+      </w:r>
+    </w:p>
     <w:p>
       <w:pPr>
         <w:spacing w:after="80"/>
